--- a/Licenta.docx
+++ b/Licenta.docx
@@ -1,6 +1,6 @@
 
 <file path=word/document.xml><?xml version="1.0" encoding="utf-8"?>
-<w:document xmlns:wpc="http://schemas.microsoft.com/office/word/2010/wordprocessingCanvas" xmlns:cx="http://schemas.microsoft.com/office/drawing/2014/chartex" xmlns:cx1="http://schemas.microsoft.com/office/drawing/2015/9/8/chartex" xmlns:cx2="http://schemas.microsoft.com/office/drawing/2015/10/21/chartex" xmlns:cx3="http://schemas.microsoft.com/office/drawing/2016/5/9/chartex" xmlns:cx4="http://schemas.microsoft.com/office/drawing/2016/5/10/chartex" xmlns:cx5="http://schemas.microsoft.com/office/drawing/2016/5/11/chartex" xmlns:cx6="http://schemas.microsoft.com/office/drawing/2016/5/12/chartex" xmlns:cx7="http://schemas.microsoft.com/office/drawing/2016/5/13/chartex" xmlns:cx8="http://schemas.microsoft.com/office/drawing/2016/5/14/chartex" xmlns:mc="http://schemas.openxmlformats.org/markup-compatibility/2006" xmlns:aink="http://schemas.microsoft.com/office/drawing/2016/ink" xmlns:am3d="http://schemas.microsoft.com/office/drawing/2017/model3d" xmlns:o="urn:schemas-microsoft-com:office:office" xmlns:r="http://schemas.openxmlformats.org/officeDocument/2006/relationships" xmlns:m="http://schemas.openxmlformats.org/officeDocument/2006/math" xmlns:v="urn:schemas-microsoft-com:vml" xmlns:wp14="http://schemas.microsoft.com/office/word/2010/wordprocessingDrawing" xmlns:wp="http://schemas.openxmlformats.org/drawingml/2006/wordprocessingDrawing" xmlns:w10="urn:schemas-microsoft-com:office:word" xmlns:w="http://schemas.openxmlformats.org/wordprocessingml/2006/main" xmlns:w14="http://schemas.microsoft.com/office/word/2010/wordml" xmlns:w15="http://schemas.microsoft.com/office/word/2012/wordml" xmlns:w16cex="http://schemas.microsoft.com/office/word/2018/wordml/cex" xmlns:w16cid="http://schemas.microsoft.com/office/word/2016/wordml/cid" xmlns:w16="http://schemas.microsoft.com/office/word/2018/wordml" xmlns:w16sdtdh="http://schemas.microsoft.com/office/word/2020/wordml/sdtdatahash" xmlns:w16se="http://schemas.microsoft.com/office/word/2015/wordml/symex" xmlns:wpg="http://schemas.microsoft.com/office/word/2010/wordprocessingGroup" xmlns:wpi="http://schemas.microsoft.com/office/word/2010/wordprocessingInk" xmlns:wne="http://schemas.microsoft.com/office/word/2006/wordml" xmlns:wps="http://schemas.microsoft.com/office/word/2010/wordprocessingShape" mc:Ignorable="w14 w15 w16se w16cid w16 w16cex w16sdtdh wp14">
+<w:document xmlns:wpc="http://schemas.microsoft.com/office/word/2010/wordprocessingCanvas" xmlns:cx="http://schemas.microsoft.com/office/drawing/2014/chartex" xmlns:cx1="http://schemas.microsoft.com/office/drawing/2015/9/8/chartex" xmlns:cx2="http://schemas.microsoft.com/office/drawing/2015/10/21/chartex" xmlns:cx3="http://schemas.microsoft.com/office/drawing/2016/5/9/chartex" xmlns:cx4="http://schemas.microsoft.com/office/drawing/2016/5/10/chartex" xmlns:cx5="http://schemas.microsoft.com/office/drawing/2016/5/11/chartex" xmlns:cx6="http://schemas.microsoft.com/office/drawing/2016/5/12/chartex" xmlns:cx7="http://schemas.microsoft.com/office/drawing/2016/5/13/chartex" xmlns:cx8="http://schemas.microsoft.com/office/drawing/2016/5/14/chartex" xmlns:mc="http://schemas.openxmlformats.org/markup-compatibility/2006" xmlns:aink="http://schemas.microsoft.com/office/drawing/2016/ink" xmlns:am3d="http://schemas.microsoft.com/office/drawing/2017/model3d" xmlns:o="urn:schemas-microsoft-com:office:office" xmlns:oel="http://schemas.microsoft.com/office/2019/extlst" xmlns:r="http://schemas.openxmlformats.org/officeDocument/2006/relationships" xmlns:m="http://schemas.openxmlformats.org/officeDocument/2006/math" xmlns:v="urn:schemas-microsoft-com:vml" xmlns:wp14="http://schemas.microsoft.com/office/word/2010/wordprocessingDrawing" xmlns:wp="http://schemas.openxmlformats.org/drawingml/2006/wordprocessingDrawing" xmlns:w10="urn:schemas-microsoft-com:office:word" xmlns:w="http://schemas.openxmlformats.org/wordprocessingml/2006/main" xmlns:w14="http://schemas.microsoft.com/office/word/2010/wordml" xmlns:w15="http://schemas.microsoft.com/office/word/2012/wordml" xmlns:w16cex="http://schemas.microsoft.com/office/word/2018/wordml/cex" xmlns:w16cid="http://schemas.microsoft.com/office/word/2016/wordml/cid" xmlns:w16="http://schemas.microsoft.com/office/word/2018/wordml" xmlns:w16du="http://schemas.microsoft.com/office/word/2023/wordml/word16du" xmlns:w16sdtdh="http://schemas.microsoft.com/office/word/2020/wordml/sdtdatahash" xmlns:w16sdtfl="http://schemas.microsoft.com/office/word/2024/wordml/sdtformatlock" xmlns:w16se="http://schemas.microsoft.com/office/word/2015/wordml/symex" xmlns:wpg="http://schemas.microsoft.com/office/word/2010/wordprocessingGroup" xmlns:wpi="http://schemas.microsoft.com/office/word/2010/wordprocessingInk" xmlns:wne="http://schemas.microsoft.com/office/word/2006/wordml" xmlns:wps="http://schemas.microsoft.com/office/word/2010/wordprocessingShape" mc:Ignorable="w14 w15 w16se w16cid w16 w16cex w16sdtdh w16sdtfl w16du wp14">
   <w:body>
     <w:p>
       <w:pPr>
@@ -42,6 +42,7 @@
           <w:shd w:val="clear" w:color="auto" w:fill="FFFFFF"/>
         </w:rPr>
       </w:pPr>
+      <w:proofErr w:type="spellStart"/>
       <w:r>
         <w:rPr>
           <w:rFonts w:ascii="Times New Roman" w:eastAsia="Times New Roman" w:hAnsi="Times New Roman" w:cs="Times New Roman"/>
@@ -51,8 +52,129 @@
           <w:szCs w:val="24"/>
           <w:shd w:val="clear" w:color="auto" w:fill="FFFFFF"/>
         </w:rPr>
-        <w:t>Facultatea de Cibernetică, Statistică şi Informatică Economică</w:t>
-      </w:r>
+        <w:t>Facultatea</w:t>
+      </w:r>
+      <w:proofErr w:type="spellEnd"/>
+      <w:r>
+        <w:rPr>
+          <w:rFonts w:ascii="Times New Roman" w:eastAsia="Times New Roman" w:hAnsi="Times New Roman" w:cs="Times New Roman"/>
+          <w:color w:val="000000"/>
+          <w:spacing w:val="2"/>
+          <w:sz w:val="24"/>
+          <w:szCs w:val="24"/>
+          <w:shd w:val="clear" w:color="auto" w:fill="FFFFFF"/>
+        </w:rPr>
+        <w:t xml:space="preserve"> de </w:t>
+      </w:r>
+      <w:proofErr w:type="spellStart"/>
+      <w:r>
+        <w:rPr>
+          <w:rFonts w:ascii="Times New Roman" w:eastAsia="Times New Roman" w:hAnsi="Times New Roman" w:cs="Times New Roman"/>
+          <w:color w:val="000000"/>
+          <w:spacing w:val="2"/>
+          <w:sz w:val="24"/>
+          <w:szCs w:val="24"/>
+          <w:shd w:val="clear" w:color="auto" w:fill="FFFFFF"/>
+        </w:rPr>
+        <w:t>Cibernetică</w:t>
+      </w:r>
+      <w:proofErr w:type="spellEnd"/>
+      <w:r>
+        <w:rPr>
+          <w:rFonts w:ascii="Times New Roman" w:eastAsia="Times New Roman" w:hAnsi="Times New Roman" w:cs="Times New Roman"/>
+          <w:color w:val="000000"/>
+          <w:spacing w:val="2"/>
+          <w:sz w:val="24"/>
+          <w:szCs w:val="24"/>
+          <w:shd w:val="clear" w:color="auto" w:fill="FFFFFF"/>
+        </w:rPr>
+        <w:t xml:space="preserve">, </w:t>
+      </w:r>
+      <w:proofErr w:type="spellStart"/>
+      <w:r>
+        <w:rPr>
+          <w:rFonts w:ascii="Times New Roman" w:eastAsia="Times New Roman" w:hAnsi="Times New Roman" w:cs="Times New Roman"/>
+          <w:color w:val="000000"/>
+          <w:spacing w:val="2"/>
+          <w:sz w:val="24"/>
+          <w:szCs w:val="24"/>
+          <w:shd w:val="clear" w:color="auto" w:fill="FFFFFF"/>
+        </w:rPr>
+        <w:t>Statistică</w:t>
+      </w:r>
+      <w:proofErr w:type="spellEnd"/>
+      <w:r>
+        <w:rPr>
+          <w:rFonts w:ascii="Times New Roman" w:eastAsia="Times New Roman" w:hAnsi="Times New Roman" w:cs="Times New Roman"/>
+          <w:color w:val="000000"/>
+          <w:spacing w:val="2"/>
+          <w:sz w:val="24"/>
+          <w:szCs w:val="24"/>
+          <w:shd w:val="clear" w:color="auto" w:fill="FFFFFF"/>
+        </w:rPr>
+        <w:t xml:space="preserve"> </w:t>
+      </w:r>
+      <w:proofErr w:type="spellStart"/>
+      <w:r>
+        <w:rPr>
+          <w:rFonts w:ascii="Times New Roman" w:eastAsia="Times New Roman" w:hAnsi="Times New Roman" w:cs="Times New Roman"/>
+          <w:color w:val="000000"/>
+          <w:spacing w:val="2"/>
+          <w:sz w:val="24"/>
+          <w:szCs w:val="24"/>
+          <w:shd w:val="clear" w:color="auto" w:fill="FFFFFF"/>
+        </w:rPr>
+        <w:t>şi</w:t>
+      </w:r>
+      <w:proofErr w:type="spellEnd"/>
+      <w:r>
+        <w:rPr>
+          <w:rFonts w:ascii="Times New Roman" w:eastAsia="Times New Roman" w:hAnsi="Times New Roman" w:cs="Times New Roman"/>
+          <w:color w:val="000000"/>
+          <w:spacing w:val="2"/>
+          <w:sz w:val="24"/>
+          <w:szCs w:val="24"/>
+          <w:shd w:val="clear" w:color="auto" w:fill="FFFFFF"/>
+        </w:rPr>
+        <w:t xml:space="preserve"> </w:t>
+      </w:r>
+      <w:proofErr w:type="spellStart"/>
+      <w:r>
+        <w:rPr>
+          <w:rFonts w:ascii="Times New Roman" w:eastAsia="Times New Roman" w:hAnsi="Times New Roman" w:cs="Times New Roman"/>
+          <w:color w:val="000000"/>
+          <w:spacing w:val="2"/>
+          <w:sz w:val="24"/>
+          <w:szCs w:val="24"/>
+          <w:shd w:val="clear" w:color="auto" w:fill="FFFFFF"/>
+        </w:rPr>
+        <w:t>Informatică</w:t>
+      </w:r>
+      <w:proofErr w:type="spellEnd"/>
+      <w:r>
+        <w:rPr>
+          <w:rFonts w:ascii="Times New Roman" w:eastAsia="Times New Roman" w:hAnsi="Times New Roman" w:cs="Times New Roman"/>
+          <w:color w:val="000000"/>
+          <w:spacing w:val="2"/>
+          <w:sz w:val="24"/>
+          <w:szCs w:val="24"/>
+          <w:shd w:val="clear" w:color="auto" w:fill="FFFFFF"/>
+        </w:rPr>
+        <w:t xml:space="preserve"> </w:t>
+      </w:r>
+      <w:proofErr w:type="spellStart"/>
+      <w:r>
+        <w:rPr>
+          <w:rFonts w:ascii="Times New Roman" w:eastAsia="Times New Roman" w:hAnsi="Times New Roman" w:cs="Times New Roman"/>
+          <w:color w:val="000000"/>
+          <w:spacing w:val="2"/>
+          <w:sz w:val="24"/>
+          <w:szCs w:val="24"/>
+          <w:shd w:val="clear" w:color="auto" w:fill="FFFFFF"/>
+        </w:rPr>
+        <w:t>Economică</w:t>
+      </w:r>
+      <w:proofErr w:type="spellEnd"/>
     </w:p>
     <w:p>
       <w:pPr>
@@ -67,6 +189,7 @@
           <w:shd w:val="clear" w:color="auto" w:fill="FFFFFF"/>
         </w:rPr>
       </w:pPr>
+      <w:proofErr w:type="spellStart"/>
       <w:r>
         <w:rPr>
           <w:rFonts w:ascii="Times New Roman" w:eastAsia="Times New Roman" w:hAnsi="Times New Roman" w:cs="Times New Roman"/>
@@ -76,8 +199,57 @@
           <w:szCs w:val="24"/>
           <w:shd w:val="clear" w:color="auto" w:fill="FFFFFF"/>
         </w:rPr>
-        <w:t>Specializarea: Informatică Economică</w:t>
-      </w:r>
+        <w:t>Specializarea</w:t>
+      </w:r>
+      <w:proofErr w:type="spellEnd"/>
+      <w:r>
+        <w:rPr>
+          <w:rFonts w:ascii="Times New Roman" w:eastAsia="Times New Roman" w:hAnsi="Times New Roman" w:cs="Times New Roman"/>
+          <w:color w:val="000000"/>
+          <w:spacing w:val="2"/>
+          <w:sz w:val="24"/>
+          <w:szCs w:val="24"/>
+          <w:shd w:val="clear" w:color="auto" w:fill="FFFFFF"/>
+        </w:rPr>
+        <w:t xml:space="preserve">: </w:t>
+      </w:r>
+      <w:proofErr w:type="spellStart"/>
+      <w:r>
+        <w:rPr>
+          <w:rFonts w:ascii="Times New Roman" w:eastAsia="Times New Roman" w:hAnsi="Times New Roman" w:cs="Times New Roman"/>
+          <w:color w:val="000000"/>
+          <w:spacing w:val="2"/>
+          <w:sz w:val="24"/>
+          <w:szCs w:val="24"/>
+          <w:shd w:val="clear" w:color="auto" w:fill="FFFFFF"/>
+        </w:rPr>
+        <w:t>Informatică</w:t>
+      </w:r>
+      <w:proofErr w:type="spellEnd"/>
+      <w:r>
+        <w:rPr>
+          <w:rFonts w:ascii="Times New Roman" w:eastAsia="Times New Roman" w:hAnsi="Times New Roman" w:cs="Times New Roman"/>
+          <w:color w:val="000000"/>
+          <w:spacing w:val="2"/>
+          <w:sz w:val="24"/>
+          <w:szCs w:val="24"/>
+          <w:shd w:val="clear" w:color="auto" w:fill="FFFFFF"/>
+        </w:rPr>
+        <w:t xml:space="preserve"> </w:t>
+      </w:r>
+      <w:proofErr w:type="spellStart"/>
+      <w:r>
+        <w:rPr>
+          <w:rFonts w:ascii="Times New Roman" w:eastAsia="Times New Roman" w:hAnsi="Times New Roman" w:cs="Times New Roman"/>
+          <w:color w:val="000000"/>
+          <w:spacing w:val="2"/>
+          <w:sz w:val="24"/>
+          <w:szCs w:val="24"/>
+          <w:shd w:val="clear" w:color="auto" w:fill="FFFFFF"/>
+        </w:rPr>
+        <w:t>Economică</w:t>
+      </w:r>
+      <w:proofErr w:type="spellEnd"/>
     </w:p>
     <w:p>
       <w:pPr>
@@ -122,14 +294,19 @@
       </w:pPr>
       <w:r>
         <w:rPr>
-          <w:rFonts w:ascii="Times New Roman" w:hAnsi="Times New Roman" w:cs="Times New Roman"/>
+          <w:rFonts w:ascii="Times New Roman" w:eastAsia="Times New Roman" w:hAnsi="Times New Roman" w:cs="Times New Roman"/>
           <w:noProof/>
+          <w:color w:val="000000"/>
+          <w:spacing w:val="2"/>
+          <w:sz w:val="24"/>
+          <w:szCs w:val="24"/>
+          <w:shd w:val="clear" w:color="auto" w:fill="FFFFFF"/>
         </w:rPr>
         <w:drawing>
-          <wp:inline distT="0" distB="0" distL="0" distR="0" wp14:anchorId="4F63CAD5" wp14:editId="426935AE">
-            <wp:extent cx="1558962" cy="1206500"/>
-            <wp:effectExtent l="0" t="0" r="3175" b="0"/>
-            <wp:docPr id="1" name="Picture 1"/>
+          <wp:inline distT="0" distB="0" distL="0" distR="0" wp14:anchorId="1DE7D1D9" wp14:editId="147284E0">
+            <wp:extent cx="1192530" cy="954405"/>
+            <wp:effectExtent l="0" t="0" r="7620" b="0"/>
+            <wp:docPr id="1968969818" name="Picture 2"/>
             <wp:cNvGraphicFramePr>
               <a:graphicFrameLocks xmlns:a="http://schemas.openxmlformats.org/drawingml/2006/main" noChangeAspect="1"/>
             </wp:cNvGraphicFramePr>
@@ -137,7 +314,7 @@
               <a:graphicData uri="http://schemas.openxmlformats.org/drawingml/2006/picture">
                 <pic:pic xmlns:pic="http://schemas.openxmlformats.org/drawingml/2006/picture">
                   <pic:nvPicPr>
-                    <pic:cNvPr id="0" name="Picture 12"/>
+                    <pic:cNvPr id="0" name="Picture 2"/>
                     <pic:cNvPicPr>
                       <a:picLocks noChangeAspect="1" noChangeArrowheads="1"/>
                     </pic:cNvPicPr>
@@ -158,7 +335,7 @@
                   <pic:spPr bwMode="auto">
                     <a:xfrm>
                       <a:off x="0" y="0"/>
-                      <a:ext cx="1580620" cy="1223261"/>
+                      <a:ext cx="1192530" cy="954405"/>
                     </a:xfrm>
                     <a:prstGeom prst="rect">
                       <a:avLst/>
@@ -220,20 +397,6 @@
     <w:p>
       <w:pPr>
         <w:spacing w:after="0" w:line="240" w:lineRule="auto"/>
-        <w:jc w:val="center"/>
-        <w:rPr>
-          <w:rFonts w:ascii="Times New Roman" w:eastAsia="Times New Roman" w:hAnsi="Times New Roman" w:cs="Times New Roman"/>
-          <w:color w:val="000000"/>
-          <w:spacing w:val="2"/>
-          <w:sz w:val="24"/>
-          <w:szCs w:val="24"/>
-          <w:shd w:val="clear" w:color="auto" w:fill="FFFFFF"/>
-        </w:rPr>
-      </w:pPr>
-    </w:p>
-    <w:p>
-      <w:pPr>
-        <w:spacing w:after="0" w:line="240" w:lineRule="auto"/>
         <w:rPr>
           <w:rFonts w:ascii="Times New Roman" w:eastAsia="Times New Roman" w:hAnsi="Times New Roman" w:cs="Times New Roman"/>
           <w:color w:val="000000"/>
@@ -286,6 +449,7 @@
           <w:lang w:val="ro-RO"/>
         </w:rPr>
       </w:pPr>
+      <w:proofErr w:type="spellStart"/>
       <w:r>
         <w:rPr>
           <w:rFonts w:ascii="Times New Roman" w:eastAsia="Times New Roman" w:hAnsi="Times New Roman" w:cs="Times New Roman"/>
@@ -297,8 +461,9 @@
           <w:szCs w:val="48"/>
           <w:shd w:val="clear" w:color="auto" w:fill="FFFFFF"/>
         </w:rPr>
-        <w:t>Lucrare de licenţ</w:t>
-      </w:r>
+        <w:t>Lucrare</w:t>
+      </w:r>
+      <w:proofErr w:type="spellEnd"/>
       <w:r>
         <w:rPr>
           <w:rFonts w:ascii="Times New Roman" w:eastAsia="Times New Roman" w:hAnsi="Times New Roman" w:cs="Times New Roman"/>
@@ -310,11 +475,10 @@
           <w:szCs w:val="48"/>
           <w:shd w:val="clear" w:color="auto" w:fill="FFFFFF"/>
         </w:rPr>
-        <w:t>ă</w:t>
-      </w:r>
-    </w:p>
-    <w:p>
-      <w:pPr>
+        <w:t xml:space="preserve"> de </w:t>
+      </w:r>
+      <w:proofErr w:type="spellStart"/>
+      <w:r>
         <w:rPr>
           <w:rFonts w:ascii="Times New Roman" w:eastAsia="Times New Roman" w:hAnsi="Times New Roman" w:cs="Times New Roman"/>
           <w:b/>
@@ -325,10 +489,9 @@
           <w:szCs w:val="48"/>
           <w:shd w:val="clear" w:color="auto" w:fill="FFFFFF"/>
         </w:rPr>
-      </w:pPr>
-    </w:p>
-    <w:p>
-      <w:pPr>
+        <w:t>licenţ</w:t>
+      </w:r>
+      <w:r>
         <w:rPr>
           <w:rFonts w:ascii="Times New Roman" w:eastAsia="Times New Roman" w:hAnsi="Times New Roman" w:cs="Times New Roman"/>
           <w:b/>
@@ -339,16 +502,20 @@
           <w:szCs w:val="48"/>
           <w:shd w:val="clear" w:color="auto" w:fill="FFFFFF"/>
         </w:rPr>
-      </w:pPr>
+        <w:t>ă</w:t>
+      </w:r>
+      <w:proofErr w:type="spellEnd"/>
     </w:p>
     <w:p>
       <w:pPr>
         <w:rPr>
           <w:rFonts w:ascii="Times New Roman" w:eastAsia="Times New Roman" w:hAnsi="Times New Roman" w:cs="Times New Roman"/>
+          <w:b/>
+          <w:bCs/>
           <w:color w:val="000000"/>
           <w:spacing w:val="-2"/>
-          <w:sz w:val="24"/>
-          <w:szCs w:val="24"/>
+          <w:sz w:val="48"/>
+          <w:szCs w:val="48"/>
           <w:shd w:val="clear" w:color="auto" w:fill="FFFFFF"/>
         </w:rPr>
       </w:pPr>
@@ -357,10 +524,12 @@
       <w:pPr>
         <w:rPr>
           <w:rFonts w:ascii="Times New Roman" w:eastAsia="Times New Roman" w:hAnsi="Times New Roman" w:cs="Times New Roman"/>
+          <w:b/>
+          <w:bCs/>
           <w:color w:val="000000"/>
           <w:spacing w:val="-2"/>
-          <w:sz w:val="24"/>
-          <w:szCs w:val="24"/>
+          <w:sz w:val="48"/>
+          <w:szCs w:val="48"/>
           <w:shd w:val="clear" w:color="auto" w:fill="FFFFFF"/>
         </w:rPr>
       </w:pPr>
@@ -379,6 +548,30 @@
     </w:p>
     <w:p>
       <w:pPr>
+        <w:rPr>
+          <w:rFonts w:ascii="Times New Roman" w:eastAsia="Times New Roman" w:hAnsi="Times New Roman" w:cs="Times New Roman"/>
+          <w:color w:val="000000"/>
+          <w:spacing w:val="-2"/>
+          <w:sz w:val="24"/>
+          <w:szCs w:val="24"/>
+          <w:shd w:val="clear" w:color="auto" w:fill="FFFFFF"/>
+        </w:rPr>
+      </w:pPr>
+    </w:p>
+    <w:p>
+      <w:pPr>
+        <w:rPr>
+          <w:rFonts w:ascii="Times New Roman" w:eastAsia="Times New Roman" w:hAnsi="Times New Roman" w:cs="Times New Roman"/>
+          <w:color w:val="000000"/>
+          <w:spacing w:val="-2"/>
+          <w:sz w:val="24"/>
+          <w:szCs w:val="24"/>
+          <w:shd w:val="clear" w:color="auto" w:fill="FFFFFF"/>
+        </w:rPr>
+      </w:pPr>
+    </w:p>
+    <w:p>
+      <w:pPr>
         <w:spacing w:after="0" w:line="240" w:lineRule="auto"/>
         <w:rPr>
           <w:rFonts w:ascii="Times New Roman" w:eastAsia="Times New Roman" w:hAnsi="Times New Roman" w:cs="Times New Roman"/>
@@ -388,6 +581,7 @@
           <w:shd w:val="clear" w:color="auto" w:fill="FFFFFF"/>
         </w:rPr>
       </w:pPr>
+      <w:proofErr w:type="spellStart"/>
       <w:r>
         <w:rPr>
           <w:rFonts w:ascii="Times New Roman" w:eastAsia="Times New Roman" w:hAnsi="Times New Roman" w:cs="Times New Roman"/>
@@ -397,7 +591,43 @@
           <w:szCs w:val="24"/>
           <w:shd w:val="clear" w:color="auto" w:fill="FFFFFF"/>
         </w:rPr>
-        <w:t xml:space="preserve">Coordonator Ştiinţific: </w:t>
+        <w:t>Coordonator</w:t>
+      </w:r>
+      <w:proofErr w:type="spellEnd"/>
+      <w:r>
+        <w:rPr>
+          <w:rFonts w:ascii="Times New Roman" w:eastAsia="Times New Roman" w:hAnsi="Times New Roman" w:cs="Times New Roman"/>
+          <w:color w:val="000000"/>
+          <w:spacing w:val="2"/>
+          <w:sz w:val="24"/>
+          <w:szCs w:val="24"/>
+          <w:shd w:val="clear" w:color="auto" w:fill="FFFFFF"/>
+        </w:rPr>
+        <w:t xml:space="preserve"> </w:t>
+      </w:r>
+      <w:proofErr w:type="spellStart"/>
+      <w:r>
+        <w:rPr>
+          <w:rFonts w:ascii="Times New Roman" w:eastAsia="Times New Roman" w:hAnsi="Times New Roman" w:cs="Times New Roman"/>
+          <w:color w:val="000000"/>
+          <w:spacing w:val="2"/>
+          <w:sz w:val="24"/>
+          <w:szCs w:val="24"/>
+          <w:shd w:val="clear" w:color="auto" w:fill="FFFFFF"/>
+        </w:rPr>
+        <w:t>Ştiinţific</w:t>
+      </w:r>
+      <w:proofErr w:type="spellEnd"/>
+      <w:r>
+        <w:rPr>
+          <w:rFonts w:ascii="Times New Roman" w:eastAsia="Times New Roman" w:hAnsi="Times New Roman" w:cs="Times New Roman"/>
+          <w:color w:val="000000"/>
+          <w:spacing w:val="2"/>
+          <w:sz w:val="24"/>
+          <w:szCs w:val="24"/>
+          <w:shd w:val="clear" w:color="auto" w:fill="FFFFFF"/>
+        </w:rPr>
+        <w:t xml:space="preserve">: </w:t>
       </w:r>
     </w:p>
     <w:p>
@@ -559,6 +789,7 @@
           <w:shd w:val="clear" w:color="auto" w:fill="FFFFFF"/>
         </w:rPr>
       </w:pPr>
+      <w:proofErr w:type="spellStart"/>
       <w:r>
         <w:rPr>
           <w:rFonts w:ascii="Times New Roman" w:eastAsia="Times New Roman" w:hAnsi="Times New Roman" w:cs="Times New Roman"/>
@@ -570,6 +801,7 @@
         </w:rPr>
         <w:t>Bucureşti</w:t>
       </w:r>
+      <w:proofErr w:type="spellEnd"/>
     </w:p>
     <w:p>
       <w:pPr>
@@ -640,6 +872,7 @@
           <w:szCs w:val="24"/>
           <w:shd w:val="clear" w:color="auto" w:fill="FFFFFF"/>
         </w:rPr>
+        <w:lastRenderedPageBreak/>
         <w:t>ACADEMIA DE STUDII ECONOMICE BUCUREŞTI</w:t>
       </w:r>
     </w:p>
@@ -655,6 +888,7 @@
           <w:shd w:val="clear" w:color="auto" w:fill="FFFFFF"/>
         </w:rPr>
       </w:pPr>
+      <w:proofErr w:type="spellStart"/>
       <w:r>
         <w:rPr>
           <w:rFonts w:ascii="Times New Roman" w:eastAsia="Times New Roman" w:hAnsi="Times New Roman" w:cs="Times New Roman"/>
@@ -664,8 +898,129 @@
           <w:szCs w:val="24"/>
           <w:shd w:val="clear" w:color="auto" w:fill="FFFFFF"/>
         </w:rPr>
-        <w:t>Facultatea de Cibernetică, Statistică şi Informatică Economică</w:t>
-      </w:r>
+        <w:t>Facultatea</w:t>
+      </w:r>
+      <w:proofErr w:type="spellEnd"/>
+      <w:r>
+        <w:rPr>
+          <w:rFonts w:ascii="Times New Roman" w:eastAsia="Times New Roman" w:hAnsi="Times New Roman" w:cs="Times New Roman"/>
+          <w:color w:val="000000"/>
+          <w:spacing w:val="2"/>
+          <w:sz w:val="24"/>
+          <w:szCs w:val="24"/>
+          <w:shd w:val="clear" w:color="auto" w:fill="FFFFFF"/>
+        </w:rPr>
+        <w:t xml:space="preserve"> de </w:t>
+      </w:r>
+      <w:proofErr w:type="spellStart"/>
+      <w:r>
+        <w:rPr>
+          <w:rFonts w:ascii="Times New Roman" w:eastAsia="Times New Roman" w:hAnsi="Times New Roman" w:cs="Times New Roman"/>
+          <w:color w:val="000000"/>
+          <w:spacing w:val="2"/>
+          <w:sz w:val="24"/>
+          <w:szCs w:val="24"/>
+          <w:shd w:val="clear" w:color="auto" w:fill="FFFFFF"/>
+        </w:rPr>
+        <w:t>Cibernetică</w:t>
+      </w:r>
+      <w:proofErr w:type="spellEnd"/>
+      <w:r>
+        <w:rPr>
+          <w:rFonts w:ascii="Times New Roman" w:eastAsia="Times New Roman" w:hAnsi="Times New Roman" w:cs="Times New Roman"/>
+          <w:color w:val="000000"/>
+          <w:spacing w:val="2"/>
+          <w:sz w:val="24"/>
+          <w:szCs w:val="24"/>
+          <w:shd w:val="clear" w:color="auto" w:fill="FFFFFF"/>
+        </w:rPr>
+        <w:t xml:space="preserve">, </w:t>
+      </w:r>
+      <w:proofErr w:type="spellStart"/>
+      <w:r>
+        <w:rPr>
+          <w:rFonts w:ascii="Times New Roman" w:eastAsia="Times New Roman" w:hAnsi="Times New Roman" w:cs="Times New Roman"/>
+          <w:color w:val="000000"/>
+          <w:spacing w:val="2"/>
+          <w:sz w:val="24"/>
+          <w:szCs w:val="24"/>
+          <w:shd w:val="clear" w:color="auto" w:fill="FFFFFF"/>
+        </w:rPr>
+        <w:t>Statistică</w:t>
+      </w:r>
+      <w:proofErr w:type="spellEnd"/>
+      <w:r>
+        <w:rPr>
+          <w:rFonts w:ascii="Times New Roman" w:eastAsia="Times New Roman" w:hAnsi="Times New Roman" w:cs="Times New Roman"/>
+          <w:color w:val="000000"/>
+          <w:spacing w:val="2"/>
+          <w:sz w:val="24"/>
+          <w:szCs w:val="24"/>
+          <w:shd w:val="clear" w:color="auto" w:fill="FFFFFF"/>
+        </w:rPr>
+        <w:t xml:space="preserve"> </w:t>
+      </w:r>
+      <w:proofErr w:type="spellStart"/>
+      <w:r>
+        <w:rPr>
+          <w:rFonts w:ascii="Times New Roman" w:eastAsia="Times New Roman" w:hAnsi="Times New Roman" w:cs="Times New Roman"/>
+          <w:color w:val="000000"/>
+          <w:spacing w:val="2"/>
+          <w:sz w:val="24"/>
+          <w:szCs w:val="24"/>
+          <w:shd w:val="clear" w:color="auto" w:fill="FFFFFF"/>
+        </w:rPr>
+        <w:t>şi</w:t>
+      </w:r>
+      <w:proofErr w:type="spellEnd"/>
+      <w:r>
+        <w:rPr>
+          <w:rFonts w:ascii="Times New Roman" w:eastAsia="Times New Roman" w:hAnsi="Times New Roman" w:cs="Times New Roman"/>
+          <w:color w:val="000000"/>
+          <w:spacing w:val="2"/>
+          <w:sz w:val="24"/>
+          <w:szCs w:val="24"/>
+          <w:shd w:val="clear" w:color="auto" w:fill="FFFFFF"/>
+        </w:rPr>
+        <w:t xml:space="preserve"> </w:t>
+      </w:r>
+      <w:proofErr w:type="spellStart"/>
+      <w:r>
+        <w:rPr>
+          <w:rFonts w:ascii="Times New Roman" w:eastAsia="Times New Roman" w:hAnsi="Times New Roman" w:cs="Times New Roman"/>
+          <w:color w:val="000000"/>
+          <w:spacing w:val="2"/>
+          <w:sz w:val="24"/>
+          <w:szCs w:val="24"/>
+          <w:shd w:val="clear" w:color="auto" w:fill="FFFFFF"/>
+        </w:rPr>
+        <w:t>Informatică</w:t>
+      </w:r>
+      <w:proofErr w:type="spellEnd"/>
+      <w:r>
+        <w:rPr>
+          <w:rFonts w:ascii="Times New Roman" w:eastAsia="Times New Roman" w:hAnsi="Times New Roman" w:cs="Times New Roman"/>
+          <w:color w:val="000000"/>
+          <w:spacing w:val="2"/>
+          <w:sz w:val="24"/>
+          <w:szCs w:val="24"/>
+          <w:shd w:val="clear" w:color="auto" w:fill="FFFFFF"/>
+        </w:rPr>
+        <w:t xml:space="preserve"> </w:t>
+      </w:r>
+      <w:proofErr w:type="spellStart"/>
+      <w:r>
+        <w:rPr>
+          <w:rFonts w:ascii="Times New Roman" w:eastAsia="Times New Roman" w:hAnsi="Times New Roman" w:cs="Times New Roman"/>
+          <w:color w:val="000000"/>
+          <w:spacing w:val="2"/>
+          <w:sz w:val="24"/>
+          <w:szCs w:val="24"/>
+          <w:shd w:val="clear" w:color="auto" w:fill="FFFFFF"/>
+        </w:rPr>
+        <w:t>Economică</w:t>
+      </w:r>
+      <w:proofErr w:type="spellEnd"/>
     </w:p>
     <w:p>
       <w:pPr>
@@ -680,6 +1035,7 @@
           <w:shd w:val="clear" w:color="auto" w:fill="FFFFFF"/>
         </w:rPr>
       </w:pPr>
+      <w:proofErr w:type="spellStart"/>
       <w:r>
         <w:rPr>
           <w:rFonts w:ascii="Times New Roman" w:eastAsia="Times New Roman" w:hAnsi="Times New Roman" w:cs="Times New Roman"/>
@@ -689,8 +1045,57 @@
           <w:szCs w:val="24"/>
           <w:shd w:val="clear" w:color="auto" w:fill="FFFFFF"/>
         </w:rPr>
-        <w:t>Specializarea: Informatică Economică</w:t>
-      </w:r>
+        <w:t>Specializarea</w:t>
+      </w:r>
+      <w:proofErr w:type="spellEnd"/>
+      <w:r>
+        <w:rPr>
+          <w:rFonts w:ascii="Times New Roman" w:eastAsia="Times New Roman" w:hAnsi="Times New Roman" w:cs="Times New Roman"/>
+          <w:color w:val="000000"/>
+          <w:spacing w:val="2"/>
+          <w:sz w:val="24"/>
+          <w:szCs w:val="24"/>
+          <w:shd w:val="clear" w:color="auto" w:fill="FFFFFF"/>
+        </w:rPr>
+        <w:t xml:space="preserve">: </w:t>
+      </w:r>
+      <w:proofErr w:type="spellStart"/>
+      <w:r>
+        <w:rPr>
+          <w:rFonts w:ascii="Times New Roman" w:eastAsia="Times New Roman" w:hAnsi="Times New Roman" w:cs="Times New Roman"/>
+          <w:color w:val="000000"/>
+          <w:spacing w:val="2"/>
+          <w:sz w:val="24"/>
+          <w:szCs w:val="24"/>
+          <w:shd w:val="clear" w:color="auto" w:fill="FFFFFF"/>
+        </w:rPr>
+        <w:t>Informatică</w:t>
+      </w:r>
+      <w:proofErr w:type="spellEnd"/>
+      <w:r>
+        <w:rPr>
+          <w:rFonts w:ascii="Times New Roman" w:eastAsia="Times New Roman" w:hAnsi="Times New Roman" w:cs="Times New Roman"/>
+          <w:color w:val="000000"/>
+          <w:spacing w:val="2"/>
+          <w:sz w:val="24"/>
+          <w:szCs w:val="24"/>
+          <w:shd w:val="clear" w:color="auto" w:fill="FFFFFF"/>
+        </w:rPr>
+        <w:t xml:space="preserve"> </w:t>
+      </w:r>
+      <w:proofErr w:type="spellStart"/>
+      <w:r>
+        <w:rPr>
+          <w:rFonts w:ascii="Times New Roman" w:eastAsia="Times New Roman" w:hAnsi="Times New Roman" w:cs="Times New Roman"/>
+          <w:color w:val="000000"/>
+          <w:spacing w:val="2"/>
+          <w:sz w:val="24"/>
+          <w:szCs w:val="24"/>
+          <w:shd w:val="clear" w:color="auto" w:fill="FFFFFF"/>
+        </w:rPr>
+        <w:t>Economică</w:t>
+      </w:r>
+      <w:proofErr w:type="spellEnd"/>
     </w:p>
     <w:p>
       <w:pPr>
@@ -739,10 +1144,10 @@
           <w:noProof/>
         </w:rPr>
         <w:drawing>
-          <wp:inline distT="0" distB="0" distL="0" distR="0" wp14:anchorId="5F8447C1" wp14:editId="70C1A7E1">
-            <wp:extent cx="1558962" cy="1206500"/>
-            <wp:effectExtent l="0" t="0" r="3175" b="0"/>
-            <wp:docPr id="5" name="Picture 5"/>
+          <wp:inline distT="0" distB="0" distL="0" distR="0" wp14:anchorId="24717650" wp14:editId="1E02C0E8">
+            <wp:extent cx="1192530" cy="954405"/>
+            <wp:effectExtent l="0" t="0" r="7620" b="0"/>
+            <wp:docPr id="699478484" name="Picture 1"/>
             <wp:cNvGraphicFramePr>
               <a:graphicFrameLocks xmlns:a="http://schemas.openxmlformats.org/drawingml/2006/main" noChangeAspect="1"/>
             </wp:cNvGraphicFramePr>
@@ -750,7 +1155,7 @@
               <a:graphicData uri="http://schemas.openxmlformats.org/drawingml/2006/picture">
                 <pic:pic xmlns:pic="http://schemas.openxmlformats.org/drawingml/2006/picture">
                   <pic:nvPicPr>
-                    <pic:cNvPr id="0" name="Picture 12"/>
+                    <pic:cNvPr id="0" name="Picture 1"/>
                     <pic:cNvPicPr>
                       <a:picLocks noChangeAspect="1" noChangeArrowheads="1"/>
                     </pic:cNvPicPr>
@@ -771,7 +1176,7 @@
                   <pic:spPr bwMode="auto">
                     <a:xfrm>
                       <a:off x="0" y="0"/>
-                      <a:ext cx="1580620" cy="1223261"/>
+                      <a:ext cx="1192530" cy="954405"/>
                     </a:xfrm>
                     <a:prstGeom prst="rect">
                       <a:avLst/>
@@ -819,7 +1224,6 @@
     <w:p>
       <w:pPr>
         <w:spacing w:after="0" w:line="240" w:lineRule="auto"/>
-        <w:jc w:val="center"/>
         <w:rPr>
           <w:rFonts w:ascii="Times New Roman" w:eastAsia="Times New Roman" w:hAnsi="Times New Roman" w:cs="Times New Roman"/>
           <w:color w:val="000000"/>
@@ -847,24 +1251,10 @@
     <w:p>
       <w:pPr>
         <w:spacing w:after="0" w:line="240" w:lineRule="auto"/>
+        <w:jc w:val="center"/>
         <w:rPr>
           <w:rFonts w:ascii="Times New Roman" w:eastAsia="Times New Roman" w:hAnsi="Times New Roman" w:cs="Times New Roman"/>
-          <w:color w:val="000000"/>
-          <w:spacing w:val="2"/>
-          <w:sz w:val="24"/>
-          <w:szCs w:val="24"/>
-          <w:shd w:val="clear" w:color="auto" w:fill="FFFFFF"/>
-        </w:rPr>
-      </w:pPr>
-    </w:p>
-    <w:p>
-      <w:pPr>
-        <w:spacing w:after="0" w:line="240" w:lineRule="auto"/>
-        <w:jc w:val="center"/>
-        <w:rPr>
-          <w:rFonts w:ascii="Times New Roman" w:eastAsia="Times New Roman" w:hAnsi="Times New Roman" w:cs="Times New Roman"/>
-          <w:color w:val="000000"/>
-          <w:spacing w:val="2"/>
+          <w:color w:val="141413"/>
           <w:sz w:val="24"/>
           <w:szCs w:val="24"/>
           <w:shd w:val="clear" w:color="auto" w:fill="FFFFFF"/>
@@ -909,11 +1299,10 @@
           <w:szCs w:val="48"/>
           <w:shd w:val="clear" w:color="auto" w:fill="FFFFFF"/>
         </w:rPr>
-        <w:t>Motor grafic 3D pentru generare procedurală</w:t>
-      </w:r>
-    </w:p>
-    <w:p>
-      <w:pPr>
+        <w:t xml:space="preserve">Motor </w:t>
+      </w:r>
+      <w:proofErr w:type="spellStart"/>
+      <w:r>
         <w:rPr>
           <w:rFonts w:ascii="Times New Roman" w:eastAsia="Times New Roman" w:hAnsi="Times New Roman" w:cs="Times New Roman"/>
           <w:b/>
@@ -924,10 +1313,10 @@
           <w:szCs w:val="48"/>
           <w:shd w:val="clear" w:color="auto" w:fill="FFFFFF"/>
         </w:rPr>
-      </w:pPr>
-    </w:p>
-    <w:p>
-      <w:pPr>
+        <w:t>grafic</w:t>
+      </w:r>
+      <w:proofErr w:type="spellEnd"/>
+      <w:r>
         <w:rPr>
           <w:rFonts w:ascii="Times New Roman" w:eastAsia="Times New Roman" w:hAnsi="Times New Roman" w:cs="Times New Roman"/>
           <w:b/>
@@ -938,16 +1327,90 @@
           <w:szCs w:val="48"/>
           <w:shd w:val="clear" w:color="auto" w:fill="FFFFFF"/>
         </w:rPr>
-      </w:pPr>
+        <w:t xml:space="preserve"> 3D </w:t>
+      </w:r>
+      <w:proofErr w:type="spellStart"/>
+      <w:r>
+        <w:rPr>
+          <w:rFonts w:ascii="Times New Roman" w:eastAsia="Times New Roman" w:hAnsi="Times New Roman" w:cs="Times New Roman"/>
+          <w:b/>
+          <w:bCs/>
+          <w:color w:val="000000"/>
+          <w:spacing w:val="-2"/>
+          <w:sz w:val="48"/>
+          <w:szCs w:val="48"/>
+          <w:shd w:val="clear" w:color="auto" w:fill="FFFFFF"/>
+        </w:rPr>
+        <w:t>pentru</w:t>
+      </w:r>
+      <w:proofErr w:type="spellEnd"/>
+      <w:r>
+        <w:rPr>
+          <w:rFonts w:ascii="Times New Roman" w:eastAsia="Times New Roman" w:hAnsi="Times New Roman" w:cs="Times New Roman"/>
+          <w:b/>
+          <w:bCs/>
+          <w:color w:val="000000"/>
+          <w:spacing w:val="-2"/>
+          <w:sz w:val="48"/>
+          <w:szCs w:val="48"/>
+          <w:shd w:val="clear" w:color="auto" w:fill="FFFFFF"/>
+        </w:rPr>
+        <w:t xml:space="preserve"> </w:t>
+      </w:r>
+      <w:proofErr w:type="spellStart"/>
+      <w:r>
+        <w:rPr>
+          <w:rFonts w:ascii="Times New Roman" w:eastAsia="Times New Roman" w:hAnsi="Times New Roman" w:cs="Times New Roman"/>
+          <w:b/>
+          <w:bCs/>
+          <w:color w:val="000000"/>
+          <w:spacing w:val="-2"/>
+          <w:sz w:val="48"/>
+          <w:szCs w:val="48"/>
+          <w:shd w:val="clear" w:color="auto" w:fill="FFFFFF"/>
+        </w:rPr>
+        <w:t>generare</w:t>
+      </w:r>
+      <w:proofErr w:type="spellEnd"/>
+      <w:r>
+        <w:rPr>
+          <w:rFonts w:ascii="Times New Roman" w:eastAsia="Times New Roman" w:hAnsi="Times New Roman" w:cs="Times New Roman"/>
+          <w:b/>
+          <w:bCs/>
+          <w:color w:val="000000"/>
+          <w:spacing w:val="-2"/>
+          <w:sz w:val="48"/>
+          <w:szCs w:val="48"/>
+          <w:shd w:val="clear" w:color="auto" w:fill="FFFFFF"/>
+        </w:rPr>
+        <w:t xml:space="preserve"> </w:t>
+      </w:r>
+      <w:proofErr w:type="spellStart"/>
+      <w:r>
+        <w:rPr>
+          <w:rFonts w:ascii="Times New Roman" w:eastAsia="Times New Roman" w:hAnsi="Times New Roman" w:cs="Times New Roman"/>
+          <w:b/>
+          <w:bCs/>
+          <w:color w:val="000000"/>
+          <w:spacing w:val="-2"/>
+          <w:sz w:val="48"/>
+          <w:szCs w:val="48"/>
+          <w:shd w:val="clear" w:color="auto" w:fill="FFFFFF"/>
+        </w:rPr>
+        <w:t>procedurală</w:t>
+      </w:r>
+      <w:proofErr w:type="spellEnd"/>
     </w:p>
     <w:p>
       <w:pPr>
         <w:rPr>
           <w:rFonts w:ascii="Times New Roman" w:eastAsia="Times New Roman" w:hAnsi="Times New Roman" w:cs="Times New Roman"/>
+          <w:b/>
+          <w:bCs/>
           <w:color w:val="000000"/>
           <w:spacing w:val="-2"/>
-          <w:sz w:val="24"/>
-          <w:szCs w:val="24"/>
+          <w:sz w:val="48"/>
+          <w:szCs w:val="48"/>
           <w:shd w:val="clear" w:color="auto" w:fill="FFFFFF"/>
         </w:rPr>
       </w:pPr>
@@ -956,10 +1419,12 @@
       <w:pPr>
         <w:rPr>
           <w:rFonts w:ascii="Times New Roman" w:eastAsia="Times New Roman" w:hAnsi="Times New Roman" w:cs="Times New Roman"/>
+          <w:b/>
+          <w:bCs/>
           <w:color w:val="000000"/>
           <w:spacing w:val="-2"/>
-          <w:sz w:val="24"/>
-          <w:szCs w:val="24"/>
+          <w:sz w:val="48"/>
+          <w:szCs w:val="48"/>
           <w:shd w:val="clear" w:color="auto" w:fill="FFFFFF"/>
         </w:rPr>
       </w:pPr>
@@ -978,6 +1443,30 @@
     </w:p>
     <w:p>
       <w:pPr>
+        <w:rPr>
+          <w:rFonts w:ascii="Times New Roman" w:eastAsia="Times New Roman" w:hAnsi="Times New Roman" w:cs="Times New Roman"/>
+          <w:color w:val="000000"/>
+          <w:spacing w:val="-2"/>
+          <w:sz w:val="24"/>
+          <w:szCs w:val="24"/>
+          <w:shd w:val="clear" w:color="auto" w:fill="FFFFFF"/>
+        </w:rPr>
+      </w:pPr>
+    </w:p>
+    <w:p>
+      <w:pPr>
+        <w:rPr>
+          <w:rFonts w:ascii="Times New Roman" w:eastAsia="Times New Roman" w:hAnsi="Times New Roman" w:cs="Times New Roman"/>
+          <w:color w:val="000000"/>
+          <w:spacing w:val="-2"/>
+          <w:sz w:val="24"/>
+          <w:szCs w:val="24"/>
+          <w:shd w:val="clear" w:color="auto" w:fill="FFFFFF"/>
+        </w:rPr>
+      </w:pPr>
+    </w:p>
+    <w:p>
+      <w:pPr>
         <w:spacing w:after="0" w:line="240" w:lineRule="auto"/>
         <w:rPr>
           <w:rFonts w:ascii="Times New Roman" w:eastAsia="Times New Roman" w:hAnsi="Times New Roman" w:cs="Times New Roman"/>
@@ -987,6 +1476,7 @@
           <w:shd w:val="clear" w:color="auto" w:fill="FFFFFF"/>
         </w:rPr>
       </w:pPr>
+      <w:proofErr w:type="spellStart"/>
       <w:r>
         <w:rPr>
           <w:rFonts w:ascii="Times New Roman" w:eastAsia="Times New Roman" w:hAnsi="Times New Roman" w:cs="Times New Roman"/>
@@ -996,7 +1486,43 @@
           <w:szCs w:val="24"/>
           <w:shd w:val="clear" w:color="auto" w:fill="FFFFFF"/>
         </w:rPr>
-        <w:t xml:space="preserve">Coordonator Ştiinţific: </w:t>
+        <w:t>Coordonator</w:t>
+      </w:r>
+      <w:proofErr w:type="spellEnd"/>
+      <w:r>
+        <w:rPr>
+          <w:rFonts w:ascii="Times New Roman" w:eastAsia="Times New Roman" w:hAnsi="Times New Roman" w:cs="Times New Roman"/>
+          <w:color w:val="000000"/>
+          <w:spacing w:val="2"/>
+          <w:sz w:val="24"/>
+          <w:szCs w:val="24"/>
+          <w:shd w:val="clear" w:color="auto" w:fill="FFFFFF"/>
+        </w:rPr>
+        <w:t xml:space="preserve"> </w:t>
+      </w:r>
+      <w:proofErr w:type="spellStart"/>
+      <w:r>
+        <w:rPr>
+          <w:rFonts w:ascii="Times New Roman" w:eastAsia="Times New Roman" w:hAnsi="Times New Roman" w:cs="Times New Roman"/>
+          <w:color w:val="000000"/>
+          <w:spacing w:val="2"/>
+          <w:sz w:val="24"/>
+          <w:szCs w:val="24"/>
+          <w:shd w:val="clear" w:color="auto" w:fill="FFFFFF"/>
+        </w:rPr>
+        <w:t>Ştiinţific</w:t>
+      </w:r>
+      <w:proofErr w:type="spellEnd"/>
+      <w:r>
+        <w:rPr>
+          <w:rFonts w:ascii="Times New Roman" w:eastAsia="Times New Roman" w:hAnsi="Times New Roman" w:cs="Times New Roman"/>
+          <w:color w:val="000000"/>
+          <w:spacing w:val="2"/>
+          <w:sz w:val="24"/>
+          <w:szCs w:val="24"/>
+          <w:shd w:val="clear" w:color="auto" w:fill="FFFFFF"/>
+        </w:rPr>
+        <w:t xml:space="preserve">: </w:t>
       </w:r>
     </w:p>
     <w:p>
@@ -1158,6 +1684,7 @@
           <w:shd w:val="clear" w:color="auto" w:fill="FFFFFF"/>
         </w:rPr>
       </w:pPr>
+      <w:proofErr w:type="spellStart"/>
       <w:r>
         <w:rPr>
           <w:rFonts w:ascii="Times New Roman" w:eastAsia="Times New Roman" w:hAnsi="Times New Roman" w:cs="Times New Roman"/>
@@ -1169,6 +1696,7 @@
         </w:rPr>
         <w:t>Bucureşti</w:t>
       </w:r>
+      <w:proofErr w:type="spellEnd"/>
     </w:p>
     <w:p>
       <w:pPr>
@@ -1221,9 +1749,11 @@
           <w:pPr>
             <w:pStyle w:val="TOCHeading"/>
           </w:pPr>
+          <w:proofErr w:type="spellStart"/>
           <w:r>
             <w:t>Cuprins</w:t>
           </w:r>
+          <w:proofErr w:type="spellEnd"/>
         </w:p>
         <w:p>
           <w:pPr>
@@ -1233,6 +1763,11 @@
             </w:tabs>
             <w:rPr>
               <w:noProof/>
+              <w:kern w:val="2"/>
+              <w:sz w:val="24"/>
+              <w:szCs w:val="24"/>
+              <w:lang w:eastAsia="en-US"/>
+              <w14:ligatures w14:val="standardContextual"/>
             </w:rPr>
           </w:pPr>
           <w:r>
@@ -1244,7 +1779,7 @@
           <w:r>
             <w:fldChar w:fldCharType="separate"/>
           </w:r>
-          <w:hyperlink w:anchor="_Toc219912094" w:history="1">
+          <w:hyperlink w:anchor="_Toc223456274" w:history="1">
             <w:r>
               <w:rPr>
                 <w:rStyle w:val="Hyperlink"/>
@@ -1273,7 +1808,7 @@
                 <w:noProof/>
                 <w:webHidden/>
               </w:rPr>
-              <w:instrText xml:space="preserve"> PAGEREF _Toc219912094 \h </w:instrText>
+              <w:instrText xml:space="preserve"> PAGEREF _Toc223456274 \h </w:instrText>
             </w:r>
             <w:r>
               <w:rPr>
@@ -1312,9 +1847,14 @@
             </w:tabs>
             <w:rPr>
               <w:noProof/>
+              <w:kern w:val="2"/>
+              <w:sz w:val="24"/>
+              <w:szCs w:val="24"/>
+              <w:lang w:eastAsia="en-US"/>
+              <w14:ligatures w14:val="standardContextual"/>
             </w:rPr>
           </w:pPr>
-          <w:hyperlink w:anchor="_Toc219912095" w:history="1">
+          <w:hyperlink w:anchor="_Toc223456275" w:history="1">
             <w:r>
               <w:rPr>
                 <w:rStyle w:val="Hyperlink"/>
@@ -1343,7 +1883,7 @@
                 <w:noProof/>
                 <w:webHidden/>
               </w:rPr>
-              <w:instrText xml:space="preserve"> PAGEREF _Toc219912095 \h </w:instrText>
+              <w:instrText xml:space="preserve"> PAGEREF _Toc223456275 \h </w:instrText>
             </w:r>
             <w:r>
               <w:rPr>
@@ -1382,9 +1922,14 @@
             </w:tabs>
             <w:rPr>
               <w:noProof/>
+              <w:kern w:val="2"/>
+              <w:sz w:val="24"/>
+              <w:szCs w:val="24"/>
+              <w:lang w:eastAsia="en-US"/>
+              <w14:ligatures w14:val="standardContextual"/>
             </w:rPr>
           </w:pPr>
-          <w:hyperlink w:anchor="_Toc219912096" w:history="1">
+          <w:hyperlink w:anchor="_Toc223456276" w:history="1">
             <w:r>
               <w:rPr>
                 <w:rStyle w:val="Hyperlink"/>
@@ -1413,7 +1958,7 @@
                 <w:noProof/>
                 <w:webHidden/>
               </w:rPr>
-              <w:instrText xml:space="preserve"> PAGEREF _Toc219912096 \h </w:instrText>
+              <w:instrText xml:space="preserve"> PAGEREF _Toc223456276 \h </w:instrText>
             </w:r>
             <w:r>
               <w:rPr>
@@ -1464,7 +2009,7 @@
           <w:shd w:val="clear" w:color="auto" w:fill="FFFFFF"/>
         </w:rPr>
       </w:pPr>
-      <w:bookmarkStart w:id="1" w:name="_Toc219912094"/>
+      <w:bookmarkStart w:id="1" w:name="_Toc223456274"/>
       <w:r>
         <w:rPr>
           <w:rFonts w:ascii="Times New Roman" w:hAnsi="Times New Roman" w:cs="Times New Roman"/>
@@ -1474,6 +2019,7 @@
         <w:t xml:space="preserve">1. </w:t>
       </w:r>
       <w:bookmarkEnd w:id="0"/>
+      <w:proofErr w:type="spellStart"/>
       <w:r>
         <w:rPr>
           <w:rFonts w:ascii="Times New Roman" w:hAnsi="Times New Roman" w:cs="Times New Roman"/>
@@ -1488,6 +2034,7 @@
         </w:rPr>
         <w:t>ă</w:t>
       </w:r>
+      <w:proofErr w:type="spellEnd"/>
       <w:r>
         <w:rPr>
           <w:rFonts w:ascii="Times New Roman" w:hAnsi="Times New Roman" w:cs="Times New Roman"/>
@@ -1502,6 +2049,7 @@
         </w:rPr>
         <w:t xml:space="preserve">de </w:t>
       </w:r>
+      <w:proofErr w:type="spellStart"/>
       <w:r>
         <w:rPr>
           <w:rFonts w:ascii="Times New Roman" w:hAnsi="Times New Roman" w:cs="Times New Roman"/>
@@ -1517,6 +2065,7 @@
         <w:t>ă</w:t>
       </w:r>
       <w:bookmarkEnd w:id="1"/>
+      <w:proofErr w:type="spellEnd"/>
     </w:p>
     <w:p>
       <w:pPr>
@@ -1578,33 +2127,41 @@
       <w:r>
         <w:t xml:space="preserve"> </w:t>
       </w:r>
-      <w:r>
-        <w:t xml:space="preserve">Diagrama </w:t>
-      </w:r>
-      <w:r>
-        <w:fldChar w:fldCharType="begin"/>
-      </w:r>
-      <w:r>
-        <w:instrText xml:space="preserve"> SEQ Diagrama \* ARABIC </w:instrText>
-      </w:r>
-      <w:r>
-        <w:fldChar w:fldCharType="separate"/>
-      </w:r>
-      <w:r>
-        <w:rPr>
-          <w:noProof/>
-        </w:rPr>
-        <w:t>1</w:t>
-      </w:r>
-      <w:r>
-        <w:fldChar w:fldCharType="end"/>
-      </w:r>
-      <w:r>
-        <w:t xml:space="preserve"> – Diagrama de arhitectur</w:t>
+      <w:proofErr w:type="spellStart"/>
+      <w:r>
+        <w:t>Diagrama</w:t>
+      </w:r>
+      <w:proofErr w:type="spellEnd"/>
+      <w:r>
+        <w:t xml:space="preserve"> </w:t>
+      </w:r>
+      <w:fldSimple w:instr=" SEQ Diagrama \* ARABIC ">
+        <w:r>
+          <w:rPr>
+            <w:noProof/>
+          </w:rPr>
+          <w:t>1</w:t>
+        </w:r>
+      </w:fldSimple>
+      <w:r>
+        <w:t xml:space="preserve"> – </w:t>
+      </w:r>
+      <w:proofErr w:type="spellStart"/>
+      <w:r>
+        <w:t>Diagrama</w:t>
+      </w:r>
+      <w:proofErr w:type="spellEnd"/>
+      <w:r>
+        <w:t xml:space="preserve"> de </w:t>
+      </w:r>
+      <w:proofErr w:type="spellStart"/>
+      <w:r>
+        <w:t>arhitectur</w:t>
       </w:r>
       <w:r>
         <w:t>ă</w:t>
       </w:r>
+      <w:proofErr w:type="spellEnd"/>
     </w:p>
     <w:p>
       <w:pPr>
@@ -1621,23 +2178,439 @@
           <w:szCs w:val="24"/>
         </w:rPr>
         <w:lastRenderedPageBreak/>
-        <w:t>RAMY Procedural Generation Studio este un motor grafic 3D conceput pentru generarea</w:t>
-      </w:r>
-      <w:r>
-        <w:rPr>
-          <w:rFonts w:ascii="Times New Roman" w:hAnsi="Times New Roman" w:cs="Times New Roman"/>
-          <w:sz w:val="24"/>
-          <w:szCs w:val="24"/>
-        </w:rPr>
-        <w:t xml:space="preserve"> </w:t>
-      </w:r>
-      <w:r>
-        <w:rPr>
-          <w:rFonts w:ascii="Times New Roman" w:hAnsi="Times New Roman" w:cs="Times New Roman"/>
-          <w:sz w:val="24"/>
-          <w:szCs w:val="24"/>
-        </w:rPr>
-        <w:t>procedurală de conținut tridimensional. Aplicația permite crearea de scene 3D complexe fără modelare manuală, folosind algoritmi care generează automat teren, structuri și vegetație pe baza parametrilor configurabili.</w:t>
+        <w:t xml:space="preserve">RAMY Procedural Generation Studio </w:t>
+      </w:r>
+      <w:proofErr w:type="spellStart"/>
+      <w:r>
+        <w:rPr>
+          <w:rFonts w:ascii="Times New Roman" w:hAnsi="Times New Roman" w:cs="Times New Roman"/>
+          <w:sz w:val="24"/>
+          <w:szCs w:val="24"/>
+        </w:rPr>
+        <w:t>este</w:t>
+      </w:r>
+      <w:proofErr w:type="spellEnd"/>
+      <w:r>
+        <w:rPr>
+          <w:rFonts w:ascii="Times New Roman" w:hAnsi="Times New Roman" w:cs="Times New Roman"/>
+          <w:sz w:val="24"/>
+          <w:szCs w:val="24"/>
+        </w:rPr>
+        <w:t xml:space="preserve"> un motor </w:t>
+      </w:r>
+      <w:proofErr w:type="spellStart"/>
+      <w:r>
+        <w:rPr>
+          <w:rFonts w:ascii="Times New Roman" w:hAnsi="Times New Roman" w:cs="Times New Roman"/>
+          <w:sz w:val="24"/>
+          <w:szCs w:val="24"/>
+        </w:rPr>
+        <w:t>grafic</w:t>
+      </w:r>
+      <w:proofErr w:type="spellEnd"/>
+      <w:r>
+        <w:rPr>
+          <w:rFonts w:ascii="Times New Roman" w:hAnsi="Times New Roman" w:cs="Times New Roman"/>
+          <w:sz w:val="24"/>
+          <w:szCs w:val="24"/>
+        </w:rPr>
+        <w:t xml:space="preserve"> 3D </w:t>
+      </w:r>
+      <w:proofErr w:type="spellStart"/>
+      <w:r>
+        <w:rPr>
+          <w:rFonts w:ascii="Times New Roman" w:hAnsi="Times New Roman" w:cs="Times New Roman"/>
+          <w:sz w:val="24"/>
+          <w:szCs w:val="24"/>
+        </w:rPr>
+        <w:t>conceput</w:t>
+      </w:r>
+      <w:proofErr w:type="spellEnd"/>
+      <w:r>
+        <w:rPr>
+          <w:rFonts w:ascii="Times New Roman" w:hAnsi="Times New Roman" w:cs="Times New Roman"/>
+          <w:sz w:val="24"/>
+          <w:szCs w:val="24"/>
+        </w:rPr>
+        <w:t xml:space="preserve"> </w:t>
+      </w:r>
+      <w:proofErr w:type="spellStart"/>
+      <w:r>
+        <w:rPr>
+          <w:rFonts w:ascii="Times New Roman" w:hAnsi="Times New Roman" w:cs="Times New Roman"/>
+          <w:sz w:val="24"/>
+          <w:szCs w:val="24"/>
+        </w:rPr>
+        <w:t>pentru</w:t>
+      </w:r>
+      <w:proofErr w:type="spellEnd"/>
+      <w:r>
+        <w:rPr>
+          <w:rFonts w:ascii="Times New Roman" w:hAnsi="Times New Roman" w:cs="Times New Roman"/>
+          <w:sz w:val="24"/>
+          <w:szCs w:val="24"/>
+        </w:rPr>
+        <w:t xml:space="preserve"> </w:t>
+      </w:r>
+      <w:proofErr w:type="spellStart"/>
+      <w:r>
+        <w:rPr>
+          <w:rFonts w:ascii="Times New Roman" w:hAnsi="Times New Roman" w:cs="Times New Roman"/>
+          <w:sz w:val="24"/>
+          <w:szCs w:val="24"/>
+        </w:rPr>
+        <w:t>generarea</w:t>
+      </w:r>
+      <w:proofErr w:type="spellEnd"/>
+      <w:r>
+        <w:rPr>
+          <w:rFonts w:ascii="Times New Roman" w:hAnsi="Times New Roman" w:cs="Times New Roman"/>
+          <w:sz w:val="24"/>
+          <w:szCs w:val="24"/>
+        </w:rPr>
+        <w:t xml:space="preserve"> </w:t>
+      </w:r>
+      <w:proofErr w:type="spellStart"/>
+      <w:r>
+        <w:rPr>
+          <w:rFonts w:ascii="Times New Roman" w:hAnsi="Times New Roman" w:cs="Times New Roman"/>
+          <w:sz w:val="24"/>
+          <w:szCs w:val="24"/>
+        </w:rPr>
+        <w:t>procedurală</w:t>
+      </w:r>
+      <w:proofErr w:type="spellEnd"/>
+      <w:r>
+        <w:rPr>
+          <w:rFonts w:ascii="Times New Roman" w:hAnsi="Times New Roman" w:cs="Times New Roman"/>
+          <w:sz w:val="24"/>
+          <w:szCs w:val="24"/>
+        </w:rPr>
+        <w:t xml:space="preserve"> de </w:t>
+      </w:r>
+      <w:proofErr w:type="spellStart"/>
+      <w:r>
+        <w:rPr>
+          <w:rFonts w:ascii="Times New Roman" w:hAnsi="Times New Roman" w:cs="Times New Roman"/>
+          <w:sz w:val="24"/>
+          <w:szCs w:val="24"/>
+        </w:rPr>
+        <w:t>conținut</w:t>
+      </w:r>
+      <w:proofErr w:type="spellEnd"/>
+      <w:r>
+        <w:rPr>
+          <w:rFonts w:ascii="Times New Roman" w:hAnsi="Times New Roman" w:cs="Times New Roman"/>
+          <w:sz w:val="24"/>
+          <w:szCs w:val="24"/>
+        </w:rPr>
+        <w:t xml:space="preserve"> tridimensional. </w:t>
+      </w:r>
+      <w:proofErr w:type="spellStart"/>
+      <w:r>
+        <w:rPr>
+          <w:rFonts w:ascii="Times New Roman" w:hAnsi="Times New Roman" w:cs="Times New Roman"/>
+          <w:sz w:val="24"/>
+          <w:szCs w:val="24"/>
+        </w:rPr>
+        <w:t>Aplicația</w:t>
+      </w:r>
+      <w:proofErr w:type="spellEnd"/>
+      <w:r>
+        <w:rPr>
+          <w:rFonts w:ascii="Times New Roman" w:hAnsi="Times New Roman" w:cs="Times New Roman"/>
+          <w:sz w:val="24"/>
+          <w:szCs w:val="24"/>
+        </w:rPr>
+        <w:t xml:space="preserve"> </w:t>
+      </w:r>
+      <w:proofErr w:type="spellStart"/>
+      <w:r>
+        <w:rPr>
+          <w:rFonts w:ascii="Times New Roman" w:hAnsi="Times New Roman" w:cs="Times New Roman"/>
+          <w:sz w:val="24"/>
+          <w:szCs w:val="24"/>
+        </w:rPr>
+        <w:t>permite</w:t>
+      </w:r>
+      <w:proofErr w:type="spellEnd"/>
+      <w:r>
+        <w:rPr>
+          <w:rFonts w:ascii="Times New Roman" w:hAnsi="Times New Roman" w:cs="Times New Roman"/>
+          <w:sz w:val="24"/>
+          <w:szCs w:val="24"/>
+        </w:rPr>
+        <w:t xml:space="preserve"> </w:t>
+      </w:r>
+      <w:proofErr w:type="spellStart"/>
+      <w:r>
+        <w:rPr>
+          <w:rFonts w:ascii="Times New Roman" w:hAnsi="Times New Roman" w:cs="Times New Roman"/>
+          <w:sz w:val="24"/>
+          <w:szCs w:val="24"/>
+        </w:rPr>
+        <w:t>crearea</w:t>
+      </w:r>
+      <w:proofErr w:type="spellEnd"/>
+      <w:r>
+        <w:rPr>
+          <w:rFonts w:ascii="Times New Roman" w:hAnsi="Times New Roman" w:cs="Times New Roman"/>
+          <w:sz w:val="24"/>
+          <w:szCs w:val="24"/>
+        </w:rPr>
+        <w:t xml:space="preserve"> de scene 3D </w:t>
+      </w:r>
+      <w:proofErr w:type="spellStart"/>
+      <w:r>
+        <w:rPr>
+          <w:rFonts w:ascii="Times New Roman" w:hAnsi="Times New Roman" w:cs="Times New Roman"/>
+          <w:sz w:val="24"/>
+          <w:szCs w:val="24"/>
+        </w:rPr>
+        <w:t>complexe</w:t>
+      </w:r>
+      <w:proofErr w:type="spellEnd"/>
+      <w:r>
+        <w:rPr>
+          <w:rFonts w:ascii="Times New Roman" w:hAnsi="Times New Roman" w:cs="Times New Roman"/>
+          <w:sz w:val="24"/>
+          <w:szCs w:val="24"/>
+        </w:rPr>
+        <w:t xml:space="preserve"> </w:t>
+      </w:r>
+      <w:proofErr w:type="spellStart"/>
+      <w:r>
+        <w:rPr>
+          <w:rFonts w:ascii="Times New Roman" w:hAnsi="Times New Roman" w:cs="Times New Roman"/>
+          <w:sz w:val="24"/>
+          <w:szCs w:val="24"/>
+        </w:rPr>
+        <w:t>fără</w:t>
+      </w:r>
+      <w:proofErr w:type="spellEnd"/>
+      <w:r>
+        <w:rPr>
+          <w:rFonts w:ascii="Times New Roman" w:hAnsi="Times New Roman" w:cs="Times New Roman"/>
+          <w:sz w:val="24"/>
+          <w:szCs w:val="24"/>
+        </w:rPr>
+        <w:t xml:space="preserve"> </w:t>
+      </w:r>
+      <w:proofErr w:type="spellStart"/>
+      <w:r>
+        <w:rPr>
+          <w:rFonts w:ascii="Times New Roman" w:hAnsi="Times New Roman" w:cs="Times New Roman"/>
+          <w:sz w:val="24"/>
+          <w:szCs w:val="24"/>
+        </w:rPr>
+        <w:t>modelare</w:t>
+      </w:r>
+      <w:proofErr w:type="spellEnd"/>
+      <w:r>
+        <w:rPr>
+          <w:rFonts w:ascii="Times New Roman" w:hAnsi="Times New Roman" w:cs="Times New Roman"/>
+          <w:sz w:val="24"/>
+          <w:szCs w:val="24"/>
+        </w:rPr>
+        <w:t xml:space="preserve"> </w:t>
+      </w:r>
+      <w:proofErr w:type="spellStart"/>
+      <w:r>
+        <w:rPr>
+          <w:rFonts w:ascii="Times New Roman" w:hAnsi="Times New Roman" w:cs="Times New Roman"/>
+          <w:sz w:val="24"/>
+          <w:szCs w:val="24"/>
+        </w:rPr>
+        <w:t>manuală</w:t>
+      </w:r>
+      <w:proofErr w:type="spellEnd"/>
+      <w:r>
+        <w:rPr>
+          <w:rFonts w:ascii="Times New Roman" w:hAnsi="Times New Roman" w:cs="Times New Roman"/>
+          <w:sz w:val="24"/>
+          <w:szCs w:val="24"/>
+        </w:rPr>
+        <w:t xml:space="preserve">, </w:t>
+      </w:r>
+      <w:proofErr w:type="spellStart"/>
+      <w:r>
+        <w:rPr>
+          <w:rFonts w:ascii="Times New Roman" w:hAnsi="Times New Roman" w:cs="Times New Roman"/>
+          <w:sz w:val="24"/>
+          <w:szCs w:val="24"/>
+        </w:rPr>
+        <w:t>folosind</w:t>
+      </w:r>
+      <w:proofErr w:type="spellEnd"/>
+      <w:r>
+        <w:rPr>
+          <w:rFonts w:ascii="Times New Roman" w:hAnsi="Times New Roman" w:cs="Times New Roman"/>
+          <w:sz w:val="24"/>
+          <w:szCs w:val="24"/>
+        </w:rPr>
+        <w:t xml:space="preserve"> </w:t>
+      </w:r>
+      <w:proofErr w:type="spellStart"/>
+      <w:r>
+        <w:rPr>
+          <w:rFonts w:ascii="Times New Roman" w:hAnsi="Times New Roman" w:cs="Times New Roman"/>
+          <w:sz w:val="24"/>
+          <w:szCs w:val="24"/>
+        </w:rPr>
+        <w:t>algoritmi</w:t>
+      </w:r>
+      <w:proofErr w:type="spellEnd"/>
+      <w:r>
+        <w:rPr>
+          <w:rFonts w:ascii="Times New Roman" w:hAnsi="Times New Roman" w:cs="Times New Roman"/>
+          <w:sz w:val="24"/>
+          <w:szCs w:val="24"/>
+        </w:rPr>
+        <w:t xml:space="preserve"> care </w:t>
+      </w:r>
+      <w:proofErr w:type="spellStart"/>
+      <w:r>
+        <w:rPr>
+          <w:rFonts w:ascii="Times New Roman" w:hAnsi="Times New Roman" w:cs="Times New Roman"/>
+          <w:sz w:val="24"/>
+          <w:szCs w:val="24"/>
+        </w:rPr>
+        <w:t>generează</w:t>
+      </w:r>
+      <w:proofErr w:type="spellEnd"/>
+      <w:r>
+        <w:rPr>
+          <w:rFonts w:ascii="Times New Roman" w:hAnsi="Times New Roman" w:cs="Times New Roman"/>
+          <w:sz w:val="24"/>
+          <w:szCs w:val="24"/>
+        </w:rPr>
+        <w:t xml:space="preserve"> automat </w:t>
+      </w:r>
+      <w:proofErr w:type="spellStart"/>
+      <w:r>
+        <w:rPr>
+          <w:rFonts w:ascii="Times New Roman" w:hAnsi="Times New Roman" w:cs="Times New Roman"/>
+          <w:sz w:val="24"/>
+          <w:szCs w:val="24"/>
+        </w:rPr>
+        <w:t>teren</w:t>
+      </w:r>
+      <w:proofErr w:type="spellEnd"/>
+      <w:r>
+        <w:rPr>
+          <w:rFonts w:ascii="Times New Roman" w:hAnsi="Times New Roman" w:cs="Times New Roman"/>
+          <w:sz w:val="24"/>
+          <w:szCs w:val="24"/>
+        </w:rPr>
+        <w:t xml:space="preserve">, </w:t>
+      </w:r>
+      <w:proofErr w:type="spellStart"/>
+      <w:r>
+        <w:rPr>
+          <w:rFonts w:ascii="Times New Roman" w:hAnsi="Times New Roman" w:cs="Times New Roman"/>
+          <w:sz w:val="24"/>
+          <w:szCs w:val="24"/>
+        </w:rPr>
+        <w:t>structuri</w:t>
+      </w:r>
+      <w:proofErr w:type="spellEnd"/>
+      <w:r>
+        <w:rPr>
+          <w:rFonts w:ascii="Times New Roman" w:hAnsi="Times New Roman" w:cs="Times New Roman"/>
+          <w:sz w:val="24"/>
+          <w:szCs w:val="24"/>
+        </w:rPr>
+        <w:t xml:space="preserve"> </w:t>
+      </w:r>
+      <w:proofErr w:type="spellStart"/>
+      <w:r>
+        <w:rPr>
+          <w:rFonts w:ascii="Times New Roman" w:hAnsi="Times New Roman" w:cs="Times New Roman"/>
+          <w:sz w:val="24"/>
+          <w:szCs w:val="24"/>
+        </w:rPr>
+        <w:t>și</w:t>
+      </w:r>
+      <w:proofErr w:type="spellEnd"/>
+      <w:r>
+        <w:rPr>
+          <w:rFonts w:ascii="Times New Roman" w:hAnsi="Times New Roman" w:cs="Times New Roman"/>
+          <w:sz w:val="24"/>
+          <w:szCs w:val="24"/>
+        </w:rPr>
+        <w:t xml:space="preserve"> </w:t>
+      </w:r>
+      <w:proofErr w:type="spellStart"/>
+      <w:r>
+        <w:rPr>
+          <w:rFonts w:ascii="Times New Roman" w:hAnsi="Times New Roman" w:cs="Times New Roman"/>
+          <w:sz w:val="24"/>
+          <w:szCs w:val="24"/>
+        </w:rPr>
+        <w:t>vegetație</w:t>
+      </w:r>
+      <w:proofErr w:type="spellEnd"/>
+      <w:r>
+        <w:rPr>
+          <w:rFonts w:ascii="Times New Roman" w:hAnsi="Times New Roman" w:cs="Times New Roman"/>
+          <w:sz w:val="24"/>
+          <w:szCs w:val="24"/>
+        </w:rPr>
+        <w:t xml:space="preserve"> pe </w:t>
+      </w:r>
+      <w:proofErr w:type="spellStart"/>
+      <w:r>
+        <w:rPr>
+          <w:rFonts w:ascii="Times New Roman" w:hAnsi="Times New Roman" w:cs="Times New Roman"/>
+          <w:sz w:val="24"/>
+          <w:szCs w:val="24"/>
+        </w:rPr>
+        <w:t>baza</w:t>
+      </w:r>
+      <w:proofErr w:type="spellEnd"/>
+      <w:r>
+        <w:rPr>
+          <w:rFonts w:ascii="Times New Roman" w:hAnsi="Times New Roman" w:cs="Times New Roman"/>
+          <w:sz w:val="24"/>
+          <w:szCs w:val="24"/>
+        </w:rPr>
+        <w:t xml:space="preserve"> </w:t>
+      </w:r>
+      <w:proofErr w:type="spellStart"/>
+      <w:r>
+        <w:rPr>
+          <w:rFonts w:ascii="Times New Roman" w:hAnsi="Times New Roman" w:cs="Times New Roman"/>
+          <w:sz w:val="24"/>
+          <w:szCs w:val="24"/>
+        </w:rPr>
+        <w:t>parametrilor</w:t>
+      </w:r>
+      <w:proofErr w:type="spellEnd"/>
+      <w:r>
+        <w:rPr>
+          <w:rFonts w:ascii="Times New Roman" w:hAnsi="Times New Roman" w:cs="Times New Roman"/>
+          <w:sz w:val="24"/>
+          <w:szCs w:val="24"/>
+        </w:rPr>
+        <w:t xml:space="preserve"> </w:t>
+      </w:r>
+      <w:proofErr w:type="spellStart"/>
+      <w:r>
+        <w:rPr>
+          <w:rFonts w:ascii="Times New Roman" w:hAnsi="Times New Roman" w:cs="Times New Roman"/>
+          <w:sz w:val="24"/>
+          <w:szCs w:val="24"/>
+        </w:rPr>
+        <w:t>configurabili</w:t>
+      </w:r>
+      <w:proofErr w:type="spellEnd"/>
+      <w:r>
+        <w:rPr>
+          <w:rFonts w:ascii="Times New Roman" w:hAnsi="Times New Roman" w:cs="Times New Roman"/>
+          <w:sz w:val="24"/>
+          <w:szCs w:val="24"/>
+        </w:rPr>
+        <w:t>.</w:t>
       </w:r>
     </w:p>
     <w:p>
@@ -1648,23 +2621,1321 @@
           <w:szCs w:val="24"/>
         </w:rPr>
       </w:pPr>
-      <w:r>
-        <w:rPr>
-          <w:rFonts w:ascii="Times New Roman" w:hAnsi="Times New Roman" w:cs="Times New Roman"/>
-          <w:sz w:val="24"/>
-          <w:szCs w:val="24"/>
-        </w:rPr>
-        <w:t>Arhitectura sistemului este organizată pe două ramuri principale care converg către un nucleu comun de procesare. Ramura de randare utilizează OpenGL 3.3 ca API grafic, cu biblioteca GLEW pentru gestionarea extensiilor și asigurarea compatibilității. Aceste componente alimentează Viewport Window care afișează scena în timp real. Ramura de configurare folosește biblioteca Dear imGUI pentru a construi Node-Based Editor Window, un editor vizual pentru definirea pipeline-urilor de generare.</w:t>
+      <w:proofErr w:type="spellStart"/>
+      <w:r>
+        <w:rPr>
+          <w:rFonts w:ascii="Times New Roman" w:hAnsi="Times New Roman" w:cs="Times New Roman"/>
+          <w:sz w:val="24"/>
+          <w:szCs w:val="24"/>
+        </w:rPr>
+        <w:t>Arhitectura</w:t>
+      </w:r>
+      <w:proofErr w:type="spellEnd"/>
+      <w:r>
+        <w:rPr>
+          <w:rFonts w:ascii="Times New Roman" w:hAnsi="Times New Roman" w:cs="Times New Roman"/>
+          <w:sz w:val="24"/>
+          <w:szCs w:val="24"/>
+        </w:rPr>
+        <w:t xml:space="preserve"> </w:t>
+      </w:r>
+      <w:proofErr w:type="spellStart"/>
+      <w:r>
+        <w:rPr>
+          <w:rFonts w:ascii="Times New Roman" w:hAnsi="Times New Roman" w:cs="Times New Roman"/>
+          <w:sz w:val="24"/>
+          <w:szCs w:val="24"/>
+        </w:rPr>
+        <w:t>sistemului</w:t>
+      </w:r>
+      <w:proofErr w:type="spellEnd"/>
+      <w:r>
+        <w:rPr>
+          <w:rFonts w:ascii="Times New Roman" w:hAnsi="Times New Roman" w:cs="Times New Roman"/>
+          <w:sz w:val="24"/>
+          <w:szCs w:val="24"/>
+        </w:rPr>
+        <w:t xml:space="preserve"> </w:t>
+      </w:r>
+      <w:proofErr w:type="spellStart"/>
+      <w:r>
+        <w:rPr>
+          <w:rFonts w:ascii="Times New Roman" w:hAnsi="Times New Roman" w:cs="Times New Roman"/>
+          <w:sz w:val="24"/>
+          <w:szCs w:val="24"/>
+        </w:rPr>
+        <w:t>este</w:t>
+      </w:r>
+      <w:proofErr w:type="spellEnd"/>
+      <w:r>
+        <w:rPr>
+          <w:rFonts w:ascii="Times New Roman" w:hAnsi="Times New Roman" w:cs="Times New Roman"/>
+          <w:sz w:val="24"/>
+          <w:szCs w:val="24"/>
+        </w:rPr>
+        <w:t xml:space="preserve"> </w:t>
+      </w:r>
+      <w:proofErr w:type="spellStart"/>
+      <w:r>
+        <w:rPr>
+          <w:rFonts w:ascii="Times New Roman" w:hAnsi="Times New Roman" w:cs="Times New Roman"/>
+          <w:sz w:val="24"/>
+          <w:szCs w:val="24"/>
+        </w:rPr>
+        <w:t>organizată</w:t>
+      </w:r>
+      <w:proofErr w:type="spellEnd"/>
+      <w:r>
+        <w:rPr>
+          <w:rFonts w:ascii="Times New Roman" w:hAnsi="Times New Roman" w:cs="Times New Roman"/>
+          <w:sz w:val="24"/>
+          <w:szCs w:val="24"/>
+        </w:rPr>
+        <w:t xml:space="preserve"> pe </w:t>
+      </w:r>
+      <w:proofErr w:type="spellStart"/>
+      <w:r>
+        <w:rPr>
+          <w:rFonts w:ascii="Times New Roman" w:hAnsi="Times New Roman" w:cs="Times New Roman"/>
+          <w:sz w:val="24"/>
+          <w:szCs w:val="24"/>
+        </w:rPr>
+        <w:t>două</w:t>
+      </w:r>
+      <w:proofErr w:type="spellEnd"/>
+      <w:r>
+        <w:rPr>
+          <w:rFonts w:ascii="Times New Roman" w:hAnsi="Times New Roman" w:cs="Times New Roman"/>
+          <w:sz w:val="24"/>
+          <w:szCs w:val="24"/>
+        </w:rPr>
+        <w:t xml:space="preserve"> </w:t>
+      </w:r>
+      <w:proofErr w:type="spellStart"/>
+      <w:r>
+        <w:rPr>
+          <w:rFonts w:ascii="Times New Roman" w:hAnsi="Times New Roman" w:cs="Times New Roman"/>
+          <w:sz w:val="24"/>
+          <w:szCs w:val="24"/>
+        </w:rPr>
+        <w:t>ramuri</w:t>
+      </w:r>
+      <w:proofErr w:type="spellEnd"/>
+      <w:r>
+        <w:rPr>
+          <w:rFonts w:ascii="Times New Roman" w:hAnsi="Times New Roman" w:cs="Times New Roman"/>
+          <w:sz w:val="24"/>
+          <w:szCs w:val="24"/>
+        </w:rPr>
+        <w:t xml:space="preserve"> </w:t>
+      </w:r>
+      <w:proofErr w:type="spellStart"/>
+      <w:r>
+        <w:rPr>
+          <w:rFonts w:ascii="Times New Roman" w:hAnsi="Times New Roman" w:cs="Times New Roman"/>
+          <w:sz w:val="24"/>
+          <w:szCs w:val="24"/>
+        </w:rPr>
+        <w:t>principale</w:t>
+      </w:r>
+      <w:proofErr w:type="spellEnd"/>
+      <w:r>
+        <w:rPr>
+          <w:rFonts w:ascii="Times New Roman" w:hAnsi="Times New Roman" w:cs="Times New Roman"/>
+          <w:sz w:val="24"/>
+          <w:szCs w:val="24"/>
+        </w:rPr>
+        <w:t xml:space="preserve"> care </w:t>
+      </w:r>
+      <w:proofErr w:type="spellStart"/>
+      <w:r>
+        <w:rPr>
+          <w:rFonts w:ascii="Times New Roman" w:hAnsi="Times New Roman" w:cs="Times New Roman"/>
+          <w:sz w:val="24"/>
+          <w:szCs w:val="24"/>
+        </w:rPr>
+        <w:t>converg</w:t>
+      </w:r>
+      <w:proofErr w:type="spellEnd"/>
+      <w:r>
+        <w:rPr>
+          <w:rFonts w:ascii="Times New Roman" w:hAnsi="Times New Roman" w:cs="Times New Roman"/>
+          <w:sz w:val="24"/>
+          <w:szCs w:val="24"/>
+        </w:rPr>
+        <w:t xml:space="preserve"> </w:t>
+      </w:r>
+      <w:proofErr w:type="spellStart"/>
+      <w:r>
+        <w:rPr>
+          <w:rFonts w:ascii="Times New Roman" w:hAnsi="Times New Roman" w:cs="Times New Roman"/>
+          <w:sz w:val="24"/>
+          <w:szCs w:val="24"/>
+        </w:rPr>
+        <w:t>către</w:t>
+      </w:r>
+      <w:proofErr w:type="spellEnd"/>
+      <w:r>
+        <w:rPr>
+          <w:rFonts w:ascii="Times New Roman" w:hAnsi="Times New Roman" w:cs="Times New Roman"/>
+          <w:sz w:val="24"/>
+          <w:szCs w:val="24"/>
+        </w:rPr>
+        <w:t xml:space="preserve"> un </w:t>
+      </w:r>
+      <w:proofErr w:type="spellStart"/>
+      <w:r>
+        <w:rPr>
+          <w:rFonts w:ascii="Times New Roman" w:hAnsi="Times New Roman" w:cs="Times New Roman"/>
+          <w:sz w:val="24"/>
+          <w:szCs w:val="24"/>
+        </w:rPr>
+        <w:t>nucleu</w:t>
+      </w:r>
+      <w:proofErr w:type="spellEnd"/>
+      <w:r>
+        <w:rPr>
+          <w:rFonts w:ascii="Times New Roman" w:hAnsi="Times New Roman" w:cs="Times New Roman"/>
+          <w:sz w:val="24"/>
+          <w:szCs w:val="24"/>
+        </w:rPr>
+        <w:t xml:space="preserve"> </w:t>
+      </w:r>
+      <w:proofErr w:type="spellStart"/>
+      <w:r>
+        <w:rPr>
+          <w:rFonts w:ascii="Times New Roman" w:hAnsi="Times New Roman" w:cs="Times New Roman"/>
+          <w:sz w:val="24"/>
+          <w:szCs w:val="24"/>
+        </w:rPr>
+        <w:t>comun</w:t>
+      </w:r>
+      <w:proofErr w:type="spellEnd"/>
+      <w:r>
+        <w:rPr>
+          <w:rFonts w:ascii="Times New Roman" w:hAnsi="Times New Roman" w:cs="Times New Roman"/>
+          <w:sz w:val="24"/>
+          <w:szCs w:val="24"/>
+        </w:rPr>
+        <w:t xml:space="preserve"> de </w:t>
+      </w:r>
+      <w:proofErr w:type="spellStart"/>
+      <w:r>
+        <w:rPr>
+          <w:rFonts w:ascii="Times New Roman" w:hAnsi="Times New Roman" w:cs="Times New Roman"/>
+          <w:sz w:val="24"/>
+          <w:szCs w:val="24"/>
+        </w:rPr>
+        <w:t>procesare</w:t>
+      </w:r>
+      <w:proofErr w:type="spellEnd"/>
+      <w:r>
+        <w:rPr>
+          <w:rFonts w:ascii="Times New Roman" w:hAnsi="Times New Roman" w:cs="Times New Roman"/>
+          <w:sz w:val="24"/>
+          <w:szCs w:val="24"/>
+        </w:rPr>
+        <w:t xml:space="preserve">. </w:t>
+      </w:r>
+      <w:proofErr w:type="spellStart"/>
+      <w:r>
+        <w:rPr>
+          <w:rFonts w:ascii="Times New Roman" w:hAnsi="Times New Roman" w:cs="Times New Roman"/>
+          <w:sz w:val="24"/>
+          <w:szCs w:val="24"/>
+        </w:rPr>
+        <w:t>Ramura</w:t>
+      </w:r>
+      <w:proofErr w:type="spellEnd"/>
+      <w:r>
+        <w:rPr>
+          <w:rFonts w:ascii="Times New Roman" w:hAnsi="Times New Roman" w:cs="Times New Roman"/>
+          <w:sz w:val="24"/>
+          <w:szCs w:val="24"/>
+        </w:rPr>
+        <w:t xml:space="preserve"> de </w:t>
+      </w:r>
+      <w:proofErr w:type="spellStart"/>
+      <w:r>
+        <w:rPr>
+          <w:rFonts w:ascii="Times New Roman" w:hAnsi="Times New Roman" w:cs="Times New Roman"/>
+          <w:sz w:val="24"/>
+          <w:szCs w:val="24"/>
+        </w:rPr>
+        <w:t>randare</w:t>
+      </w:r>
+      <w:proofErr w:type="spellEnd"/>
+      <w:r>
+        <w:rPr>
+          <w:rFonts w:ascii="Times New Roman" w:hAnsi="Times New Roman" w:cs="Times New Roman"/>
+          <w:sz w:val="24"/>
+          <w:szCs w:val="24"/>
+        </w:rPr>
+        <w:t xml:space="preserve"> </w:t>
+      </w:r>
+      <w:proofErr w:type="spellStart"/>
+      <w:r>
+        <w:rPr>
+          <w:rFonts w:ascii="Times New Roman" w:hAnsi="Times New Roman" w:cs="Times New Roman"/>
+          <w:sz w:val="24"/>
+          <w:szCs w:val="24"/>
+        </w:rPr>
+        <w:t>utilizează</w:t>
+      </w:r>
+      <w:proofErr w:type="spellEnd"/>
+      <w:r>
+        <w:rPr>
+          <w:rFonts w:ascii="Times New Roman" w:hAnsi="Times New Roman" w:cs="Times New Roman"/>
+          <w:sz w:val="24"/>
+          <w:szCs w:val="24"/>
+        </w:rPr>
+        <w:t xml:space="preserve"> OpenGL 3.3 ca API </w:t>
+      </w:r>
+      <w:proofErr w:type="spellStart"/>
+      <w:r>
+        <w:rPr>
+          <w:rFonts w:ascii="Times New Roman" w:hAnsi="Times New Roman" w:cs="Times New Roman"/>
+          <w:sz w:val="24"/>
+          <w:szCs w:val="24"/>
+        </w:rPr>
+        <w:t>grafic</w:t>
+      </w:r>
+      <w:proofErr w:type="spellEnd"/>
+      <w:r>
+        <w:rPr>
+          <w:rFonts w:ascii="Times New Roman" w:hAnsi="Times New Roman" w:cs="Times New Roman"/>
+          <w:sz w:val="24"/>
+          <w:szCs w:val="24"/>
+        </w:rPr>
+        <w:t xml:space="preserve">, cu </w:t>
+      </w:r>
+      <w:proofErr w:type="spellStart"/>
+      <w:r>
+        <w:rPr>
+          <w:rFonts w:ascii="Times New Roman" w:hAnsi="Times New Roman" w:cs="Times New Roman"/>
+          <w:sz w:val="24"/>
+          <w:szCs w:val="24"/>
+        </w:rPr>
+        <w:t>biblioteca</w:t>
+      </w:r>
+      <w:proofErr w:type="spellEnd"/>
+      <w:r>
+        <w:rPr>
+          <w:rFonts w:ascii="Times New Roman" w:hAnsi="Times New Roman" w:cs="Times New Roman"/>
+          <w:sz w:val="24"/>
+          <w:szCs w:val="24"/>
+        </w:rPr>
+        <w:t xml:space="preserve"> GLEW </w:t>
+      </w:r>
+      <w:proofErr w:type="spellStart"/>
+      <w:r>
+        <w:rPr>
+          <w:rFonts w:ascii="Times New Roman" w:hAnsi="Times New Roman" w:cs="Times New Roman"/>
+          <w:sz w:val="24"/>
+          <w:szCs w:val="24"/>
+        </w:rPr>
+        <w:t>pentru</w:t>
+      </w:r>
+      <w:proofErr w:type="spellEnd"/>
+      <w:r>
+        <w:rPr>
+          <w:rFonts w:ascii="Times New Roman" w:hAnsi="Times New Roman" w:cs="Times New Roman"/>
+          <w:sz w:val="24"/>
+          <w:szCs w:val="24"/>
+        </w:rPr>
+        <w:t xml:space="preserve"> </w:t>
+      </w:r>
+      <w:proofErr w:type="spellStart"/>
+      <w:r>
+        <w:rPr>
+          <w:rFonts w:ascii="Times New Roman" w:hAnsi="Times New Roman" w:cs="Times New Roman"/>
+          <w:sz w:val="24"/>
+          <w:szCs w:val="24"/>
+        </w:rPr>
+        <w:t>gestionarea</w:t>
+      </w:r>
+      <w:proofErr w:type="spellEnd"/>
+      <w:r>
+        <w:rPr>
+          <w:rFonts w:ascii="Times New Roman" w:hAnsi="Times New Roman" w:cs="Times New Roman"/>
+          <w:sz w:val="24"/>
+          <w:szCs w:val="24"/>
+        </w:rPr>
+        <w:t xml:space="preserve"> </w:t>
+      </w:r>
+      <w:proofErr w:type="spellStart"/>
+      <w:r>
+        <w:rPr>
+          <w:rFonts w:ascii="Times New Roman" w:hAnsi="Times New Roman" w:cs="Times New Roman"/>
+          <w:sz w:val="24"/>
+          <w:szCs w:val="24"/>
+        </w:rPr>
+        <w:t>extensiilor</w:t>
+      </w:r>
+      <w:proofErr w:type="spellEnd"/>
+      <w:r>
+        <w:rPr>
+          <w:rFonts w:ascii="Times New Roman" w:hAnsi="Times New Roman" w:cs="Times New Roman"/>
+          <w:sz w:val="24"/>
+          <w:szCs w:val="24"/>
+        </w:rPr>
+        <w:t xml:space="preserve"> </w:t>
+      </w:r>
+      <w:proofErr w:type="spellStart"/>
+      <w:r>
+        <w:rPr>
+          <w:rFonts w:ascii="Times New Roman" w:hAnsi="Times New Roman" w:cs="Times New Roman"/>
+          <w:sz w:val="24"/>
+          <w:szCs w:val="24"/>
+        </w:rPr>
+        <w:t>și</w:t>
+      </w:r>
+      <w:proofErr w:type="spellEnd"/>
+      <w:r>
+        <w:rPr>
+          <w:rFonts w:ascii="Times New Roman" w:hAnsi="Times New Roman" w:cs="Times New Roman"/>
+          <w:sz w:val="24"/>
+          <w:szCs w:val="24"/>
+        </w:rPr>
+        <w:t xml:space="preserve"> </w:t>
+      </w:r>
+      <w:proofErr w:type="spellStart"/>
+      <w:r>
+        <w:rPr>
+          <w:rFonts w:ascii="Times New Roman" w:hAnsi="Times New Roman" w:cs="Times New Roman"/>
+          <w:sz w:val="24"/>
+          <w:szCs w:val="24"/>
+        </w:rPr>
+        <w:t>asigurarea</w:t>
+      </w:r>
+      <w:proofErr w:type="spellEnd"/>
+      <w:r>
+        <w:rPr>
+          <w:rFonts w:ascii="Times New Roman" w:hAnsi="Times New Roman" w:cs="Times New Roman"/>
+          <w:sz w:val="24"/>
+          <w:szCs w:val="24"/>
+        </w:rPr>
+        <w:t xml:space="preserve"> </w:t>
+      </w:r>
+      <w:proofErr w:type="spellStart"/>
+      <w:r>
+        <w:rPr>
+          <w:rFonts w:ascii="Times New Roman" w:hAnsi="Times New Roman" w:cs="Times New Roman"/>
+          <w:sz w:val="24"/>
+          <w:szCs w:val="24"/>
+        </w:rPr>
+        <w:t>compatibilității</w:t>
+      </w:r>
+      <w:proofErr w:type="spellEnd"/>
+      <w:r>
+        <w:rPr>
+          <w:rFonts w:ascii="Times New Roman" w:hAnsi="Times New Roman" w:cs="Times New Roman"/>
+          <w:sz w:val="24"/>
+          <w:szCs w:val="24"/>
+        </w:rPr>
+        <w:t xml:space="preserve">. </w:t>
+      </w:r>
+      <w:proofErr w:type="spellStart"/>
+      <w:r>
+        <w:rPr>
+          <w:rFonts w:ascii="Times New Roman" w:hAnsi="Times New Roman" w:cs="Times New Roman"/>
+          <w:sz w:val="24"/>
+          <w:szCs w:val="24"/>
+        </w:rPr>
+        <w:t>Aceste</w:t>
+      </w:r>
+      <w:proofErr w:type="spellEnd"/>
+      <w:r>
+        <w:rPr>
+          <w:rFonts w:ascii="Times New Roman" w:hAnsi="Times New Roman" w:cs="Times New Roman"/>
+          <w:sz w:val="24"/>
+          <w:szCs w:val="24"/>
+        </w:rPr>
+        <w:t xml:space="preserve"> </w:t>
+      </w:r>
+      <w:proofErr w:type="spellStart"/>
+      <w:r>
+        <w:rPr>
+          <w:rFonts w:ascii="Times New Roman" w:hAnsi="Times New Roman" w:cs="Times New Roman"/>
+          <w:sz w:val="24"/>
+          <w:szCs w:val="24"/>
+        </w:rPr>
+        <w:t>componente</w:t>
+      </w:r>
+      <w:proofErr w:type="spellEnd"/>
+      <w:r>
+        <w:rPr>
+          <w:rFonts w:ascii="Times New Roman" w:hAnsi="Times New Roman" w:cs="Times New Roman"/>
+          <w:sz w:val="24"/>
+          <w:szCs w:val="24"/>
+        </w:rPr>
+        <w:t xml:space="preserve"> </w:t>
+      </w:r>
+      <w:proofErr w:type="spellStart"/>
+      <w:r>
+        <w:rPr>
+          <w:rFonts w:ascii="Times New Roman" w:hAnsi="Times New Roman" w:cs="Times New Roman"/>
+          <w:sz w:val="24"/>
+          <w:szCs w:val="24"/>
+        </w:rPr>
+        <w:t>alimentează</w:t>
+      </w:r>
+      <w:proofErr w:type="spellEnd"/>
+      <w:r>
+        <w:rPr>
+          <w:rFonts w:ascii="Times New Roman" w:hAnsi="Times New Roman" w:cs="Times New Roman"/>
+          <w:sz w:val="24"/>
+          <w:szCs w:val="24"/>
+        </w:rPr>
+        <w:t xml:space="preserve"> Viewport Window care </w:t>
+      </w:r>
+      <w:proofErr w:type="spellStart"/>
+      <w:r>
+        <w:rPr>
+          <w:rFonts w:ascii="Times New Roman" w:hAnsi="Times New Roman" w:cs="Times New Roman"/>
+          <w:sz w:val="24"/>
+          <w:szCs w:val="24"/>
+        </w:rPr>
+        <w:t>afișează</w:t>
+      </w:r>
+      <w:proofErr w:type="spellEnd"/>
+      <w:r>
+        <w:rPr>
+          <w:rFonts w:ascii="Times New Roman" w:hAnsi="Times New Roman" w:cs="Times New Roman"/>
+          <w:sz w:val="24"/>
+          <w:szCs w:val="24"/>
+        </w:rPr>
+        <w:t xml:space="preserve"> scena </w:t>
+      </w:r>
+      <w:proofErr w:type="spellStart"/>
+      <w:r>
+        <w:rPr>
+          <w:rFonts w:ascii="Times New Roman" w:hAnsi="Times New Roman" w:cs="Times New Roman"/>
+          <w:sz w:val="24"/>
+          <w:szCs w:val="24"/>
+        </w:rPr>
+        <w:t>în</w:t>
+      </w:r>
+      <w:proofErr w:type="spellEnd"/>
+      <w:r>
+        <w:rPr>
+          <w:rFonts w:ascii="Times New Roman" w:hAnsi="Times New Roman" w:cs="Times New Roman"/>
+          <w:sz w:val="24"/>
+          <w:szCs w:val="24"/>
+        </w:rPr>
+        <w:t xml:space="preserve"> </w:t>
+      </w:r>
+      <w:proofErr w:type="spellStart"/>
+      <w:r>
+        <w:rPr>
+          <w:rFonts w:ascii="Times New Roman" w:hAnsi="Times New Roman" w:cs="Times New Roman"/>
+          <w:sz w:val="24"/>
+          <w:szCs w:val="24"/>
+        </w:rPr>
+        <w:t>timp</w:t>
+      </w:r>
+      <w:proofErr w:type="spellEnd"/>
+      <w:r>
+        <w:rPr>
+          <w:rFonts w:ascii="Times New Roman" w:hAnsi="Times New Roman" w:cs="Times New Roman"/>
+          <w:sz w:val="24"/>
+          <w:szCs w:val="24"/>
+        </w:rPr>
+        <w:t xml:space="preserve"> real. </w:t>
+      </w:r>
+      <w:proofErr w:type="spellStart"/>
+      <w:r>
+        <w:rPr>
+          <w:rFonts w:ascii="Times New Roman" w:hAnsi="Times New Roman" w:cs="Times New Roman"/>
+          <w:sz w:val="24"/>
+          <w:szCs w:val="24"/>
+        </w:rPr>
+        <w:t>Ramura</w:t>
+      </w:r>
+      <w:proofErr w:type="spellEnd"/>
+      <w:r>
+        <w:rPr>
+          <w:rFonts w:ascii="Times New Roman" w:hAnsi="Times New Roman" w:cs="Times New Roman"/>
+          <w:sz w:val="24"/>
+          <w:szCs w:val="24"/>
+        </w:rPr>
+        <w:t xml:space="preserve"> de </w:t>
+      </w:r>
+      <w:proofErr w:type="spellStart"/>
+      <w:r>
+        <w:rPr>
+          <w:rFonts w:ascii="Times New Roman" w:hAnsi="Times New Roman" w:cs="Times New Roman"/>
+          <w:sz w:val="24"/>
+          <w:szCs w:val="24"/>
+        </w:rPr>
+        <w:t>configurare</w:t>
+      </w:r>
+      <w:proofErr w:type="spellEnd"/>
+      <w:r>
+        <w:rPr>
+          <w:rFonts w:ascii="Times New Roman" w:hAnsi="Times New Roman" w:cs="Times New Roman"/>
+          <w:sz w:val="24"/>
+          <w:szCs w:val="24"/>
+        </w:rPr>
+        <w:t xml:space="preserve"> </w:t>
+      </w:r>
+      <w:proofErr w:type="spellStart"/>
+      <w:r>
+        <w:rPr>
+          <w:rFonts w:ascii="Times New Roman" w:hAnsi="Times New Roman" w:cs="Times New Roman"/>
+          <w:sz w:val="24"/>
+          <w:szCs w:val="24"/>
+        </w:rPr>
+        <w:t>folosește</w:t>
+      </w:r>
+      <w:proofErr w:type="spellEnd"/>
+      <w:r>
+        <w:rPr>
+          <w:rFonts w:ascii="Times New Roman" w:hAnsi="Times New Roman" w:cs="Times New Roman"/>
+          <w:sz w:val="24"/>
+          <w:szCs w:val="24"/>
+        </w:rPr>
+        <w:t xml:space="preserve"> </w:t>
+      </w:r>
+      <w:proofErr w:type="spellStart"/>
+      <w:r>
+        <w:rPr>
+          <w:rFonts w:ascii="Times New Roman" w:hAnsi="Times New Roman" w:cs="Times New Roman"/>
+          <w:sz w:val="24"/>
+          <w:szCs w:val="24"/>
+        </w:rPr>
+        <w:t>biblioteca</w:t>
+      </w:r>
+      <w:proofErr w:type="spellEnd"/>
+      <w:r>
+        <w:rPr>
+          <w:rFonts w:ascii="Times New Roman" w:hAnsi="Times New Roman" w:cs="Times New Roman"/>
+          <w:sz w:val="24"/>
+          <w:szCs w:val="24"/>
+        </w:rPr>
+        <w:t xml:space="preserve"> Dear </w:t>
+      </w:r>
+      <w:proofErr w:type="spellStart"/>
+      <w:r>
+        <w:rPr>
+          <w:rFonts w:ascii="Times New Roman" w:hAnsi="Times New Roman" w:cs="Times New Roman"/>
+          <w:sz w:val="24"/>
+          <w:szCs w:val="24"/>
+        </w:rPr>
+        <w:t>imGUI</w:t>
+      </w:r>
+      <w:proofErr w:type="spellEnd"/>
+      <w:r>
+        <w:rPr>
+          <w:rFonts w:ascii="Times New Roman" w:hAnsi="Times New Roman" w:cs="Times New Roman"/>
+          <w:sz w:val="24"/>
+          <w:szCs w:val="24"/>
+        </w:rPr>
+        <w:t xml:space="preserve"> </w:t>
+      </w:r>
+      <w:proofErr w:type="spellStart"/>
+      <w:r>
+        <w:rPr>
+          <w:rFonts w:ascii="Times New Roman" w:hAnsi="Times New Roman" w:cs="Times New Roman"/>
+          <w:sz w:val="24"/>
+          <w:szCs w:val="24"/>
+        </w:rPr>
+        <w:t>pentru</w:t>
+      </w:r>
+      <w:proofErr w:type="spellEnd"/>
+      <w:r>
+        <w:rPr>
+          <w:rFonts w:ascii="Times New Roman" w:hAnsi="Times New Roman" w:cs="Times New Roman"/>
+          <w:sz w:val="24"/>
+          <w:szCs w:val="24"/>
+        </w:rPr>
+        <w:t xml:space="preserve"> a </w:t>
+      </w:r>
+      <w:proofErr w:type="spellStart"/>
+      <w:r>
+        <w:rPr>
+          <w:rFonts w:ascii="Times New Roman" w:hAnsi="Times New Roman" w:cs="Times New Roman"/>
+          <w:sz w:val="24"/>
+          <w:szCs w:val="24"/>
+        </w:rPr>
+        <w:t>construi</w:t>
+      </w:r>
+      <w:proofErr w:type="spellEnd"/>
+      <w:r>
+        <w:rPr>
+          <w:rFonts w:ascii="Times New Roman" w:hAnsi="Times New Roman" w:cs="Times New Roman"/>
+          <w:sz w:val="24"/>
+          <w:szCs w:val="24"/>
+        </w:rPr>
+        <w:t xml:space="preserve"> Node-Based Editor Window, un editor </w:t>
+      </w:r>
+      <w:proofErr w:type="spellStart"/>
+      <w:r>
+        <w:rPr>
+          <w:rFonts w:ascii="Times New Roman" w:hAnsi="Times New Roman" w:cs="Times New Roman"/>
+          <w:sz w:val="24"/>
+          <w:szCs w:val="24"/>
+        </w:rPr>
+        <w:t>vizual</w:t>
+      </w:r>
+      <w:proofErr w:type="spellEnd"/>
+      <w:r>
+        <w:rPr>
+          <w:rFonts w:ascii="Times New Roman" w:hAnsi="Times New Roman" w:cs="Times New Roman"/>
+          <w:sz w:val="24"/>
+          <w:szCs w:val="24"/>
+        </w:rPr>
+        <w:t xml:space="preserve"> </w:t>
+      </w:r>
+      <w:proofErr w:type="spellStart"/>
+      <w:r>
+        <w:rPr>
+          <w:rFonts w:ascii="Times New Roman" w:hAnsi="Times New Roman" w:cs="Times New Roman"/>
+          <w:sz w:val="24"/>
+          <w:szCs w:val="24"/>
+        </w:rPr>
+        <w:t>pentru</w:t>
+      </w:r>
+      <w:proofErr w:type="spellEnd"/>
+      <w:r>
+        <w:rPr>
+          <w:rFonts w:ascii="Times New Roman" w:hAnsi="Times New Roman" w:cs="Times New Roman"/>
+          <w:sz w:val="24"/>
+          <w:szCs w:val="24"/>
+        </w:rPr>
+        <w:t xml:space="preserve"> </w:t>
+      </w:r>
+      <w:proofErr w:type="spellStart"/>
+      <w:r>
+        <w:rPr>
+          <w:rFonts w:ascii="Times New Roman" w:hAnsi="Times New Roman" w:cs="Times New Roman"/>
+          <w:sz w:val="24"/>
+          <w:szCs w:val="24"/>
+        </w:rPr>
+        <w:t>definirea</w:t>
+      </w:r>
+      <w:proofErr w:type="spellEnd"/>
+      <w:r>
+        <w:rPr>
+          <w:rFonts w:ascii="Times New Roman" w:hAnsi="Times New Roman" w:cs="Times New Roman"/>
+          <w:sz w:val="24"/>
+          <w:szCs w:val="24"/>
+        </w:rPr>
+        <w:t xml:space="preserve"> pipeline-</w:t>
+      </w:r>
+      <w:proofErr w:type="spellStart"/>
+      <w:r>
+        <w:rPr>
+          <w:rFonts w:ascii="Times New Roman" w:hAnsi="Times New Roman" w:cs="Times New Roman"/>
+          <w:sz w:val="24"/>
+          <w:szCs w:val="24"/>
+        </w:rPr>
+        <w:t>urilor</w:t>
+      </w:r>
+      <w:proofErr w:type="spellEnd"/>
+      <w:r>
+        <w:rPr>
+          <w:rFonts w:ascii="Times New Roman" w:hAnsi="Times New Roman" w:cs="Times New Roman"/>
+          <w:sz w:val="24"/>
+          <w:szCs w:val="24"/>
+        </w:rPr>
+        <w:t xml:space="preserve"> de </w:t>
+      </w:r>
+      <w:proofErr w:type="spellStart"/>
+      <w:r>
+        <w:rPr>
+          <w:rFonts w:ascii="Times New Roman" w:hAnsi="Times New Roman" w:cs="Times New Roman"/>
+          <w:sz w:val="24"/>
+          <w:szCs w:val="24"/>
+        </w:rPr>
+        <w:t>generare</w:t>
+      </w:r>
+      <w:proofErr w:type="spellEnd"/>
+      <w:r>
+        <w:rPr>
+          <w:rFonts w:ascii="Times New Roman" w:hAnsi="Times New Roman" w:cs="Times New Roman"/>
+          <w:sz w:val="24"/>
+          <w:szCs w:val="24"/>
+        </w:rPr>
+        <w:t>.</w:t>
       </w:r>
     </w:p>
     <w:p>
-      <w:r>
-        <w:rPr>
-          <w:rFonts w:ascii="Times New Roman" w:hAnsi="Times New Roman" w:cs="Times New Roman"/>
-          <w:sz w:val="24"/>
-          <w:szCs w:val="24"/>
-        </w:rPr>
-        <w:t>Nucleul de procesare este format din clasele C++ Generator care încapsulează algoritmii de generare împreună cu parametrii lor configurabili. Generator Singleton Stack coordonează execuția secvențială a acestor generatori și produce Mesh Results conținând geometria 3D generată. Scene Manager primește mesh-urile, le transmite către Viewport pentru randare și asigură persistența prin exportul datelor în format JSON.</w:t>
+      <w:proofErr w:type="spellStart"/>
+      <w:r>
+        <w:rPr>
+          <w:rFonts w:ascii="Times New Roman" w:hAnsi="Times New Roman" w:cs="Times New Roman"/>
+          <w:sz w:val="24"/>
+          <w:szCs w:val="24"/>
+        </w:rPr>
+        <w:t>Nucleul</w:t>
+      </w:r>
+      <w:proofErr w:type="spellEnd"/>
+      <w:r>
+        <w:rPr>
+          <w:rFonts w:ascii="Times New Roman" w:hAnsi="Times New Roman" w:cs="Times New Roman"/>
+          <w:sz w:val="24"/>
+          <w:szCs w:val="24"/>
+        </w:rPr>
+        <w:t xml:space="preserve"> de </w:t>
+      </w:r>
+      <w:proofErr w:type="spellStart"/>
+      <w:r>
+        <w:rPr>
+          <w:rFonts w:ascii="Times New Roman" w:hAnsi="Times New Roman" w:cs="Times New Roman"/>
+          <w:sz w:val="24"/>
+          <w:szCs w:val="24"/>
+        </w:rPr>
+        <w:t>procesare</w:t>
+      </w:r>
+      <w:proofErr w:type="spellEnd"/>
+      <w:r>
+        <w:rPr>
+          <w:rFonts w:ascii="Times New Roman" w:hAnsi="Times New Roman" w:cs="Times New Roman"/>
+          <w:sz w:val="24"/>
+          <w:szCs w:val="24"/>
+        </w:rPr>
+        <w:t xml:space="preserve"> </w:t>
+      </w:r>
+      <w:proofErr w:type="spellStart"/>
+      <w:r>
+        <w:rPr>
+          <w:rFonts w:ascii="Times New Roman" w:hAnsi="Times New Roman" w:cs="Times New Roman"/>
+          <w:sz w:val="24"/>
+          <w:szCs w:val="24"/>
+        </w:rPr>
+        <w:t>este</w:t>
+      </w:r>
+      <w:proofErr w:type="spellEnd"/>
+      <w:r>
+        <w:rPr>
+          <w:rFonts w:ascii="Times New Roman" w:hAnsi="Times New Roman" w:cs="Times New Roman"/>
+          <w:sz w:val="24"/>
+          <w:szCs w:val="24"/>
+        </w:rPr>
+        <w:t xml:space="preserve"> format din </w:t>
+      </w:r>
+      <w:proofErr w:type="spellStart"/>
+      <w:r>
+        <w:rPr>
+          <w:rFonts w:ascii="Times New Roman" w:hAnsi="Times New Roman" w:cs="Times New Roman"/>
+          <w:sz w:val="24"/>
+          <w:szCs w:val="24"/>
+        </w:rPr>
+        <w:t>clasele</w:t>
+      </w:r>
+      <w:proofErr w:type="spellEnd"/>
+      <w:r>
+        <w:rPr>
+          <w:rFonts w:ascii="Times New Roman" w:hAnsi="Times New Roman" w:cs="Times New Roman"/>
+          <w:sz w:val="24"/>
+          <w:szCs w:val="24"/>
+        </w:rPr>
+        <w:t xml:space="preserve"> C++ Generator care </w:t>
+      </w:r>
+      <w:proofErr w:type="spellStart"/>
+      <w:r>
+        <w:rPr>
+          <w:rFonts w:ascii="Times New Roman" w:hAnsi="Times New Roman" w:cs="Times New Roman"/>
+          <w:sz w:val="24"/>
+          <w:szCs w:val="24"/>
+        </w:rPr>
+        <w:t>încapsulează</w:t>
+      </w:r>
+      <w:proofErr w:type="spellEnd"/>
+      <w:r>
+        <w:rPr>
+          <w:rFonts w:ascii="Times New Roman" w:hAnsi="Times New Roman" w:cs="Times New Roman"/>
+          <w:sz w:val="24"/>
+          <w:szCs w:val="24"/>
+        </w:rPr>
+        <w:t xml:space="preserve"> </w:t>
+      </w:r>
+      <w:proofErr w:type="spellStart"/>
+      <w:r>
+        <w:rPr>
+          <w:rFonts w:ascii="Times New Roman" w:hAnsi="Times New Roman" w:cs="Times New Roman"/>
+          <w:sz w:val="24"/>
+          <w:szCs w:val="24"/>
+        </w:rPr>
+        <w:t>algoritmii</w:t>
+      </w:r>
+      <w:proofErr w:type="spellEnd"/>
+      <w:r>
+        <w:rPr>
+          <w:rFonts w:ascii="Times New Roman" w:hAnsi="Times New Roman" w:cs="Times New Roman"/>
+          <w:sz w:val="24"/>
+          <w:szCs w:val="24"/>
+        </w:rPr>
+        <w:t xml:space="preserve"> de </w:t>
+      </w:r>
+      <w:proofErr w:type="spellStart"/>
+      <w:r>
+        <w:rPr>
+          <w:rFonts w:ascii="Times New Roman" w:hAnsi="Times New Roman" w:cs="Times New Roman"/>
+          <w:sz w:val="24"/>
+          <w:szCs w:val="24"/>
+        </w:rPr>
+        <w:t>generare</w:t>
+      </w:r>
+      <w:proofErr w:type="spellEnd"/>
+      <w:r>
+        <w:rPr>
+          <w:rFonts w:ascii="Times New Roman" w:hAnsi="Times New Roman" w:cs="Times New Roman"/>
+          <w:sz w:val="24"/>
+          <w:szCs w:val="24"/>
+        </w:rPr>
+        <w:t xml:space="preserve"> </w:t>
+      </w:r>
+      <w:proofErr w:type="spellStart"/>
+      <w:r>
+        <w:rPr>
+          <w:rFonts w:ascii="Times New Roman" w:hAnsi="Times New Roman" w:cs="Times New Roman"/>
+          <w:sz w:val="24"/>
+          <w:szCs w:val="24"/>
+        </w:rPr>
+        <w:t>împreună</w:t>
+      </w:r>
+      <w:proofErr w:type="spellEnd"/>
+      <w:r>
+        <w:rPr>
+          <w:rFonts w:ascii="Times New Roman" w:hAnsi="Times New Roman" w:cs="Times New Roman"/>
+          <w:sz w:val="24"/>
+          <w:szCs w:val="24"/>
+        </w:rPr>
+        <w:t xml:space="preserve"> cu </w:t>
+      </w:r>
+      <w:proofErr w:type="spellStart"/>
+      <w:r>
+        <w:rPr>
+          <w:rFonts w:ascii="Times New Roman" w:hAnsi="Times New Roman" w:cs="Times New Roman"/>
+          <w:sz w:val="24"/>
+          <w:szCs w:val="24"/>
+        </w:rPr>
+        <w:t>parametrii</w:t>
+      </w:r>
+      <w:proofErr w:type="spellEnd"/>
+      <w:r>
+        <w:rPr>
+          <w:rFonts w:ascii="Times New Roman" w:hAnsi="Times New Roman" w:cs="Times New Roman"/>
+          <w:sz w:val="24"/>
+          <w:szCs w:val="24"/>
+        </w:rPr>
+        <w:t xml:space="preserve"> lor </w:t>
+      </w:r>
+      <w:proofErr w:type="spellStart"/>
+      <w:r>
+        <w:rPr>
+          <w:rFonts w:ascii="Times New Roman" w:hAnsi="Times New Roman" w:cs="Times New Roman"/>
+          <w:sz w:val="24"/>
+          <w:szCs w:val="24"/>
+        </w:rPr>
+        <w:t>configurabili</w:t>
+      </w:r>
+      <w:proofErr w:type="spellEnd"/>
+      <w:r>
+        <w:rPr>
+          <w:rFonts w:ascii="Times New Roman" w:hAnsi="Times New Roman" w:cs="Times New Roman"/>
+          <w:sz w:val="24"/>
+          <w:szCs w:val="24"/>
+        </w:rPr>
+        <w:t xml:space="preserve">. Generator Singleton Stack </w:t>
+      </w:r>
+      <w:proofErr w:type="spellStart"/>
+      <w:r>
+        <w:rPr>
+          <w:rFonts w:ascii="Times New Roman" w:hAnsi="Times New Roman" w:cs="Times New Roman"/>
+          <w:sz w:val="24"/>
+          <w:szCs w:val="24"/>
+        </w:rPr>
+        <w:t>coordonează</w:t>
+      </w:r>
+      <w:proofErr w:type="spellEnd"/>
+      <w:r>
+        <w:rPr>
+          <w:rFonts w:ascii="Times New Roman" w:hAnsi="Times New Roman" w:cs="Times New Roman"/>
+          <w:sz w:val="24"/>
+          <w:szCs w:val="24"/>
+        </w:rPr>
+        <w:t xml:space="preserve"> </w:t>
+      </w:r>
+      <w:proofErr w:type="spellStart"/>
+      <w:r>
+        <w:rPr>
+          <w:rFonts w:ascii="Times New Roman" w:hAnsi="Times New Roman" w:cs="Times New Roman"/>
+          <w:sz w:val="24"/>
+          <w:szCs w:val="24"/>
+        </w:rPr>
+        <w:t>execuția</w:t>
+      </w:r>
+      <w:proofErr w:type="spellEnd"/>
+      <w:r>
+        <w:rPr>
+          <w:rFonts w:ascii="Times New Roman" w:hAnsi="Times New Roman" w:cs="Times New Roman"/>
+          <w:sz w:val="24"/>
+          <w:szCs w:val="24"/>
+        </w:rPr>
+        <w:t xml:space="preserve"> </w:t>
+      </w:r>
+      <w:proofErr w:type="spellStart"/>
+      <w:r>
+        <w:rPr>
+          <w:rFonts w:ascii="Times New Roman" w:hAnsi="Times New Roman" w:cs="Times New Roman"/>
+          <w:sz w:val="24"/>
+          <w:szCs w:val="24"/>
+        </w:rPr>
+        <w:t>secvențială</w:t>
+      </w:r>
+      <w:proofErr w:type="spellEnd"/>
+      <w:r>
+        <w:rPr>
+          <w:rFonts w:ascii="Times New Roman" w:hAnsi="Times New Roman" w:cs="Times New Roman"/>
+          <w:sz w:val="24"/>
+          <w:szCs w:val="24"/>
+        </w:rPr>
+        <w:t xml:space="preserve"> </w:t>
+      </w:r>
+      <w:proofErr w:type="gramStart"/>
+      <w:r>
+        <w:rPr>
+          <w:rFonts w:ascii="Times New Roman" w:hAnsi="Times New Roman" w:cs="Times New Roman"/>
+          <w:sz w:val="24"/>
+          <w:szCs w:val="24"/>
+        </w:rPr>
+        <w:t>a</w:t>
+      </w:r>
+      <w:proofErr w:type="gramEnd"/>
+      <w:r>
+        <w:rPr>
+          <w:rFonts w:ascii="Times New Roman" w:hAnsi="Times New Roman" w:cs="Times New Roman"/>
+          <w:sz w:val="24"/>
+          <w:szCs w:val="24"/>
+        </w:rPr>
+        <w:t xml:space="preserve"> </w:t>
+      </w:r>
+      <w:proofErr w:type="spellStart"/>
+      <w:r>
+        <w:rPr>
+          <w:rFonts w:ascii="Times New Roman" w:hAnsi="Times New Roman" w:cs="Times New Roman"/>
+          <w:sz w:val="24"/>
+          <w:szCs w:val="24"/>
+        </w:rPr>
+        <w:t>acestor</w:t>
+      </w:r>
+      <w:proofErr w:type="spellEnd"/>
+      <w:r>
+        <w:rPr>
+          <w:rFonts w:ascii="Times New Roman" w:hAnsi="Times New Roman" w:cs="Times New Roman"/>
+          <w:sz w:val="24"/>
+          <w:szCs w:val="24"/>
+        </w:rPr>
+        <w:t xml:space="preserve"> </w:t>
+      </w:r>
+      <w:proofErr w:type="spellStart"/>
+      <w:r>
+        <w:rPr>
+          <w:rFonts w:ascii="Times New Roman" w:hAnsi="Times New Roman" w:cs="Times New Roman"/>
+          <w:sz w:val="24"/>
+          <w:szCs w:val="24"/>
+        </w:rPr>
+        <w:t>generatori</w:t>
+      </w:r>
+      <w:proofErr w:type="spellEnd"/>
+      <w:r>
+        <w:rPr>
+          <w:rFonts w:ascii="Times New Roman" w:hAnsi="Times New Roman" w:cs="Times New Roman"/>
+          <w:sz w:val="24"/>
+          <w:szCs w:val="24"/>
+        </w:rPr>
+        <w:t xml:space="preserve"> </w:t>
+      </w:r>
+      <w:proofErr w:type="spellStart"/>
+      <w:r>
+        <w:rPr>
+          <w:rFonts w:ascii="Times New Roman" w:hAnsi="Times New Roman" w:cs="Times New Roman"/>
+          <w:sz w:val="24"/>
+          <w:szCs w:val="24"/>
+        </w:rPr>
+        <w:t>și</w:t>
+      </w:r>
+      <w:proofErr w:type="spellEnd"/>
+      <w:r>
+        <w:rPr>
+          <w:rFonts w:ascii="Times New Roman" w:hAnsi="Times New Roman" w:cs="Times New Roman"/>
+          <w:sz w:val="24"/>
+          <w:szCs w:val="24"/>
+        </w:rPr>
+        <w:t xml:space="preserve"> produce Mesh Results </w:t>
+      </w:r>
+      <w:proofErr w:type="spellStart"/>
+      <w:r>
+        <w:rPr>
+          <w:rFonts w:ascii="Times New Roman" w:hAnsi="Times New Roman" w:cs="Times New Roman"/>
+          <w:sz w:val="24"/>
+          <w:szCs w:val="24"/>
+        </w:rPr>
+        <w:t>conținând</w:t>
+      </w:r>
+      <w:proofErr w:type="spellEnd"/>
+      <w:r>
+        <w:rPr>
+          <w:rFonts w:ascii="Times New Roman" w:hAnsi="Times New Roman" w:cs="Times New Roman"/>
+          <w:sz w:val="24"/>
+          <w:szCs w:val="24"/>
+        </w:rPr>
+        <w:t xml:space="preserve"> </w:t>
+      </w:r>
+      <w:proofErr w:type="spellStart"/>
+      <w:r>
+        <w:rPr>
+          <w:rFonts w:ascii="Times New Roman" w:hAnsi="Times New Roman" w:cs="Times New Roman"/>
+          <w:sz w:val="24"/>
+          <w:szCs w:val="24"/>
+        </w:rPr>
+        <w:t>geometria</w:t>
+      </w:r>
+      <w:proofErr w:type="spellEnd"/>
+      <w:r>
+        <w:rPr>
+          <w:rFonts w:ascii="Times New Roman" w:hAnsi="Times New Roman" w:cs="Times New Roman"/>
+          <w:sz w:val="24"/>
+          <w:szCs w:val="24"/>
+        </w:rPr>
+        <w:t xml:space="preserve"> 3D </w:t>
+      </w:r>
+      <w:proofErr w:type="spellStart"/>
+      <w:r>
+        <w:rPr>
+          <w:rFonts w:ascii="Times New Roman" w:hAnsi="Times New Roman" w:cs="Times New Roman"/>
+          <w:sz w:val="24"/>
+          <w:szCs w:val="24"/>
+        </w:rPr>
+        <w:t>generată</w:t>
+      </w:r>
+      <w:proofErr w:type="spellEnd"/>
+      <w:r>
+        <w:rPr>
+          <w:rFonts w:ascii="Times New Roman" w:hAnsi="Times New Roman" w:cs="Times New Roman"/>
+          <w:sz w:val="24"/>
+          <w:szCs w:val="24"/>
+        </w:rPr>
+        <w:t xml:space="preserve">. Scene Manager </w:t>
+      </w:r>
+      <w:proofErr w:type="spellStart"/>
+      <w:r>
+        <w:rPr>
+          <w:rFonts w:ascii="Times New Roman" w:hAnsi="Times New Roman" w:cs="Times New Roman"/>
+          <w:sz w:val="24"/>
+          <w:szCs w:val="24"/>
+        </w:rPr>
+        <w:t>primește</w:t>
+      </w:r>
+      <w:proofErr w:type="spellEnd"/>
+      <w:r>
+        <w:rPr>
+          <w:rFonts w:ascii="Times New Roman" w:hAnsi="Times New Roman" w:cs="Times New Roman"/>
+          <w:sz w:val="24"/>
+          <w:szCs w:val="24"/>
+        </w:rPr>
+        <w:t xml:space="preserve"> mesh-urile, le </w:t>
+      </w:r>
+      <w:proofErr w:type="spellStart"/>
+      <w:r>
+        <w:rPr>
+          <w:rFonts w:ascii="Times New Roman" w:hAnsi="Times New Roman" w:cs="Times New Roman"/>
+          <w:sz w:val="24"/>
+          <w:szCs w:val="24"/>
+        </w:rPr>
+        <w:t>transmite</w:t>
+      </w:r>
+      <w:proofErr w:type="spellEnd"/>
+      <w:r>
+        <w:rPr>
+          <w:rFonts w:ascii="Times New Roman" w:hAnsi="Times New Roman" w:cs="Times New Roman"/>
+          <w:sz w:val="24"/>
+          <w:szCs w:val="24"/>
+        </w:rPr>
+        <w:t xml:space="preserve"> </w:t>
+      </w:r>
+      <w:proofErr w:type="spellStart"/>
+      <w:r>
+        <w:rPr>
+          <w:rFonts w:ascii="Times New Roman" w:hAnsi="Times New Roman" w:cs="Times New Roman"/>
+          <w:sz w:val="24"/>
+          <w:szCs w:val="24"/>
+        </w:rPr>
+        <w:t>către</w:t>
+      </w:r>
+      <w:proofErr w:type="spellEnd"/>
+      <w:r>
+        <w:rPr>
+          <w:rFonts w:ascii="Times New Roman" w:hAnsi="Times New Roman" w:cs="Times New Roman"/>
+          <w:sz w:val="24"/>
+          <w:szCs w:val="24"/>
+        </w:rPr>
+        <w:t xml:space="preserve"> Viewport </w:t>
+      </w:r>
+      <w:proofErr w:type="spellStart"/>
+      <w:r>
+        <w:rPr>
+          <w:rFonts w:ascii="Times New Roman" w:hAnsi="Times New Roman" w:cs="Times New Roman"/>
+          <w:sz w:val="24"/>
+          <w:szCs w:val="24"/>
+        </w:rPr>
+        <w:t>pentru</w:t>
+      </w:r>
+      <w:proofErr w:type="spellEnd"/>
+      <w:r>
+        <w:rPr>
+          <w:rFonts w:ascii="Times New Roman" w:hAnsi="Times New Roman" w:cs="Times New Roman"/>
+          <w:sz w:val="24"/>
+          <w:szCs w:val="24"/>
+        </w:rPr>
+        <w:t xml:space="preserve"> </w:t>
+      </w:r>
+      <w:proofErr w:type="spellStart"/>
+      <w:r>
+        <w:rPr>
+          <w:rFonts w:ascii="Times New Roman" w:hAnsi="Times New Roman" w:cs="Times New Roman"/>
+          <w:sz w:val="24"/>
+          <w:szCs w:val="24"/>
+        </w:rPr>
+        <w:t>randare</w:t>
+      </w:r>
+      <w:proofErr w:type="spellEnd"/>
+      <w:r>
+        <w:rPr>
+          <w:rFonts w:ascii="Times New Roman" w:hAnsi="Times New Roman" w:cs="Times New Roman"/>
+          <w:sz w:val="24"/>
+          <w:szCs w:val="24"/>
+        </w:rPr>
+        <w:t xml:space="preserve"> </w:t>
+      </w:r>
+      <w:proofErr w:type="spellStart"/>
+      <w:r>
+        <w:rPr>
+          <w:rFonts w:ascii="Times New Roman" w:hAnsi="Times New Roman" w:cs="Times New Roman"/>
+          <w:sz w:val="24"/>
+          <w:szCs w:val="24"/>
+        </w:rPr>
+        <w:t>și</w:t>
+      </w:r>
+      <w:proofErr w:type="spellEnd"/>
+      <w:r>
+        <w:rPr>
+          <w:rFonts w:ascii="Times New Roman" w:hAnsi="Times New Roman" w:cs="Times New Roman"/>
+          <w:sz w:val="24"/>
+          <w:szCs w:val="24"/>
+        </w:rPr>
+        <w:t xml:space="preserve"> </w:t>
+      </w:r>
+      <w:proofErr w:type="spellStart"/>
+      <w:r>
+        <w:rPr>
+          <w:rFonts w:ascii="Times New Roman" w:hAnsi="Times New Roman" w:cs="Times New Roman"/>
+          <w:sz w:val="24"/>
+          <w:szCs w:val="24"/>
+        </w:rPr>
+        <w:t>asigură</w:t>
+      </w:r>
+      <w:proofErr w:type="spellEnd"/>
+      <w:r>
+        <w:rPr>
+          <w:rFonts w:ascii="Times New Roman" w:hAnsi="Times New Roman" w:cs="Times New Roman"/>
+          <w:sz w:val="24"/>
+          <w:szCs w:val="24"/>
+        </w:rPr>
+        <w:t xml:space="preserve"> </w:t>
+      </w:r>
+      <w:proofErr w:type="spellStart"/>
+      <w:r>
+        <w:rPr>
+          <w:rFonts w:ascii="Times New Roman" w:hAnsi="Times New Roman" w:cs="Times New Roman"/>
+          <w:sz w:val="24"/>
+          <w:szCs w:val="24"/>
+        </w:rPr>
+        <w:t>persistența</w:t>
+      </w:r>
+      <w:proofErr w:type="spellEnd"/>
+      <w:r>
+        <w:rPr>
+          <w:rFonts w:ascii="Times New Roman" w:hAnsi="Times New Roman" w:cs="Times New Roman"/>
+          <w:sz w:val="24"/>
+          <w:szCs w:val="24"/>
+        </w:rPr>
+        <w:t xml:space="preserve"> </w:t>
+      </w:r>
+      <w:proofErr w:type="spellStart"/>
+      <w:r>
+        <w:rPr>
+          <w:rFonts w:ascii="Times New Roman" w:hAnsi="Times New Roman" w:cs="Times New Roman"/>
+          <w:sz w:val="24"/>
+          <w:szCs w:val="24"/>
+        </w:rPr>
+        <w:t>prin</w:t>
+      </w:r>
+      <w:proofErr w:type="spellEnd"/>
+      <w:r>
+        <w:rPr>
+          <w:rFonts w:ascii="Times New Roman" w:hAnsi="Times New Roman" w:cs="Times New Roman"/>
+          <w:sz w:val="24"/>
+          <w:szCs w:val="24"/>
+        </w:rPr>
+        <w:t xml:space="preserve"> </w:t>
+      </w:r>
+      <w:proofErr w:type="spellStart"/>
+      <w:r>
+        <w:rPr>
+          <w:rFonts w:ascii="Times New Roman" w:hAnsi="Times New Roman" w:cs="Times New Roman"/>
+          <w:sz w:val="24"/>
+          <w:szCs w:val="24"/>
+        </w:rPr>
+        <w:t>exportul</w:t>
+      </w:r>
+      <w:proofErr w:type="spellEnd"/>
+      <w:r>
+        <w:rPr>
+          <w:rFonts w:ascii="Times New Roman" w:hAnsi="Times New Roman" w:cs="Times New Roman"/>
+          <w:sz w:val="24"/>
+          <w:szCs w:val="24"/>
+        </w:rPr>
+        <w:t xml:space="preserve"> </w:t>
+      </w:r>
+      <w:proofErr w:type="spellStart"/>
+      <w:r>
+        <w:rPr>
+          <w:rFonts w:ascii="Times New Roman" w:hAnsi="Times New Roman" w:cs="Times New Roman"/>
+          <w:sz w:val="24"/>
+          <w:szCs w:val="24"/>
+        </w:rPr>
+        <w:t>datelor</w:t>
+      </w:r>
+      <w:proofErr w:type="spellEnd"/>
+      <w:r>
+        <w:rPr>
+          <w:rFonts w:ascii="Times New Roman" w:hAnsi="Times New Roman" w:cs="Times New Roman"/>
+          <w:sz w:val="24"/>
+          <w:szCs w:val="24"/>
+        </w:rPr>
+        <w:t xml:space="preserve"> </w:t>
+      </w:r>
+      <w:proofErr w:type="spellStart"/>
+      <w:r>
+        <w:rPr>
+          <w:rFonts w:ascii="Times New Roman" w:hAnsi="Times New Roman" w:cs="Times New Roman"/>
+          <w:sz w:val="24"/>
+          <w:szCs w:val="24"/>
+        </w:rPr>
+        <w:t>în</w:t>
+      </w:r>
+      <w:proofErr w:type="spellEnd"/>
+      <w:r>
+        <w:rPr>
+          <w:rFonts w:ascii="Times New Roman" w:hAnsi="Times New Roman" w:cs="Times New Roman"/>
+          <w:sz w:val="24"/>
+          <w:szCs w:val="24"/>
+        </w:rPr>
+        <w:t xml:space="preserve"> format JSON.</w:t>
       </w:r>
     </w:p>
     <w:p>
@@ -1675,7 +3946,7 @@
           <w:shd w:val="clear" w:color="auto" w:fill="FFFFFF"/>
         </w:rPr>
       </w:pPr>
-      <w:bookmarkStart w:id="2" w:name="_Toc219912095"/>
+      <w:bookmarkStart w:id="2" w:name="_Toc223456275"/>
       <w:r>
         <w:rPr>
           <w:rFonts w:ascii="Times New Roman" w:hAnsi="Times New Roman" w:cs="Times New Roman"/>
@@ -1690,6 +3961,7 @@
         </w:rPr>
         <w:t xml:space="preserve">. </w:t>
       </w:r>
+      <w:proofErr w:type="spellStart"/>
       <w:r>
         <w:rPr>
           <w:rFonts w:ascii="Times New Roman" w:hAnsi="Times New Roman" w:cs="Times New Roman"/>
@@ -1704,12 +3976,21 @@
         </w:rPr>
         <w:t>ă</w:t>
       </w:r>
-      <w:r>
-        <w:rPr>
-          <w:rFonts w:ascii="Times New Roman" w:hAnsi="Times New Roman" w:cs="Times New Roman"/>
-          <w:shd w:val="clear" w:color="auto" w:fill="FFFFFF"/>
-        </w:rPr>
-        <w:t xml:space="preserve"> de secven</w:t>
+      <w:proofErr w:type="spellEnd"/>
+      <w:r>
+        <w:rPr>
+          <w:rFonts w:ascii="Times New Roman" w:hAnsi="Times New Roman" w:cs="Times New Roman"/>
+          <w:shd w:val="clear" w:color="auto" w:fill="FFFFFF"/>
+        </w:rPr>
+        <w:t xml:space="preserve"> de </w:t>
+      </w:r>
+      <w:proofErr w:type="spellStart"/>
+      <w:r>
+        <w:rPr>
+          <w:rFonts w:ascii="Times New Roman" w:hAnsi="Times New Roman" w:cs="Times New Roman"/>
+          <w:shd w:val="clear" w:color="auto" w:fill="FFFFFF"/>
+        </w:rPr>
+        <w:t>secven</w:t>
       </w:r>
       <w:r>
         <w:rPr>
@@ -1726,6 +4007,7 @@
         <w:t>e</w:t>
       </w:r>
       <w:bookmarkEnd w:id="2"/>
+      <w:proofErr w:type="spellEnd"/>
     </w:p>
     <w:p>
       <w:pPr>
@@ -1781,30 +4063,38 @@
           </wp:inline>
         </w:drawing>
       </w:r>
-      <w:r>
-        <w:t xml:space="preserve">Diagrama </w:t>
-      </w:r>
-      <w:r>
-        <w:fldChar w:fldCharType="begin"/>
-      </w:r>
-      <w:r>
-        <w:instrText xml:space="preserve"> SEQ Diagrama \* ARABIC </w:instrText>
-      </w:r>
-      <w:r>
-        <w:fldChar w:fldCharType="separate"/>
-      </w:r>
-      <w:r>
-        <w:rPr>
-          <w:noProof/>
-        </w:rPr>
-        <w:t>2</w:t>
-      </w:r>
-      <w:r>
-        <w:fldChar w:fldCharType="end"/>
-      </w:r>
-      <w:r>
-        <w:t xml:space="preserve"> – Diagrama de secven</w:t>
-      </w:r>
+      <w:proofErr w:type="spellStart"/>
+      <w:r>
+        <w:t>Diagrama</w:t>
+      </w:r>
+      <w:proofErr w:type="spellEnd"/>
+      <w:r>
+        <w:t xml:space="preserve"> </w:t>
+      </w:r>
+      <w:fldSimple w:instr=" SEQ Diagrama \* ARABIC ">
+        <w:r>
+          <w:rPr>
+            <w:noProof/>
+          </w:rPr>
+          <w:t>2</w:t>
+        </w:r>
+      </w:fldSimple>
+      <w:r>
+        <w:t xml:space="preserve"> – </w:t>
+      </w:r>
+      <w:proofErr w:type="spellStart"/>
+      <w:r>
+        <w:t>Diagrama</w:t>
+      </w:r>
+      <w:proofErr w:type="spellEnd"/>
+      <w:r>
+        <w:t xml:space="preserve"> de </w:t>
+      </w:r>
+      <w:proofErr w:type="spellStart"/>
+      <w:r>
+        <w:t>secven</w:t>
+      </w:r>
+      <w:proofErr w:type="spellEnd"/>
       <w:r>
         <w:rPr>
           <w:lang w:val="ro-RO"/>
@@ -1840,16 +4130,749 @@
           <w:shd w:val="clear" w:color="auto" w:fill="FFFFFF"/>
         </w:rPr>
       </w:pPr>
-      <w:r>
-        <w:rPr>
-          <w:rFonts w:ascii="Times New Roman" w:hAnsi="Times New Roman" w:cs="Times New Roman"/>
-          <w:color w:val="000000"/>
-          <w:spacing w:val="2"/>
-          <w:sz w:val="24"/>
-          <w:szCs w:val="24"/>
-          <w:shd w:val="clear" w:color="auto" w:fill="FFFFFF"/>
-        </w:rPr>
-        <w:t>Diagrama de secvență ilustrează fluxul complet de execuție al pipeline-ului de generare procedurală, de la interacțiunea inițială a utilizatorului până la afișarea rezultatului final. Procesul implică șase componente principale care colaborează într-o manieră secvențială pentru a transforma configurațiile utilizatorului în geometrie 3D vizualizabilă.</w:t>
+      <w:proofErr w:type="spellStart"/>
+      <w:r>
+        <w:rPr>
+          <w:rFonts w:ascii="Times New Roman" w:hAnsi="Times New Roman" w:cs="Times New Roman"/>
+          <w:color w:val="000000"/>
+          <w:spacing w:val="2"/>
+          <w:sz w:val="24"/>
+          <w:szCs w:val="24"/>
+          <w:shd w:val="clear" w:color="auto" w:fill="FFFFFF"/>
+        </w:rPr>
+        <w:t>Diagrama</w:t>
+      </w:r>
+      <w:proofErr w:type="spellEnd"/>
+      <w:r>
+        <w:rPr>
+          <w:rFonts w:ascii="Times New Roman" w:hAnsi="Times New Roman" w:cs="Times New Roman"/>
+          <w:color w:val="000000"/>
+          <w:spacing w:val="2"/>
+          <w:sz w:val="24"/>
+          <w:szCs w:val="24"/>
+          <w:shd w:val="clear" w:color="auto" w:fill="FFFFFF"/>
+        </w:rPr>
+        <w:t xml:space="preserve"> de </w:t>
+      </w:r>
+      <w:proofErr w:type="spellStart"/>
+      <w:r>
+        <w:rPr>
+          <w:rFonts w:ascii="Times New Roman" w:hAnsi="Times New Roman" w:cs="Times New Roman"/>
+          <w:color w:val="000000"/>
+          <w:spacing w:val="2"/>
+          <w:sz w:val="24"/>
+          <w:szCs w:val="24"/>
+          <w:shd w:val="clear" w:color="auto" w:fill="FFFFFF"/>
+        </w:rPr>
+        <w:t>secvență</w:t>
+      </w:r>
+      <w:proofErr w:type="spellEnd"/>
+      <w:r>
+        <w:rPr>
+          <w:rFonts w:ascii="Times New Roman" w:hAnsi="Times New Roman" w:cs="Times New Roman"/>
+          <w:color w:val="000000"/>
+          <w:spacing w:val="2"/>
+          <w:sz w:val="24"/>
+          <w:szCs w:val="24"/>
+          <w:shd w:val="clear" w:color="auto" w:fill="FFFFFF"/>
+        </w:rPr>
+        <w:t xml:space="preserve"> </w:t>
+      </w:r>
+      <w:proofErr w:type="spellStart"/>
+      <w:r>
+        <w:rPr>
+          <w:rFonts w:ascii="Times New Roman" w:hAnsi="Times New Roman" w:cs="Times New Roman"/>
+          <w:color w:val="000000"/>
+          <w:spacing w:val="2"/>
+          <w:sz w:val="24"/>
+          <w:szCs w:val="24"/>
+          <w:shd w:val="clear" w:color="auto" w:fill="FFFFFF"/>
+        </w:rPr>
+        <w:t>ilustrează</w:t>
+      </w:r>
+      <w:proofErr w:type="spellEnd"/>
+      <w:r>
+        <w:rPr>
+          <w:rFonts w:ascii="Times New Roman" w:hAnsi="Times New Roman" w:cs="Times New Roman"/>
+          <w:color w:val="000000"/>
+          <w:spacing w:val="2"/>
+          <w:sz w:val="24"/>
+          <w:szCs w:val="24"/>
+          <w:shd w:val="clear" w:color="auto" w:fill="FFFFFF"/>
+        </w:rPr>
+        <w:t xml:space="preserve"> </w:t>
+      </w:r>
+      <w:proofErr w:type="spellStart"/>
+      <w:r>
+        <w:rPr>
+          <w:rFonts w:ascii="Times New Roman" w:hAnsi="Times New Roman" w:cs="Times New Roman"/>
+          <w:color w:val="000000"/>
+          <w:spacing w:val="2"/>
+          <w:sz w:val="24"/>
+          <w:szCs w:val="24"/>
+          <w:shd w:val="clear" w:color="auto" w:fill="FFFFFF"/>
+        </w:rPr>
+        <w:t>fluxul</w:t>
+      </w:r>
+      <w:proofErr w:type="spellEnd"/>
+      <w:r>
+        <w:rPr>
+          <w:rFonts w:ascii="Times New Roman" w:hAnsi="Times New Roman" w:cs="Times New Roman"/>
+          <w:color w:val="000000"/>
+          <w:spacing w:val="2"/>
+          <w:sz w:val="24"/>
+          <w:szCs w:val="24"/>
+          <w:shd w:val="clear" w:color="auto" w:fill="FFFFFF"/>
+        </w:rPr>
+        <w:t xml:space="preserve"> </w:t>
+      </w:r>
+      <w:proofErr w:type="spellStart"/>
+      <w:r>
+        <w:rPr>
+          <w:rFonts w:ascii="Times New Roman" w:hAnsi="Times New Roman" w:cs="Times New Roman"/>
+          <w:color w:val="000000"/>
+          <w:spacing w:val="2"/>
+          <w:sz w:val="24"/>
+          <w:szCs w:val="24"/>
+          <w:shd w:val="clear" w:color="auto" w:fill="FFFFFF"/>
+        </w:rPr>
+        <w:t>complet</w:t>
+      </w:r>
+      <w:proofErr w:type="spellEnd"/>
+      <w:r>
+        <w:rPr>
+          <w:rFonts w:ascii="Times New Roman" w:hAnsi="Times New Roman" w:cs="Times New Roman"/>
+          <w:color w:val="000000"/>
+          <w:spacing w:val="2"/>
+          <w:sz w:val="24"/>
+          <w:szCs w:val="24"/>
+          <w:shd w:val="clear" w:color="auto" w:fill="FFFFFF"/>
+        </w:rPr>
+        <w:t xml:space="preserve"> de </w:t>
+      </w:r>
+      <w:proofErr w:type="spellStart"/>
+      <w:r>
+        <w:rPr>
+          <w:rFonts w:ascii="Times New Roman" w:hAnsi="Times New Roman" w:cs="Times New Roman"/>
+          <w:color w:val="000000"/>
+          <w:spacing w:val="2"/>
+          <w:sz w:val="24"/>
+          <w:szCs w:val="24"/>
+          <w:shd w:val="clear" w:color="auto" w:fill="FFFFFF"/>
+        </w:rPr>
+        <w:t>execuție</w:t>
+      </w:r>
+      <w:proofErr w:type="spellEnd"/>
+      <w:r>
+        <w:rPr>
+          <w:rFonts w:ascii="Times New Roman" w:hAnsi="Times New Roman" w:cs="Times New Roman"/>
+          <w:color w:val="000000"/>
+          <w:spacing w:val="2"/>
+          <w:sz w:val="24"/>
+          <w:szCs w:val="24"/>
+          <w:shd w:val="clear" w:color="auto" w:fill="FFFFFF"/>
+        </w:rPr>
+        <w:t xml:space="preserve"> al pipeline-</w:t>
+      </w:r>
+      <w:proofErr w:type="spellStart"/>
+      <w:r>
+        <w:rPr>
+          <w:rFonts w:ascii="Times New Roman" w:hAnsi="Times New Roman" w:cs="Times New Roman"/>
+          <w:color w:val="000000"/>
+          <w:spacing w:val="2"/>
+          <w:sz w:val="24"/>
+          <w:szCs w:val="24"/>
+          <w:shd w:val="clear" w:color="auto" w:fill="FFFFFF"/>
+        </w:rPr>
+        <w:t>ului</w:t>
+      </w:r>
+      <w:proofErr w:type="spellEnd"/>
+      <w:r>
+        <w:rPr>
+          <w:rFonts w:ascii="Times New Roman" w:hAnsi="Times New Roman" w:cs="Times New Roman"/>
+          <w:color w:val="000000"/>
+          <w:spacing w:val="2"/>
+          <w:sz w:val="24"/>
+          <w:szCs w:val="24"/>
+          <w:shd w:val="clear" w:color="auto" w:fill="FFFFFF"/>
+        </w:rPr>
+        <w:t xml:space="preserve"> de </w:t>
+      </w:r>
+      <w:proofErr w:type="spellStart"/>
+      <w:r>
+        <w:rPr>
+          <w:rFonts w:ascii="Times New Roman" w:hAnsi="Times New Roman" w:cs="Times New Roman"/>
+          <w:color w:val="000000"/>
+          <w:spacing w:val="2"/>
+          <w:sz w:val="24"/>
+          <w:szCs w:val="24"/>
+          <w:shd w:val="clear" w:color="auto" w:fill="FFFFFF"/>
+        </w:rPr>
+        <w:t>generare</w:t>
+      </w:r>
+      <w:proofErr w:type="spellEnd"/>
+      <w:r>
+        <w:rPr>
+          <w:rFonts w:ascii="Times New Roman" w:hAnsi="Times New Roman" w:cs="Times New Roman"/>
+          <w:color w:val="000000"/>
+          <w:spacing w:val="2"/>
+          <w:sz w:val="24"/>
+          <w:szCs w:val="24"/>
+          <w:shd w:val="clear" w:color="auto" w:fill="FFFFFF"/>
+        </w:rPr>
+        <w:t xml:space="preserve"> </w:t>
+      </w:r>
+      <w:proofErr w:type="spellStart"/>
+      <w:r>
+        <w:rPr>
+          <w:rFonts w:ascii="Times New Roman" w:hAnsi="Times New Roman" w:cs="Times New Roman"/>
+          <w:color w:val="000000"/>
+          <w:spacing w:val="2"/>
+          <w:sz w:val="24"/>
+          <w:szCs w:val="24"/>
+          <w:shd w:val="clear" w:color="auto" w:fill="FFFFFF"/>
+        </w:rPr>
+        <w:t>procedurală</w:t>
+      </w:r>
+      <w:proofErr w:type="spellEnd"/>
+      <w:r>
+        <w:rPr>
+          <w:rFonts w:ascii="Times New Roman" w:hAnsi="Times New Roman" w:cs="Times New Roman"/>
+          <w:color w:val="000000"/>
+          <w:spacing w:val="2"/>
+          <w:sz w:val="24"/>
+          <w:szCs w:val="24"/>
+          <w:shd w:val="clear" w:color="auto" w:fill="FFFFFF"/>
+        </w:rPr>
+        <w:t xml:space="preserve">, de la </w:t>
+      </w:r>
+      <w:proofErr w:type="spellStart"/>
+      <w:r>
+        <w:rPr>
+          <w:rFonts w:ascii="Times New Roman" w:hAnsi="Times New Roman" w:cs="Times New Roman"/>
+          <w:color w:val="000000"/>
+          <w:spacing w:val="2"/>
+          <w:sz w:val="24"/>
+          <w:szCs w:val="24"/>
+          <w:shd w:val="clear" w:color="auto" w:fill="FFFFFF"/>
+        </w:rPr>
+        <w:t>interacțiunea</w:t>
+      </w:r>
+      <w:proofErr w:type="spellEnd"/>
+      <w:r>
+        <w:rPr>
+          <w:rFonts w:ascii="Times New Roman" w:hAnsi="Times New Roman" w:cs="Times New Roman"/>
+          <w:color w:val="000000"/>
+          <w:spacing w:val="2"/>
+          <w:sz w:val="24"/>
+          <w:szCs w:val="24"/>
+          <w:shd w:val="clear" w:color="auto" w:fill="FFFFFF"/>
+        </w:rPr>
+        <w:t xml:space="preserve"> </w:t>
+      </w:r>
+      <w:proofErr w:type="spellStart"/>
+      <w:r>
+        <w:rPr>
+          <w:rFonts w:ascii="Times New Roman" w:hAnsi="Times New Roman" w:cs="Times New Roman"/>
+          <w:color w:val="000000"/>
+          <w:spacing w:val="2"/>
+          <w:sz w:val="24"/>
+          <w:szCs w:val="24"/>
+          <w:shd w:val="clear" w:color="auto" w:fill="FFFFFF"/>
+        </w:rPr>
+        <w:t>inițială</w:t>
+      </w:r>
+      <w:proofErr w:type="spellEnd"/>
+      <w:r>
+        <w:rPr>
+          <w:rFonts w:ascii="Times New Roman" w:hAnsi="Times New Roman" w:cs="Times New Roman"/>
+          <w:color w:val="000000"/>
+          <w:spacing w:val="2"/>
+          <w:sz w:val="24"/>
+          <w:szCs w:val="24"/>
+          <w:shd w:val="clear" w:color="auto" w:fill="FFFFFF"/>
+        </w:rPr>
+        <w:t xml:space="preserve"> a </w:t>
+      </w:r>
+      <w:proofErr w:type="spellStart"/>
+      <w:r>
+        <w:rPr>
+          <w:rFonts w:ascii="Times New Roman" w:hAnsi="Times New Roman" w:cs="Times New Roman"/>
+          <w:color w:val="000000"/>
+          <w:spacing w:val="2"/>
+          <w:sz w:val="24"/>
+          <w:szCs w:val="24"/>
+          <w:shd w:val="clear" w:color="auto" w:fill="FFFFFF"/>
+        </w:rPr>
+        <w:t>utilizatorului</w:t>
+      </w:r>
+      <w:proofErr w:type="spellEnd"/>
+      <w:r>
+        <w:rPr>
+          <w:rFonts w:ascii="Times New Roman" w:hAnsi="Times New Roman" w:cs="Times New Roman"/>
+          <w:color w:val="000000"/>
+          <w:spacing w:val="2"/>
+          <w:sz w:val="24"/>
+          <w:szCs w:val="24"/>
+          <w:shd w:val="clear" w:color="auto" w:fill="FFFFFF"/>
+        </w:rPr>
+        <w:t xml:space="preserve"> </w:t>
+      </w:r>
+      <w:proofErr w:type="spellStart"/>
+      <w:r>
+        <w:rPr>
+          <w:rFonts w:ascii="Times New Roman" w:hAnsi="Times New Roman" w:cs="Times New Roman"/>
+          <w:color w:val="000000"/>
+          <w:spacing w:val="2"/>
+          <w:sz w:val="24"/>
+          <w:szCs w:val="24"/>
+          <w:shd w:val="clear" w:color="auto" w:fill="FFFFFF"/>
+        </w:rPr>
+        <w:t>până</w:t>
+      </w:r>
+      <w:proofErr w:type="spellEnd"/>
+      <w:r>
+        <w:rPr>
+          <w:rFonts w:ascii="Times New Roman" w:hAnsi="Times New Roman" w:cs="Times New Roman"/>
+          <w:color w:val="000000"/>
+          <w:spacing w:val="2"/>
+          <w:sz w:val="24"/>
+          <w:szCs w:val="24"/>
+          <w:shd w:val="clear" w:color="auto" w:fill="FFFFFF"/>
+        </w:rPr>
+        <w:t xml:space="preserve"> la </w:t>
+      </w:r>
+      <w:proofErr w:type="spellStart"/>
+      <w:r>
+        <w:rPr>
+          <w:rFonts w:ascii="Times New Roman" w:hAnsi="Times New Roman" w:cs="Times New Roman"/>
+          <w:color w:val="000000"/>
+          <w:spacing w:val="2"/>
+          <w:sz w:val="24"/>
+          <w:szCs w:val="24"/>
+          <w:shd w:val="clear" w:color="auto" w:fill="FFFFFF"/>
+        </w:rPr>
+        <w:t>afișarea</w:t>
+      </w:r>
+      <w:proofErr w:type="spellEnd"/>
+      <w:r>
+        <w:rPr>
+          <w:rFonts w:ascii="Times New Roman" w:hAnsi="Times New Roman" w:cs="Times New Roman"/>
+          <w:color w:val="000000"/>
+          <w:spacing w:val="2"/>
+          <w:sz w:val="24"/>
+          <w:szCs w:val="24"/>
+          <w:shd w:val="clear" w:color="auto" w:fill="FFFFFF"/>
+        </w:rPr>
+        <w:t xml:space="preserve"> </w:t>
+      </w:r>
+      <w:proofErr w:type="spellStart"/>
+      <w:r>
+        <w:rPr>
+          <w:rFonts w:ascii="Times New Roman" w:hAnsi="Times New Roman" w:cs="Times New Roman"/>
+          <w:color w:val="000000"/>
+          <w:spacing w:val="2"/>
+          <w:sz w:val="24"/>
+          <w:szCs w:val="24"/>
+          <w:shd w:val="clear" w:color="auto" w:fill="FFFFFF"/>
+        </w:rPr>
+        <w:t>rezultatului</w:t>
+      </w:r>
+      <w:proofErr w:type="spellEnd"/>
+      <w:r>
+        <w:rPr>
+          <w:rFonts w:ascii="Times New Roman" w:hAnsi="Times New Roman" w:cs="Times New Roman"/>
+          <w:color w:val="000000"/>
+          <w:spacing w:val="2"/>
+          <w:sz w:val="24"/>
+          <w:szCs w:val="24"/>
+          <w:shd w:val="clear" w:color="auto" w:fill="FFFFFF"/>
+        </w:rPr>
+        <w:t xml:space="preserve"> final. </w:t>
+      </w:r>
+      <w:proofErr w:type="spellStart"/>
+      <w:r>
+        <w:rPr>
+          <w:rFonts w:ascii="Times New Roman" w:hAnsi="Times New Roman" w:cs="Times New Roman"/>
+          <w:color w:val="000000"/>
+          <w:spacing w:val="2"/>
+          <w:sz w:val="24"/>
+          <w:szCs w:val="24"/>
+          <w:shd w:val="clear" w:color="auto" w:fill="FFFFFF"/>
+        </w:rPr>
+        <w:t>Procesul</w:t>
+      </w:r>
+      <w:proofErr w:type="spellEnd"/>
+      <w:r>
+        <w:rPr>
+          <w:rFonts w:ascii="Times New Roman" w:hAnsi="Times New Roman" w:cs="Times New Roman"/>
+          <w:color w:val="000000"/>
+          <w:spacing w:val="2"/>
+          <w:sz w:val="24"/>
+          <w:szCs w:val="24"/>
+          <w:shd w:val="clear" w:color="auto" w:fill="FFFFFF"/>
+        </w:rPr>
+        <w:t xml:space="preserve"> </w:t>
+      </w:r>
+      <w:proofErr w:type="spellStart"/>
+      <w:r>
+        <w:rPr>
+          <w:rFonts w:ascii="Times New Roman" w:hAnsi="Times New Roman" w:cs="Times New Roman"/>
+          <w:color w:val="000000"/>
+          <w:spacing w:val="2"/>
+          <w:sz w:val="24"/>
+          <w:szCs w:val="24"/>
+          <w:shd w:val="clear" w:color="auto" w:fill="FFFFFF"/>
+        </w:rPr>
+        <w:t>implică</w:t>
+      </w:r>
+      <w:proofErr w:type="spellEnd"/>
+      <w:r>
+        <w:rPr>
+          <w:rFonts w:ascii="Times New Roman" w:hAnsi="Times New Roman" w:cs="Times New Roman"/>
+          <w:color w:val="000000"/>
+          <w:spacing w:val="2"/>
+          <w:sz w:val="24"/>
+          <w:szCs w:val="24"/>
+          <w:shd w:val="clear" w:color="auto" w:fill="FFFFFF"/>
+        </w:rPr>
+        <w:t xml:space="preserve"> </w:t>
+      </w:r>
+      <w:proofErr w:type="spellStart"/>
+      <w:r>
+        <w:rPr>
+          <w:rFonts w:ascii="Times New Roman" w:hAnsi="Times New Roman" w:cs="Times New Roman"/>
+          <w:color w:val="000000"/>
+          <w:spacing w:val="2"/>
+          <w:sz w:val="24"/>
+          <w:szCs w:val="24"/>
+          <w:shd w:val="clear" w:color="auto" w:fill="FFFFFF"/>
+        </w:rPr>
+        <w:t>șase</w:t>
+      </w:r>
+      <w:proofErr w:type="spellEnd"/>
+      <w:r>
+        <w:rPr>
+          <w:rFonts w:ascii="Times New Roman" w:hAnsi="Times New Roman" w:cs="Times New Roman"/>
+          <w:color w:val="000000"/>
+          <w:spacing w:val="2"/>
+          <w:sz w:val="24"/>
+          <w:szCs w:val="24"/>
+          <w:shd w:val="clear" w:color="auto" w:fill="FFFFFF"/>
+        </w:rPr>
+        <w:t xml:space="preserve"> </w:t>
+      </w:r>
+      <w:proofErr w:type="spellStart"/>
+      <w:r>
+        <w:rPr>
+          <w:rFonts w:ascii="Times New Roman" w:hAnsi="Times New Roman" w:cs="Times New Roman"/>
+          <w:color w:val="000000"/>
+          <w:spacing w:val="2"/>
+          <w:sz w:val="24"/>
+          <w:szCs w:val="24"/>
+          <w:shd w:val="clear" w:color="auto" w:fill="FFFFFF"/>
+        </w:rPr>
+        <w:t>componente</w:t>
+      </w:r>
+      <w:proofErr w:type="spellEnd"/>
+      <w:r>
+        <w:rPr>
+          <w:rFonts w:ascii="Times New Roman" w:hAnsi="Times New Roman" w:cs="Times New Roman"/>
+          <w:color w:val="000000"/>
+          <w:spacing w:val="2"/>
+          <w:sz w:val="24"/>
+          <w:szCs w:val="24"/>
+          <w:shd w:val="clear" w:color="auto" w:fill="FFFFFF"/>
+        </w:rPr>
+        <w:t xml:space="preserve"> </w:t>
+      </w:r>
+      <w:proofErr w:type="spellStart"/>
+      <w:r>
+        <w:rPr>
+          <w:rFonts w:ascii="Times New Roman" w:hAnsi="Times New Roman" w:cs="Times New Roman"/>
+          <w:color w:val="000000"/>
+          <w:spacing w:val="2"/>
+          <w:sz w:val="24"/>
+          <w:szCs w:val="24"/>
+          <w:shd w:val="clear" w:color="auto" w:fill="FFFFFF"/>
+        </w:rPr>
+        <w:t>principale</w:t>
+      </w:r>
+      <w:proofErr w:type="spellEnd"/>
+      <w:r>
+        <w:rPr>
+          <w:rFonts w:ascii="Times New Roman" w:hAnsi="Times New Roman" w:cs="Times New Roman"/>
+          <w:color w:val="000000"/>
+          <w:spacing w:val="2"/>
+          <w:sz w:val="24"/>
+          <w:szCs w:val="24"/>
+          <w:shd w:val="clear" w:color="auto" w:fill="FFFFFF"/>
+        </w:rPr>
+        <w:t xml:space="preserve"> care </w:t>
+      </w:r>
+      <w:proofErr w:type="spellStart"/>
+      <w:r>
+        <w:rPr>
+          <w:rFonts w:ascii="Times New Roman" w:hAnsi="Times New Roman" w:cs="Times New Roman"/>
+          <w:color w:val="000000"/>
+          <w:spacing w:val="2"/>
+          <w:sz w:val="24"/>
+          <w:szCs w:val="24"/>
+          <w:shd w:val="clear" w:color="auto" w:fill="FFFFFF"/>
+        </w:rPr>
+        <w:t>colaborează</w:t>
+      </w:r>
+      <w:proofErr w:type="spellEnd"/>
+      <w:r>
+        <w:rPr>
+          <w:rFonts w:ascii="Times New Roman" w:hAnsi="Times New Roman" w:cs="Times New Roman"/>
+          <w:color w:val="000000"/>
+          <w:spacing w:val="2"/>
+          <w:sz w:val="24"/>
+          <w:szCs w:val="24"/>
+          <w:shd w:val="clear" w:color="auto" w:fill="FFFFFF"/>
+        </w:rPr>
+        <w:t xml:space="preserve"> </w:t>
+      </w:r>
+      <w:proofErr w:type="spellStart"/>
+      <w:r>
+        <w:rPr>
+          <w:rFonts w:ascii="Times New Roman" w:hAnsi="Times New Roman" w:cs="Times New Roman"/>
+          <w:color w:val="000000"/>
+          <w:spacing w:val="2"/>
+          <w:sz w:val="24"/>
+          <w:szCs w:val="24"/>
+          <w:shd w:val="clear" w:color="auto" w:fill="FFFFFF"/>
+        </w:rPr>
+        <w:t>într</w:t>
+      </w:r>
+      <w:proofErr w:type="spellEnd"/>
+      <w:r>
+        <w:rPr>
+          <w:rFonts w:ascii="Times New Roman" w:hAnsi="Times New Roman" w:cs="Times New Roman"/>
+          <w:color w:val="000000"/>
+          <w:spacing w:val="2"/>
+          <w:sz w:val="24"/>
+          <w:szCs w:val="24"/>
+          <w:shd w:val="clear" w:color="auto" w:fill="FFFFFF"/>
+        </w:rPr>
+        <w:t xml:space="preserve">-o </w:t>
+      </w:r>
+      <w:proofErr w:type="spellStart"/>
+      <w:r>
+        <w:rPr>
+          <w:rFonts w:ascii="Times New Roman" w:hAnsi="Times New Roman" w:cs="Times New Roman"/>
+          <w:color w:val="000000"/>
+          <w:spacing w:val="2"/>
+          <w:sz w:val="24"/>
+          <w:szCs w:val="24"/>
+          <w:shd w:val="clear" w:color="auto" w:fill="FFFFFF"/>
+        </w:rPr>
+        <w:t>manieră</w:t>
+      </w:r>
+      <w:proofErr w:type="spellEnd"/>
+      <w:r>
+        <w:rPr>
+          <w:rFonts w:ascii="Times New Roman" w:hAnsi="Times New Roman" w:cs="Times New Roman"/>
+          <w:color w:val="000000"/>
+          <w:spacing w:val="2"/>
+          <w:sz w:val="24"/>
+          <w:szCs w:val="24"/>
+          <w:shd w:val="clear" w:color="auto" w:fill="FFFFFF"/>
+        </w:rPr>
+        <w:t xml:space="preserve"> </w:t>
+      </w:r>
+      <w:proofErr w:type="spellStart"/>
+      <w:r>
+        <w:rPr>
+          <w:rFonts w:ascii="Times New Roman" w:hAnsi="Times New Roman" w:cs="Times New Roman"/>
+          <w:color w:val="000000"/>
+          <w:spacing w:val="2"/>
+          <w:sz w:val="24"/>
+          <w:szCs w:val="24"/>
+          <w:shd w:val="clear" w:color="auto" w:fill="FFFFFF"/>
+        </w:rPr>
+        <w:t>secvențială</w:t>
+      </w:r>
+      <w:proofErr w:type="spellEnd"/>
+      <w:r>
+        <w:rPr>
+          <w:rFonts w:ascii="Times New Roman" w:hAnsi="Times New Roman" w:cs="Times New Roman"/>
+          <w:color w:val="000000"/>
+          <w:spacing w:val="2"/>
+          <w:sz w:val="24"/>
+          <w:szCs w:val="24"/>
+          <w:shd w:val="clear" w:color="auto" w:fill="FFFFFF"/>
+        </w:rPr>
+        <w:t xml:space="preserve"> </w:t>
+      </w:r>
+      <w:proofErr w:type="spellStart"/>
+      <w:r>
+        <w:rPr>
+          <w:rFonts w:ascii="Times New Roman" w:hAnsi="Times New Roman" w:cs="Times New Roman"/>
+          <w:color w:val="000000"/>
+          <w:spacing w:val="2"/>
+          <w:sz w:val="24"/>
+          <w:szCs w:val="24"/>
+          <w:shd w:val="clear" w:color="auto" w:fill="FFFFFF"/>
+        </w:rPr>
+        <w:t>pentru</w:t>
+      </w:r>
+      <w:proofErr w:type="spellEnd"/>
+      <w:r>
+        <w:rPr>
+          <w:rFonts w:ascii="Times New Roman" w:hAnsi="Times New Roman" w:cs="Times New Roman"/>
+          <w:color w:val="000000"/>
+          <w:spacing w:val="2"/>
+          <w:sz w:val="24"/>
+          <w:szCs w:val="24"/>
+          <w:shd w:val="clear" w:color="auto" w:fill="FFFFFF"/>
+        </w:rPr>
+        <w:t xml:space="preserve"> a </w:t>
+      </w:r>
+      <w:proofErr w:type="spellStart"/>
+      <w:r>
+        <w:rPr>
+          <w:rFonts w:ascii="Times New Roman" w:hAnsi="Times New Roman" w:cs="Times New Roman"/>
+          <w:color w:val="000000"/>
+          <w:spacing w:val="2"/>
+          <w:sz w:val="24"/>
+          <w:szCs w:val="24"/>
+          <w:shd w:val="clear" w:color="auto" w:fill="FFFFFF"/>
+        </w:rPr>
+        <w:t>transforma</w:t>
+      </w:r>
+      <w:proofErr w:type="spellEnd"/>
+      <w:r>
+        <w:rPr>
+          <w:rFonts w:ascii="Times New Roman" w:hAnsi="Times New Roman" w:cs="Times New Roman"/>
+          <w:color w:val="000000"/>
+          <w:spacing w:val="2"/>
+          <w:sz w:val="24"/>
+          <w:szCs w:val="24"/>
+          <w:shd w:val="clear" w:color="auto" w:fill="FFFFFF"/>
+        </w:rPr>
+        <w:t xml:space="preserve"> </w:t>
+      </w:r>
+      <w:proofErr w:type="spellStart"/>
+      <w:r>
+        <w:rPr>
+          <w:rFonts w:ascii="Times New Roman" w:hAnsi="Times New Roman" w:cs="Times New Roman"/>
+          <w:color w:val="000000"/>
+          <w:spacing w:val="2"/>
+          <w:sz w:val="24"/>
+          <w:szCs w:val="24"/>
+          <w:shd w:val="clear" w:color="auto" w:fill="FFFFFF"/>
+        </w:rPr>
+        <w:t>configurațiile</w:t>
+      </w:r>
+      <w:proofErr w:type="spellEnd"/>
+      <w:r>
+        <w:rPr>
+          <w:rFonts w:ascii="Times New Roman" w:hAnsi="Times New Roman" w:cs="Times New Roman"/>
+          <w:color w:val="000000"/>
+          <w:spacing w:val="2"/>
+          <w:sz w:val="24"/>
+          <w:szCs w:val="24"/>
+          <w:shd w:val="clear" w:color="auto" w:fill="FFFFFF"/>
+        </w:rPr>
+        <w:t xml:space="preserve"> </w:t>
+      </w:r>
+      <w:proofErr w:type="spellStart"/>
+      <w:r>
+        <w:rPr>
+          <w:rFonts w:ascii="Times New Roman" w:hAnsi="Times New Roman" w:cs="Times New Roman"/>
+          <w:color w:val="000000"/>
+          <w:spacing w:val="2"/>
+          <w:sz w:val="24"/>
+          <w:szCs w:val="24"/>
+          <w:shd w:val="clear" w:color="auto" w:fill="FFFFFF"/>
+        </w:rPr>
+        <w:t>utilizatorului</w:t>
+      </w:r>
+      <w:proofErr w:type="spellEnd"/>
+      <w:r>
+        <w:rPr>
+          <w:rFonts w:ascii="Times New Roman" w:hAnsi="Times New Roman" w:cs="Times New Roman"/>
+          <w:color w:val="000000"/>
+          <w:spacing w:val="2"/>
+          <w:sz w:val="24"/>
+          <w:szCs w:val="24"/>
+          <w:shd w:val="clear" w:color="auto" w:fill="FFFFFF"/>
+        </w:rPr>
+        <w:t xml:space="preserve"> </w:t>
+      </w:r>
+      <w:proofErr w:type="spellStart"/>
+      <w:r>
+        <w:rPr>
+          <w:rFonts w:ascii="Times New Roman" w:hAnsi="Times New Roman" w:cs="Times New Roman"/>
+          <w:color w:val="000000"/>
+          <w:spacing w:val="2"/>
+          <w:sz w:val="24"/>
+          <w:szCs w:val="24"/>
+          <w:shd w:val="clear" w:color="auto" w:fill="FFFFFF"/>
+        </w:rPr>
+        <w:t>în</w:t>
+      </w:r>
+      <w:proofErr w:type="spellEnd"/>
+      <w:r>
+        <w:rPr>
+          <w:rFonts w:ascii="Times New Roman" w:hAnsi="Times New Roman" w:cs="Times New Roman"/>
+          <w:color w:val="000000"/>
+          <w:spacing w:val="2"/>
+          <w:sz w:val="24"/>
+          <w:szCs w:val="24"/>
+          <w:shd w:val="clear" w:color="auto" w:fill="FFFFFF"/>
+        </w:rPr>
+        <w:t xml:space="preserve"> </w:t>
+      </w:r>
+      <w:proofErr w:type="spellStart"/>
+      <w:r>
+        <w:rPr>
+          <w:rFonts w:ascii="Times New Roman" w:hAnsi="Times New Roman" w:cs="Times New Roman"/>
+          <w:color w:val="000000"/>
+          <w:spacing w:val="2"/>
+          <w:sz w:val="24"/>
+          <w:szCs w:val="24"/>
+          <w:shd w:val="clear" w:color="auto" w:fill="FFFFFF"/>
+        </w:rPr>
+        <w:t>geometrie</w:t>
+      </w:r>
+      <w:proofErr w:type="spellEnd"/>
+      <w:r>
+        <w:rPr>
+          <w:rFonts w:ascii="Times New Roman" w:hAnsi="Times New Roman" w:cs="Times New Roman"/>
+          <w:color w:val="000000"/>
+          <w:spacing w:val="2"/>
+          <w:sz w:val="24"/>
+          <w:szCs w:val="24"/>
+          <w:shd w:val="clear" w:color="auto" w:fill="FFFFFF"/>
+        </w:rPr>
+        <w:t xml:space="preserve"> 3D </w:t>
+      </w:r>
+      <w:proofErr w:type="spellStart"/>
+      <w:r>
+        <w:rPr>
+          <w:rFonts w:ascii="Times New Roman" w:hAnsi="Times New Roman" w:cs="Times New Roman"/>
+          <w:color w:val="000000"/>
+          <w:spacing w:val="2"/>
+          <w:sz w:val="24"/>
+          <w:szCs w:val="24"/>
+          <w:shd w:val="clear" w:color="auto" w:fill="FFFFFF"/>
+        </w:rPr>
+        <w:t>vizualizabilă</w:t>
+      </w:r>
+      <w:proofErr w:type="spellEnd"/>
+      <w:r>
+        <w:rPr>
+          <w:rFonts w:ascii="Times New Roman" w:hAnsi="Times New Roman" w:cs="Times New Roman"/>
+          <w:color w:val="000000"/>
+          <w:spacing w:val="2"/>
+          <w:sz w:val="24"/>
+          <w:szCs w:val="24"/>
+          <w:shd w:val="clear" w:color="auto" w:fill="FFFFFF"/>
+        </w:rPr>
+        <w:t>.</w:t>
       </w:r>
     </w:p>
     <w:p>
@@ -1875,6 +4898,7 @@
           <w:shd w:val="clear" w:color="auto" w:fill="FFFFFF"/>
         </w:rPr>
       </w:pPr>
+      <w:proofErr w:type="spellStart"/>
       <w:r>
         <w:rPr>
           <w:rFonts w:ascii="Times New Roman" w:hAnsi="Times New Roman" w:cs="Times New Roman"/>
@@ -1885,7 +4909,931 @@
           <w:shd w:val="clear" w:color="auto" w:fill="FFFFFF"/>
         </w:rPr>
         <w:lastRenderedPageBreak/>
-        <w:t>Fluxul începe când utilizatorul configurează generatorii în Node Editor, interfața construită cu Dear imGUI care permite definirea vizuală a algoritmilor de generare. Editorul trimite configurația către Generator Stack care construiește pipeline-ul de execuție. Stack-ul apelează apoi metoda Execute() pe fiecare IGenerator din secvență, iar generatorii returnează MeshData conținând vertecșii și indicii geometriei produse.</w:t>
+        <w:t>Fluxul</w:t>
+      </w:r>
+      <w:proofErr w:type="spellEnd"/>
+      <w:r>
+        <w:rPr>
+          <w:rFonts w:ascii="Times New Roman" w:hAnsi="Times New Roman" w:cs="Times New Roman"/>
+          <w:color w:val="000000"/>
+          <w:spacing w:val="2"/>
+          <w:sz w:val="24"/>
+          <w:szCs w:val="24"/>
+          <w:shd w:val="clear" w:color="auto" w:fill="FFFFFF"/>
+        </w:rPr>
+        <w:t xml:space="preserve"> </w:t>
+      </w:r>
+      <w:proofErr w:type="spellStart"/>
+      <w:r>
+        <w:rPr>
+          <w:rFonts w:ascii="Times New Roman" w:hAnsi="Times New Roman" w:cs="Times New Roman"/>
+          <w:color w:val="000000"/>
+          <w:spacing w:val="2"/>
+          <w:sz w:val="24"/>
+          <w:szCs w:val="24"/>
+          <w:shd w:val="clear" w:color="auto" w:fill="FFFFFF"/>
+        </w:rPr>
+        <w:t>începe</w:t>
+      </w:r>
+      <w:proofErr w:type="spellEnd"/>
+      <w:r>
+        <w:rPr>
+          <w:rFonts w:ascii="Times New Roman" w:hAnsi="Times New Roman" w:cs="Times New Roman"/>
+          <w:color w:val="000000"/>
+          <w:spacing w:val="2"/>
+          <w:sz w:val="24"/>
+          <w:szCs w:val="24"/>
+          <w:shd w:val="clear" w:color="auto" w:fill="FFFFFF"/>
+        </w:rPr>
+        <w:t xml:space="preserve"> </w:t>
+      </w:r>
+      <w:proofErr w:type="spellStart"/>
+      <w:r>
+        <w:rPr>
+          <w:rFonts w:ascii="Times New Roman" w:hAnsi="Times New Roman" w:cs="Times New Roman"/>
+          <w:color w:val="000000"/>
+          <w:spacing w:val="2"/>
+          <w:sz w:val="24"/>
+          <w:szCs w:val="24"/>
+          <w:shd w:val="clear" w:color="auto" w:fill="FFFFFF"/>
+        </w:rPr>
+        <w:t>când</w:t>
+      </w:r>
+      <w:proofErr w:type="spellEnd"/>
+      <w:r>
+        <w:rPr>
+          <w:rFonts w:ascii="Times New Roman" w:hAnsi="Times New Roman" w:cs="Times New Roman"/>
+          <w:color w:val="000000"/>
+          <w:spacing w:val="2"/>
+          <w:sz w:val="24"/>
+          <w:szCs w:val="24"/>
+          <w:shd w:val="clear" w:color="auto" w:fill="FFFFFF"/>
+        </w:rPr>
+        <w:t xml:space="preserve"> </w:t>
+      </w:r>
+      <w:proofErr w:type="spellStart"/>
+      <w:r>
+        <w:rPr>
+          <w:rFonts w:ascii="Times New Roman" w:hAnsi="Times New Roman" w:cs="Times New Roman"/>
+          <w:color w:val="000000"/>
+          <w:spacing w:val="2"/>
+          <w:sz w:val="24"/>
+          <w:szCs w:val="24"/>
+          <w:shd w:val="clear" w:color="auto" w:fill="FFFFFF"/>
+        </w:rPr>
+        <w:t>utilizatorul</w:t>
+      </w:r>
+      <w:proofErr w:type="spellEnd"/>
+      <w:r>
+        <w:rPr>
+          <w:rFonts w:ascii="Times New Roman" w:hAnsi="Times New Roman" w:cs="Times New Roman"/>
+          <w:color w:val="000000"/>
+          <w:spacing w:val="2"/>
+          <w:sz w:val="24"/>
+          <w:szCs w:val="24"/>
+          <w:shd w:val="clear" w:color="auto" w:fill="FFFFFF"/>
+        </w:rPr>
+        <w:t xml:space="preserve"> </w:t>
+      </w:r>
+      <w:proofErr w:type="spellStart"/>
+      <w:r>
+        <w:rPr>
+          <w:rFonts w:ascii="Times New Roman" w:hAnsi="Times New Roman" w:cs="Times New Roman"/>
+          <w:color w:val="000000"/>
+          <w:spacing w:val="2"/>
+          <w:sz w:val="24"/>
+          <w:szCs w:val="24"/>
+          <w:shd w:val="clear" w:color="auto" w:fill="FFFFFF"/>
+        </w:rPr>
+        <w:t>configurează</w:t>
+      </w:r>
+      <w:proofErr w:type="spellEnd"/>
+      <w:r>
+        <w:rPr>
+          <w:rFonts w:ascii="Times New Roman" w:hAnsi="Times New Roman" w:cs="Times New Roman"/>
+          <w:color w:val="000000"/>
+          <w:spacing w:val="2"/>
+          <w:sz w:val="24"/>
+          <w:szCs w:val="24"/>
+          <w:shd w:val="clear" w:color="auto" w:fill="FFFFFF"/>
+        </w:rPr>
+        <w:t xml:space="preserve"> </w:t>
+      </w:r>
+      <w:proofErr w:type="spellStart"/>
+      <w:r>
+        <w:rPr>
+          <w:rFonts w:ascii="Times New Roman" w:hAnsi="Times New Roman" w:cs="Times New Roman"/>
+          <w:color w:val="000000"/>
+          <w:spacing w:val="2"/>
+          <w:sz w:val="24"/>
+          <w:szCs w:val="24"/>
+          <w:shd w:val="clear" w:color="auto" w:fill="FFFFFF"/>
+        </w:rPr>
+        <w:t>generatorii</w:t>
+      </w:r>
+      <w:proofErr w:type="spellEnd"/>
+      <w:r>
+        <w:rPr>
+          <w:rFonts w:ascii="Times New Roman" w:hAnsi="Times New Roman" w:cs="Times New Roman"/>
+          <w:color w:val="000000"/>
+          <w:spacing w:val="2"/>
+          <w:sz w:val="24"/>
+          <w:szCs w:val="24"/>
+          <w:shd w:val="clear" w:color="auto" w:fill="FFFFFF"/>
+        </w:rPr>
+        <w:t xml:space="preserve"> </w:t>
+      </w:r>
+      <w:proofErr w:type="spellStart"/>
+      <w:r>
+        <w:rPr>
+          <w:rFonts w:ascii="Times New Roman" w:hAnsi="Times New Roman" w:cs="Times New Roman"/>
+          <w:color w:val="000000"/>
+          <w:spacing w:val="2"/>
+          <w:sz w:val="24"/>
+          <w:szCs w:val="24"/>
+          <w:shd w:val="clear" w:color="auto" w:fill="FFFFFF"/>
+        </w:rPr>
+        <w:t>în</w:t>
+      </w:r>
+      <w:proofErr w:type="spellEnd"/>
+      <w:r>
+        <w:rPr>
+          <w:rFonts w:ascii="Times New Roman" w:hAnsi="Times New Roman" w:cs="Times New Roman"/>
+          <w:color w:val="000000"/>
+          <w:spacing w:val="2"/>
+          <w:sz w:val="24"/>
+          <w:szCs w:val="24"/>
+          <w:shd w:val="clear" w:color="auto" w:fill="FFFFFF"/>
+        </w:rPr>
+        <w:t xml:space="preserve"> Node Editor, </w:t>
+      </w:r>
+      <w:proofErr w:type="spellStart"/>
+      <w:r>
+        <w:rPr>
+          <w:rFonts w:ascii="Times New Roman" w:hAnsi="Times New Roman" w:cs="Times New Roman"/>
+          <w:color w:val="000000"/>
+          <w:spacing w:val="2"/>
+          <w:sz w:val="24"/>
+          <w:szCs w:val="24"/>
+          <w:shd w:val="clear" w:color="auto" w:fill="FFFFFF"/>
+        </w:rPr>
+        <w:t>interfața</w:t>
+      </w:r>
+      <w:proofErr w:type="spellEnd"/>
+      <w:r>
+        <w:rPr>
+          <w:rFonts w:ascii="Times New Roman" w:hAnsi="Times New Roman" w:cs="Times New Roman"/>
+          <w:color w:val="000000"/>
+          <w:spacing w:val="2"/>
+          <w:sz w:val="24"/>
+          <w:szCs w:val="24"/>
+          <w:shd w:val="clear" w:color="auto" w:fill="FFFFFF"/>
+        </w:rPr>
+        <w:t xml:space="preserve"> </w:t>
+      </w:r>
+      <w:proofErr w:type="spellStart"/>
+      <w:r>
+        <w:rPr>
+          <w:rFonts w:ascii="Times New Roman" w:hAnsi="Times New Roman" w:cs="Times New Roman"/>
+          <w:color w:val="000000"/>
+          <w:spacing w:val="2"/>
+          <w:sz w:val="24"/>
+          <w:szCs w:val="24"/>
+          <w:shd w:val="clear" w:color="auto" w:fill="FFFFFF"/>
+        </w:rPr>
+        <w:t>construită</w:t>
+      </w:r>
+      <w:proofErr w:type="spellEnd"/>
+      <w:r>
+        <w:rPr>
+          <w:rFonts w:ascii="Times New Roman" w:hAnsi="Times New Roman" w:cs="Times New Roman"/>
+          <w:color w:val="000000"/>
+          <w:spacing w:val="2"/>
+          <w:sz w:val="24"/>
+          <w:szCs w:val="24"/>
+          <w:shd w:val="clear" w:color="auto" w:fill="FFFFFF"/>
+        </w:rPr>
+        <w:t xml:space="preserve"> cu Dear </w:t>
+      </w:r>
+      <w:proofErr w:type="spellStart"/>
+      <w:r>
+        <w:rPr>
+          <w:rFonts w:ascii="Times New Roman" w:hAnsi="Times New Roman" w:cs="Times New Roman"/>
+          <w:color w:val="000000"/>
+          <w:spacing w:val="2"/>
+          <w:sz w:val="24"/>
+          <w:szCs w:val="24"/>
+          <w:shd w:val="clear" w:color="auto" w:fill="FFFFFF"/>
+        </w:rPr>
+        <w:t>imGUI</w:t>
+      </w:r>
+      <w:proofErr w:type="spellEnd"/>
+      <w:r>
+        <w:rPr>
+          <w:rFonts w:ascii="Times New Roman" w:hAnsi="Times New Roman" w:cs="Times New Roman"/>
+          <w:color w:val="000000"/>
+          <w:spacing w:val="2"/>
+          <w:sz w:val="24"/>
+          <w:szCs w:val="24"/>
+          <w:shd w:val="clear" w:color="auto" w:fill="FFFFFF"/>
+        </w:rPr>
+        <w:t xml:space="preserve"> care </w:t>
+      </w:r>
+      <w:proofErr w:type="spellStart"/>
+      <w:r>
+        <w:rPr>
+          <w:rFonts w:ascii="Times New Roman" w:hAnsi="Times New Roman" w:cs="Times New Roman"/>
+          <w:color w:val="000000"/>
+          <w:spacing w:val="2"/>
+          <w:sz w:val="24"/>
+          <w:szCs w:val="24"/>
+          <w:shd w:val="clear" w:color="auto" w:fill="FFFFFF"/>
+        </w:rPr>
+        <w:t>permite</w:t>
+      </w:r>
+      <w:proofErr w:type="spellEnd"/>
+      <w:r>
+        <w:rPr>
+          <w:rFonts w:ascii="Times New Roman" w:hAnsi="Times New Roman" w:cs="Times New Roman"/>
+          <w:color w:val="000000"/>
+          <w:spacing w:val="2"/>
+          <w:sz w:val="24"/>
+          <w:szCs w:val="24"/>
+          <w:shd w:val="clear" w:color="auto" w:fill="FFFFFF"/>
+        </w:rPr>
+        <w:t xml:space="preserve"> </w:t>
+      </w:r>
+      <w:proofErr w:type="spellStart"/>
+      <w:r>
+        <w:rPr>
+          <w:rFonts w:ascii="Times New Roman" w:hAnsi="Times New Roman" w:cs="Times New Roman"/>
+          <w:color w:val="000000"/>
+          <w:spacing w:val="2"/>
+          <w:sz w:val="24"/>
+          <w:szCs w:val="24"/>
+          <w:shd w:val="clear" w:color="auto" w:fill="FFFFFF"/>
+        </w:rPr>
+        <w:t>definirea</w:t>
+      </w:r>
+      <w:proofErr w:type="spellEnd"/>
+      <w:r>
+        <w:rPr>
+          <w:rFonts w:ascii="Times New Roman" w:hAnsi="Times New Roman" w:cs="Times New Roman"/>
+          <w:color w:val="000000"/>
+          <w:spacing w:val="2"/>
+          <w:sz w:val="24"/>
+          <w:szCs w:val="24"/>
+          <w:shd w:val="clear" w:color="auto" w:fill="FFFFFF"/>
+        </w:rPr>
+        <w:t xml:space="preserve"> </w:t>
+      </w:r>
+      <w:proofErr w:type="spellStart"/>
+      <w:r>
+        <w:rPr>
+          <w:rFonts w:ascii="Times New Roman" w:hAnsi="Times New Roman" w:cs="Times New Roman"/>
+          <w:color w:val="000000"/>
+          <w:spacing w:val="2"/>
+          <w:sz w:val="24"/>
+          <w:szCs w:val="24"/>
+          <w:shd w:val="clear" w:color="auto" w:fill="FFFFFF"/>
+        </w:rPr>
+        <w:t>vizuală</w:t>
+      </w:r>
+      <w:proofErr w:type="spellEnd"/>
+      <w:r>
+        <w:rPr>
+          <w:rFonts w:ascii="Times New Roman" w:hAnsi="Times New Roman" w:cs="Times New Roman"/>
+          <w:color w:val="000000"/>
+          <w:spacing w:val="2"/>
+          <w:sz w:val="24"/>
+          <w:szCs w:val="24"/>
+          <w:shd w:val="clear" w:color="auto" w:fill="FFFFFF"/>
+        </w:rPr>
+        <w:t xml:space="preserve"> </w:t>
+      </w:r>
+      <w:proofErr w:type="gramStart"/>
+      <w:r>
+        <w:rPr>
+          <w:rFonts w:ascii="Times New Roman" w:hAnsi="Times New Roman" w:cs="Times New Roman"/>
+          <w:color w:val="000000"/>
+          <w:spacing w:val="2"/>
+          <w:sz w:val="24"/>
+          <w:szCs w:val="24"/>
+          <w:shd w:val="clear" w:color="auto" w:fill="FFFFFF"/>
+        </w:rPr>
+        <w:t>a</w:t>
+      </w:r>
+      <w:proofErr w:type="gramEnd"/>
+      <w:r>
+        <w:rPr>
+          <w:rFonts w:ascii="Times New Roman" w:hAnsi="Times New Roman" w:cs="Times New Roman"/>
+          <w:color w:val="000000"/>
+          <w:spacing w:val="2"/>
+          <w:sz w:val="24"/>
+          <w:szCs w:val="24"/>
+          <w:shd w:val="clear" w:color="auto" w:fill="FFFFFF"/>
+        </w:rPr>
+        <w:t xml:space="preserve"> </w:t>
+      </w:r>
+      <w:proofErr w:type="spellStart"/>
+      <w:r>
+        <w:rPr>
+          <w:rFonts w:ascii="Times New Roman" w:hAnsi="Times New Roman" w:cs="Times New Roman"/>
+          <w:color w:val="000000"/>
+          <w:spacing w:val="2"/>
+          <w:sz w:val="24"/>
+          <w:szCs w:val="24"/>
+          <w:shd w:val="clear" w:color="auto" w:fill="FFFFFF"/>
+        </w:rPr>
+        <w:t>algoritmilor</w:t>
+      </w:r>
+      <w:proofErr w:type="spellEnd"/>
+      <w:r>
+        <w:rPr>
+          <w:rFonts w:ascii="Times New Roman" w:hAnsi="Times New Roman" w:cs="Times New Roman"/>
+          <w:color w:val="000000"/>
+          <w:spacing w:val="2"/>
+          <w:sz w:val="24"/>
+          <w:szCs w:val="24"/>
+          <w:shd w:val="clear" w:color="auto" w:fill="FFFFFF"/>
+        </w:rPr>
+        <w:t xml:space="preserve"> de </w:t>
+      </w:r>
+      <w:proofErr w:type="spellStart"/>
+      <w:r>
+        <w:rPr>
+          <w:rFonts w:ascii="Times New Roman" w:hAnsi="Times New Roman" w:cs="Times New Roman"/>
+          <w:color w:val="000000"/>
+          <w:spacing w:val="2"/>
+          <w:sz w:val="24"/>
+          <w:szCs w:val="24"/>
+          <w:shd w:val="clear" w:color="auto" w:fill="FFFFFF"/>
+        </w:rPr>
+        <w:t>generare</w:t>
+      </w:r>
+      <w:proofErr w:type="spellEnd"/>
+      <w:r>
+        <w:rPr>
+          <w:rFonts w:ascii="Times New Roman" w:hAnsi="Times New Roman" w:cs="Times New Roman"/>
+          <w:color w:val="000000"/>
+          <w:spacing w:val="2"/>
+          <w:sz w:val="24"/>
+          <w:szCs w:val="24"/>
+          <w:shd w:val="clear" w:color="auto" w:fill="FFFFFF"/>
+        </w:rPr>
+        <w:t xml:space="preserve">. </w:t>
+      </w:r>
+      <w:proofErr w:type="spellStart"/>
+      <w:r>
+        <w:rPr>
+          <w:rFonts w:ascii="Times New Roman" w:hAnsi="Times New Roman" w:cs="Times New Roman"/>
+          <w:color w:val="000000"/>
+          <w:spacing w:val="2"/>
+          <w:sz w:val="24"/>
+          <w:szCs w:val="24"/>
+          <w:shd w:val="clear" w:color="auto" w:fill="FFFFFF"/>
+        </w:rPr>
+        <w:t>Editorul</w:t>
+      </w:r>
+      <w:proofErr w:type="spellEnd"/>
+      <w:r>
+        <w:rPr>
+          <w:rFonts w:ascii="Times New Roman" w:hAnsi="Times New Roman" w:cs="Times New Roman"/>
+          <w:color w:val="000000"/>
+          <w:spacing w:val="2"/>
+          <w:sz w:val="24"/>
+          <w:szCs w:val="24"/>
+          <w:shd w:val="clear" w:color="auto" w:fill="FFFFFF"/>
+        </w:rPr>
+        <w:t xml:space="preserve"> </w:t>
+      </w:r>
+      <w:proofErr w:type="spellStart"/>
+      <w:r>
+        <w:rPr>
+          <w:rFonts w:ascii="Times New Roman" w:hAnsi="Times New Roman" w:cs="Times New Roman"/>
+          <w:color w:val="000000"/>
+          <w:spacing w:val="2"/>
+          <w:sz w:val="24"/>
+          <w:szCs w:val="24"/>
+          <w:shd w:val="clear" w:color="auto" w:fill="FFFFFF"/>
+        </w:rPr>
+        <w:t>trimite</w:t>
+      </w:r>
+      <w:proofErr w:type="spellEnd"/>
+      <w:r>
+        <w:rPr>
+          <w:rFonts w:ascii="Times New Roman" w:hAnsi="Times New Roman" w:cs="Times New Roman"/>
+          <w:color w:val="000000"/>
+          <w:spacing w:val="2"/>
+          <w:sz w:val="24"/>
+          <w:szCs w:val="24"/>
+          <w:shd w:val="clear" w:color="auto" w:fill="FFFFFF"/>
+        </w:rPr>
+        <w:t xml:space="preserve"> </w:t>
+      </w:r>
+      <w:proofErr w:type="spellStart"/>
+      <w:r>
+        <w:rPr>
+          <w:rFonts w:ascii="Times New Roman" w:hAnsi="Times New Roman" w:cs="Times New Roman"/>
+          <w:color w:val="000000"/>
+          <w:spacing w:val="2"/>
+          <w:sz w:val="24"/>
+          <w:szCs w:val="24"/>
+          <w:shd w:val="clear" w:color="auto" w:fill="FFFFFF"/>
+        </w:rPr>
+        <w:t>configurația</w:t>
+      </w:r>
+      <w:proofErr w:type="spellEnd"/>
+      <w:r>
+        <w:rPr>
+          <w:rFonts w:ascii="Times New Roman" w:hAnsi="Times New Roman" w:cs="Times New Roman"/>
+          <w:color w:val="000000"/>
+          <w:spacing w:val="2"/>
+          <w:sz w:val="24"/>
+          <w:szCs w:val="24"/>
+          <w:shd w:val="clear" w:color="auto" w:fill="FFFFFF"/>
+        </w:rPr>
+        <w:t xml:space="preserve"> </w:t>
+      </w:r>
+      <w:proofErr w:type="spellStart"/>
+      <w:r>
+        <w:rPr>
+          <w:rFonts w:ascii="Times New Roman" w:hAnsi="Times New Roman" w:cs="Times New Roman"/>
+          <w:color w:val="000000"/>
+          <w:spacing w:val="2"/>
+          <w:sz w:val="24"/>
+          <w:szCs w:val="24"/>
+          <w:shd w:val="clear" w:color="auto" w:fill="FFFFFF"/>
+        </w:rPr>
+        <w:t>către</w:t>
+      </w:r>
+      <w:proofErr w:type="spellEnd"/>
+      <w:r>
+        <w:rPr>
+          <w:rFonts w:ascii="Times New Roman" w:hAnsi="Times New Roman" w:cs="Times New Roman"/>
+          <w:color w:val="000000"/>
+          <w:spacing w:val="2"/>
+          <w:sz w:val="24"/>
+          <w:szCs w:val="24"/>
+          <w:shd w:val="clear" w:color="auto" w:fill="FFFFFF"/>
+        </w:rPr>
+        <w:t xml:space="preserve"> Generator Stack care </w:t>
+      </w:r>
+      <w:proofErr w:type="spellStart"/>
+      <w:r>
+        <w:rPr>
+          <w:rFonts w:ascii="Times New Roman" w:hAnsi="Times New Roman" w:cs="Times New Roman"/>
+          <w:color w:val="000000"/>
+          <w:spacing w:val="2"/>
+          <w:sz w:val="24"/>
+          <w:szCs w:val="24"/>
+          <w:shd w:val="clear" w:color="auto" w:fill="FFFFFF"/>
+        </w:rPr>
+        <w:t>construiește</w:t>
+      </w:r>
+      <w:proofErr w:type="spellEnd"/>
+      <w:r>
+        <w:rPr>
+          <w:rFonts w:ascii="Times New Roman" w:hAnsi="Times New Roman" w:cs="Times New Roman"/>
+          <w:color w:val="000000"/>
+          <w:spacing w:val="2"/>
+          <w:sz w:val="24"/>
+          <w:szCs w:val="24"/>
+          <w:shd w:val="clear" w:color="auto" w:fill="FFFFFF"/>
+        </w:rPr>
+        <w:t xml:space="preserve"> pipeline-ul de </w:t>
+      </w:r>
+      <w:proofErr w:type="spellStart"/>
+      <w:r>
+        <w:rPr>
+          <w:rFonts w:ascii="Times New Roman" w:hAnsi="Times New Roman" w:cs="Times New Roman"/>
+          <w:color w:val="000000"/>
+          <w:spacing w:val="2"/>
+          <w:sz w:val="24"/>
+          <w:szCs w:val="24"/>
+          <w:shd w:val="clear" w:color="auto" w:fill="FFFFFF"/>
+        </w:rPr>
+        <w:t>execuție</w:t>
+      </w:r>
+      <w:proofErr w:type="spellEnd"/>
+      <w:r>
+        <w:rPr>
+          <w:rFonts w:ascii="Times New Roman" w:hAnsi="Times New Roman" w:cs="Times New Roman"/>
+          <w:color w:val="000000"/>
+          <w:spacing w:val="2"/>
+          <w:sz w:val="24"/>
+          <w:szCs w:val="24"/>
+          <w:shd w:val="clear" w:color="auto" w:fill="FFFFFF"/>
+        </w:rPr>
+        <w:t xml:space="preserve">. Stack-ul </w:t>
+      </w:r>
+      <w:proofErr w:type="spellStart"/>
+      <w:r>
+        <w:rPr>
+          <w:rFonts w:ascii="Times New Roman" w:hAnsi="Times New Roman" w:cs="Times New Roman"/>
+          <w:color w:val="000000"/>
+          <w:spacing w:val="2"/>
+          <w:sz w:val="24"/>
+          <w:szCs w:val="24"/>
+          <w:shd w:val="clear" w:color="auto" w:fill="FFFFFF"/>
+        </w:rPr>
+        <w:t>apelează</w:t>
+      </w:r>
+      <w:proofErr w:type="spellEnd"/>
+      <w:r>
+        <w:rPr>
+          <w:rFonts w:ascii="Times New Roman" w:hAnsi="Times New Roman" w:cs="Times New Roman"/>
+          <w:color w:val="000000"/>
+          <w:spacing w:val="2"/>
+          <w:sz w:val="24"/>
+          <w:szCs w:val="24"/>
+          <w:shd w:val="clear" w:color="auto" w:fill="FFFFFF"/>
+        </w:rPr>
+        <w:t xml:space="preserve"> </w:t>
+      </w:r>
+      <w:proofErr w:type="spellStart"/>
+      <w:r>
+        <w:rPr>
+          <w:rFonts w:ascii="Times New Roman" w:hAnsi="Times New Roman" w:cs="Times New Roman"/>
+          <w:color w:val="000000"/>
+          <w:spacing w:val="2"/>
+          <w:sz w:val="24"/>
+          <w:szCs w:val="24"/>
+          <w:shd w:val="clear" w:color="auto" w:fill="FFFFFF"/>
+        </w:rPr>
+        <w:t>apoi</w:t>
+      </w:r>
+      <w:proofErr w:type="spellEnd"/>
+      <w:r>
+        <w:rPr>
+          <w:rFonts w:ascii="Times New Roman" w:hAnsi="Times New Roman" w:cs="Times New Roman"/>
+          <w:color w:val="000000"/>
+          <w:spacing w:val="2"/>
+          <w:sz w:val="24"/>
+          <w:szCs w:val="24"/>
+          <w:shd w:val="clear" w:color="auto" w:fill="FFFFFF"/>
+        </w:rPr>
+        <w:t xml:space="preserve"> </w:t>
+      </w:r>
+      <w:proofErr w:type="spellStart"/>
+      <w:r>
+        <w:rPr>
+          <w:rFonts w:ascii="Times New Roman" w:hAnsi="Times New Roman" w:cs="Times New Roman"/>
+          <w:color w:val="000000"/>
+          <w:spacing w:val="2"/>
+          <w:sz w:val="24"/>
+          <w:szCs w:val="24"/>
+          <w:shd w:val="clear" w:color="auto" w:fill="FFFFFF"/>
+        </w:rPr>
+        <w:t>metoda</w:t>
+      </w:r>
+      <w:proofErr w:type="spellEnd"/>
+      <w:r>
+        <w:rPr>
+          <w:rFonts w:ascii="Times New Roman" w:hAnsi="Times New Roman" w:cs="Times New Roman"/>
+          <w:color w:val="000000"/>
+          <w:spacing w:val="2"/>
+          <w:sz w:val="24"/>
+          <w:szCs w:val="24"/>
+          <w:shd w:val="clear" w:color="auto" w:fill="FFFFFF"/>
+        </w:rPr>
+        <w:t xml:space="preserve"> </w:t>
+      </w:r>
+      <w:proofErr w:type="gramStart"/>
+      <w:r>
+        <w:rPr>
+          <w:rFonts w:ascii="Times New Roman" w:hAnsi="Times New Roman" w:cs="Times New Roman"/>
+          <w:color w:val="000000"/>
+          <w:spacing w:val="2"/>
+          <w:sz w:val="24"/>
+          <w:szCs w:val="24"/>
+          <w:shd w:val="clear" w:color="auto" w:fill="FFFFFF"/>
+        </w:rPr>
+        <w:t>Execute(</w:t>
+      </w:r>
+      <w:proofErr w:type="gramEnd"/>
+      <w:r>
+        <w:rPr>
+          <w:rFonts w:ascii="Times New Roman" w:hAnsi="Times New Roman" w:cs="Times New Roman"/>
+          <w:color w:val="000000"/>
+          <w:spacing w:val="2"/>
+          <w:sz w:val="24"/>
+          <w:szCs w:val="24"/>
+          <w:shd w:val="clear" w:color="auto" w:fill="FFFFFF"/>
+        </w:rPr>
+        <w:t xml:space="preserve">) pe </w:t>
+      </w:r>
+      <w:proofErr w:type="spellStart"/>
+      <w:r>
+        <w:rPr>
+          <w:rFonts w:ascii="Times New Roman" w:hAnsi="Times New Roman" w:cs="Times New Roman"/>
+          <w:color w:val="000000"/>
+          <w:spacing w:val="2"/>
+          <w:sz w:val="24"/>
+          <w:szCs w:val="24"/>
+          <w:shd w:val="clear" w:color="auto" w:fill="FFFFFF"/>
+        </w:rPr>
+        <w:t>fiecare</w:t>
+      </w:r>
+      <w:proofErr w:type="spellEnd"/>
+      <w:r>
+        <w:rPr>
+          <w:rFonts w:ascii="Times New Roman" w:hAnsi="Times New Roman" w:cs="Times New Roman"/>
+          <w:color w:val="000000"/>
+          <w:spacing w:val="2"/>
+          <w:sz w:val="24"/>
+          <w:szCs w:val="24"/>
+          <w:shd w:val="clear" w:color="auto" w:fill="FFFFFF"/>
+        </w:rPr>
+        <w:t xml:space="preserve"> </w:t>
+      </w:r>
+      <w:proofErr w:type="spellStart"/>
+      <w:r>
+        <w:rPr>
+          <w:rFonts w:ascii="Times New Roman" w:hAnsi="Times New Roman" w:cs="Times New Roman"/>
+          <w:color w:val="000000"/>
+          <w:spacing w:val="2"/>
+          <w:sz w:val="24"/>
+          <w:szCs w:val="24"/>
+          <w:shd w:val="clear" w:color="auto" w:fill="FFFFFF"/>
+        </w:rPr>
+        <w:t>IGenerator</w:t>
+      </w:r>
+      <w:proofErr w:type="spellEnd"/>
+      <w:r>
+        <w:rPr>
+          <w:rFonts w:ascii="Times New Roman" w:hAnsi="Times New Roman" w:cs="Times New Roman"/>
+          <w:color w:val="000000"/>
+          <w:spacing w:val="2"/>
+          <w:sz w:val="24"/>
+          <w:szCs w:val="24"/>
+          <w:shd w:val="clear" w:color="auto" w:fill="FFFFFF"/>
+        </w:rPr>
+        <w:t xml:space="preserve"> din </w:t>
+      </w:r>
+      <w:proofErr w:type="spellStart"/>
+      <w:r>
+        <w:rPr>
+          <w:rFonts w:ascii="Times New Roman" w:hAnsi="Times New Roman" w:cs="Times New Roman"/>
+          <w:color w:val="000000"/>
+          <w:spacing w:val="2"/>
+          <w:sz w:val="24"/>
+          <w:szCs w:val="24"/>
+          <w:shd w:val="clear" w:color="auto" w:fill="FFFFFF"/>
+        </w:rPr>
+        <w:t>secvență</w:t>
+      </w:r>
+      <w:proofErr w:type="spellEnd"/>
+      <w:r>
+        <w:rPr>
+          <w:rFonts w:ascii="Times New Roman" w:hAnsi="Times New Roman" w:cs="Times New Roman"/>
+          <w:color w:val="000000"/>
+          <w:spacing w:val="2"/>
+          <w:sz w:val="24"/>
+          <w:szCs w:val="24"/>
+          <w:shd w:val="clear" w:color="auto" w:fill="FFFFFF"/>
+        </w:rPr>
+        <w:t xml:space="preserve">, </w:t>
+      </w:r>
+      <w:proofErr w:type="spellStart"/>
+      <w:r>
+        <w:rPr>
+          <w:rFonts w:ascii="Times New Roman" w:hAnsi="Times New Roman" w:cs="Times New Roman"/>
+          <w:color w:val="000000"/>
+          <w:spacing w:val="2"/>
+          <w:sz w:val="24"/>
+          <w:szCs w:val="24"/>
+          <w:shd w:val="clear" w:color="auto" w:fill="FFFFFF"/>
+        </w:rPr>
+        <w:t>iar</w:t>
+      </w:r>
+      <w:proofErr w:type="spellEnd"/>
+      <w:r>
+        <w:rPr>
+          <w:rFonts w:ascii="Times New Roman" w:hAnsi="Times New Roman" w:cs="Times New Roman"/>
+          <w:color w:val="000000"/>
+          <w:spacing w:val="2"/>
+          <w:sz w:val="24"/>
+          <w:szCs w:val="24"/>
+          <w:shd w:val="clear" w:color="auto" w:fill="FFFFFF"/>
+        </w:rPr>
+        <w:t xml:space="preserve"> </w:t>
+      </w:r>
+      <w:proofErr w:type="spellStart"/>
+      <w:r>
+        <w:rPr>
+          <w:rFonts w:ascii="Times New Roman" w:hAnsi="Times New Roman" w:cs="Times New Roman"/>
+          <w:color w:val="000000"/>
+          <w:spacing w:val="2"/>
+          <w:sz w:val="24"/>
+          <w:szCs w:val="24"/>
+          <w:shd w:val="clear" w:color="auto" w:fill="FFFFFF"/>
+        </w:rPr>
+        <w:t>generatorii</w:t>
+      </w:r>
+      <w:proofErr w:type="spellEnd"/>
+      <w:r>
+        <w:rPr>
+          <w:rFonts w:ascii="Times New Roman" w:hAnsi="Times New Roman" w:cs="Times New Roman"/>
+          <w:color w:val="000000"/>
+          <w:spacing w:val="2"/>
+          <w:sz w:val="24"/>
+          <w:szCs w:val="24"/>
+          <w:shd w:val="clear" w:color="auto" w:fill="FFFFFF"/>
+        </w:rPr>
+        <w:t xml:space="preserve"> </w:t>
+      </w:r>
+      <w:proofErr w:type="spellStart"/>
+      <w:r>
+        <w:rPr>
+          <w:rFonts w:ascii="Times New Roman" w:hAnsi="Times New Roman" w:cs="Times New Roman"/>
+          <w:color w:val="000000"/>
+          <w:spacing w:val="2"/>
+          <w:sz w:val="24"/>
+          <w:szCs w:val="24"/>
+          <w:shd w:val="clear" w:color="auto" w:fill="FFFFFF"/>
+        </w:rPr>
+        <w:t>returnează</w:t>
+      </w:r>
+      <w:proofErr w:type="spellEnd"/>
+      <w:r>
+        <w:rPr>
+          <w:rFonts w:ascii="Times New Roman" w:hAnsi="Times New Roman" w:cs="Times New Roman"/>
+          <w:color w:val="000000"/>
+          <w:spacing w:val="2"/>
+          <w:sz w:val="24"/>
+          <w:szCs w:val="24"/>
+          <w:shd w:val="clear" w:color="auto" w:fill="FFFFFF"/>
+        </w:rPr>
+        <w:t xml:space="preserve"> </w:t>
+      </w:r>
+      <w:proofErr w:type="spellStart"/>
+      <w:r>
+        <w:rPr>
+          <w:rFonts w:ascii="Times New Roman" w:hAnsi="Times New Roman" w:cs="Times New Roman"/>
+          <w:color w:val="000000"/>
+          <w:spacing w:val="2"/>
+          <w:sz w:val="24"/>
+          <w:szCs w:val="24"/>
+          <w:shd w:val="clear" w:color="auto" w:fill="FFFFFF"/>
+        </w:rPr>
+        <w:t>MeshData</w:t>
+      </w:r>
+      <w:proofErr w:type="spellEnd"/>
+      <w:r>
+        <w:rPr>
+          <w:rFonts w:ascii="Times New Roman" w:hAnsi="Times New Roman" w:cs="Times New Roman"/>
+          <w:color w:val="000000"/>
+          <w:spacing w:val="2"/>
+          <w:sz w:val="24"/>
+          <w:szCs w:val="24"/>
+          <w:shd w:val="clear" w:color="auto" w:fill="FFFFFF"/>
+        </w:rPr>
+        <w:t xml:space="preserve"> </w:t>
+      </w:r>
+      <w:proofErr w:type="spellStart"/>
+      <w:r>
+        <w:rPr>
+          <w:rFonts w:ascii="Times New Roman" w:hAnsi="Times New Roman" w:cs="Times New Roman"/>
+          <w:color w:val="000000"/>
+          <w:spacing w:val="2"/>
+          <w:sz w:val="24"/>
+          <w:szCs w:val="24"/>
+          <w:shd w:val="clear" w:color="auto" w:fill="FFFFFF"/>
+        </w:rPr>
+        <w:t>conținând</w:t>
+      </w:r>
+      <w:proofErr w:type="spellEnd"/>
+      <w:r>
+        <w:rPr>
+          <w:rFonts w:ascii="Times New Roman" w:hAnsi="Times New Roman" w:cs="Times New Roman"/>
+          <w:color w:val="000000"/>
+          <w:spacing w:val="2"/>
+          <w:sz w:val="24"/>
+          <w:szCs w:val="24"/>
+          <w:shd w:val="clear" w:color="auto" w:fill="FFFFFF"/>
+        </w:rPr>
+        <w:t xml:space="preserve"> </w:t>
+      </w:r>
+      <w:proofErr w:type="spellStart"/>
+      <w:r>
+        <w:rPr>
+          <w:rFonts w:ascii="Times New Roman" w:hAnsi="Times New Roman" w:cs="Times New Roman"/>
+          <w:color w:val="000000"/>
+          <w:spacing w:val="2"/>
+          <w:sz w:val="24"/>
+          <w:szCs w:val="24"/>
+          <w:shd w:val="clear" w:color="auto" w:fill="FFFFFF"/>
+        </w:rPr>
+        <w:t>vertecșii</w:t>
+      </w:r>
+      <w:proofErr w:type="spellEnd"/>
+      <w:r>
+        <w:rPr>
+          <w:rFonts w:ascii="Times New Roman" w:hAnsi="Times New Roman" w:cs="Times New Roman"/>
+          <w:color w:val="000000"/>
+          <w:spacing w:val="2"/>
+          <w:sz w:val="24"/>
+          <w:szCs w:val="24"/>
+          <w:shd w:val="clear" w:color="auto" w:fill="FFFFFF"/>
+        </w:rPr>
+        <w:t xml:space="preserve"> </w:t>
+      </w:r>
+      <w:proofErr w:type="spellStart"/>
+      <w:r>
+        <w:rPr>
+          <w:rFonts w:ascii="Times New Roman" w:hAnsi="Times New Roman" w:cs="Times New Roman"/>
+          <w:color w:val="000000"/>
+          <w:spacing w:val="2"/>
+          <w:sz w:val="24"/>
+          <w:szCs w:val="24"/>
+          <w:shd w:val="clear" w:color="auto" w:fill="FFFFFF"/>
+        </w:rPr>
+        <w:t>și</w:t>
+      </w:r>
+      <w:proofErr w:type="spellEnd"/>
+      <w:r>
+        <w:rPr>
+          <w:rFonts w:ascii="Times New Roman" w:hAnsi="Times New Roman" w:cs="Times New Roman"/>
+          <w:color w:val="000000"/>
+          <w:spacing w:val="2"/>
+          <w:sz w:val="24"/>
+          <w:szCs w:val="24"/>
+          <w:shd w:val="clear" w:color="auto" w:fill="FFFFFF"/>
+        </w:rPr>
+        <w:t xml:space="preserve"> </w:t>
+      </w:r>
+      <w:proofErr w:type="spellStart"/>
+      <w:r>
+        <w:rPr>
+          <w:rFonts w:ascii="Times New Roman" w:hAnsi="Times New Roman" w:cs="Times New Roman"/>
+          <w:color w:val="000000"/>
+          <w:spacing w:val="2"/>
+          <w:sz w:val="24"/>
+          <w:szCs w:val="24"/>
+          <w:shd w:val="clear" w:color="auto" w:fill="FFFFFF"/>
+        </w:rPr>
+        <w:t>indicii</w:t>
+      </w:r>
+      <w:proofErr w:type="spellEnd"/>
+      <w:r>
+        <w:rPr>
+          <w:rFonts w:ascii="Times New Roman" w:hAnsi="Times New Roman" w:cs="Times New Roman"/>
+          <w:color w:val="000000"/>
+          <w:spacing w:val="2"/>
+          <w:sz w:val="24"/>
+          <w:szCs w:val="24"/>
+          <w:shd w:val="clear" w:color="auto" w:fill="FFFFFF"/>
+        </w:rPr>
+        <w:t xml:space="preserve"> </w:t>
+      </w:r>
+      <w:proofErr w:type="spellStart"/>
+      <w:r>
+        <w:rPr>
+          <w:rFonts w:ascii="Times New Roman" w:hAnsi="Times New Roman" w:cs="Times New Roman"/>
+          <w:color w:val="000000"/>
+          <w:spacing w:val="2"/>
+          <w:sz w:val="24"/>
+          <w:szCs w:val="24"/>
+          <w:shd w:val="clear" w:color="auto" w:fill="FFFFFF"/>
+        </w:rPr>
+        <w:t>geometriei</w:t>
+      </w:r>
+      <w:proofErr w:type="spellEnd"/>
+      <w:r>
+        <w:rPr>
+          <w:rFonts w:ascii="Times New Roman" w:hAnsi="Times New Roman" w:cs="Times New Roman"/>
+          <w:color w:val="000000"/>
+          <w:spacing w:val="2"/>
+          <w:sz w:val="24"/>
+          <w:szCs w:val="24"/>
+          <w:shd w:val="clear" w:color="auto" w:fill="FFFFFF"/>
+        </w:rPr>
+        <w:t xml:space="preserve"> </w:t>
+      </w:r>
+      <w:proofErr w:type="spellStart"/>
+      <w:r>
+        <w:rPr>
+          <w:rFonts w:ascii="Times New Roman" w:hAnsi="Times New Roman" w:cs="Times New Roman"/>
+          <w:color w:val="000000"/>
+          <w:spacing w:val="2"/>
+          <w:sz w:val="24"/>
+          <w:szCs w:val="24"/>
+          <w:shd w:val="clear" w:color="auto" w:fill="FFFFFF"/>
+        </w:rPr>
+        <w:t>produse</w:t>
+      </w:r>
+      <w:proofErr w:type="spellEnd"/>
+      <w:r>
+        <w:rPr>
+          <w:rFonts w:ascii="Times New Roman" w:hAnsi="Times New Roman" w:cs="Times New Roman"/>
+          <w:color w:val="000000"/>
+          <w:spacing w:val="2"/>
+          <w:sz w:val="24"/>
+          <w:szCs w:val="24"/>
+          <w:shd w:val="clear" w:color="auto" w:fill="FFFFFF"/>
+        </w:rPr>
+        <w:t>.</w:t>
       </w:r>
     </w:p>
     <w:p>
@@ -1911,16 +5859,845 @@
           <w:shd w:val="clear" w:color="auto" w:fill="FFFFFF"/>
         </w:rPr>
       </w:pPr>
-      <w:r>
-        <w:rPr>
-          <w:rFonts w:ascii="Times New Roman" w:hAnsi="Times New Roman" w:cs="Times New Roman"/>
-          <w:color w:val="000000"/>
-          <w:spacing w:val="2"/>
-          <w:sz w:val="24"/>
-          <w:szCs w:val="24"/>
-          <w:shd w:val="clear" w:color="auto" w:fill="FFFFFF"/>
-        </w:rPr>
-        <w:t>Odată ce toate mesh-urile sunt generate, Generator Stack trimite rezultatele către Scene Manager prin apelul UpdateScene(meshes). Scene Manager actualizează starea internă a scenei și declanșează randarea prin apelul Render() către Viewport-ul OpenGL. În final, utilizatorul primește rezultatul vizual sub forma scenei 3D afișate în fereastra de vizualizare, completând astfel ciclul de generare procedurală.</w:t>
+      <w:proofErr w:type="spellStart"/>
+      <w:r>
+        <w:rPr>
+          <w:rFonts w:ascii="Times New Roman" w:hAnsi="Times New Roman" w:cs="Times New Roman"/>
+          <w:color w:val="000000"/>
+          <w:spacing w:val="2"/>
+          <w:sz w:val="24"/>
+          <w:szCs w:val="24"/>
+          <w:shd w:val="clear" w:color="auto" w:fill="FFFFFF"/>
+        </w:rPr>
+        <w:t>Odată</w:t>
+      </w:r>
+      <w:proofErr w:type="spellEnd"/>
+      <w:r>
+        <w:rPr>
+          <w:rFonts w:ascii="Times New Roman" w:hAnsi="Times New Roman" w:cs="Times New Roman"/>
+          <w:color w:val="000000"/>
+          <w:spacing w:val="2"/>
+          <w:sz w:val="24"/>
+          <w:szCs w:val="24"/>
+          <w:shd w:val="clear" w:color="auto" w:fill="FFFFFF"/>
+        </w:rPr>
+        <w:t xml:space="preserve"> </w:t>
+      </w:r>
+      <w:proofErr w:type="spellStart"/>
+      <w:r>
+        <w:rPr>
+          <w:rFonts w:ascii="Times New Roman" w:hAnsi="Times New Roman" w:cs="Times New Roman"/>
+          <w:color w:val="000000"/>
+          <w:spacing w:val="2"/>
+          <w:sz w:val="24"/>
+          <w:szCs w:val="24"/>
+          <w:shd w:val="clear" w:color="auto" w:fill="FFFFFF"/>
+        </w:rPr>
+        <w:t>ce</w:t>
+      </w:r>
+      <w:proofErr w:type="spellEnd"/>
+      <w:r>
+        <w:rPr>
+          <w:rFonts w:ascii="Times New Roman" w:hAnsi="Times New Roman" w:cs="Times New Roman"/>
+          <w:color w:val="000000"/>
+          <w:spacing w:val="2"/>
+          <w:sz w:val="24"/>
+          <w:szCs w:val="24"/>
+          <w:shd w:val="clear" w:color="auto" w:fill="FFFFFF"/>
+        </w:rPr>
+        <w:t xml:space="preserve"> </w:t>
+      </w:r>
+      <w:proofErr w:type="spellStart"/>
+      <w:r>
+        <w:rPr>
+          <w:rFonts w:ascii="Times New Roman" w:hAnsi="Times New Roman" w:cs="Times New Roman"/>
+          <w:color w:val="000000"/>
+          <w:spacing w:val="2"/>
+          <w:sz w:val="24"/>
+          <w:szCs w:val="24"/>
+          <w:shd w:val="clear" w:color="auto" w:fill="FFFFFF"/>
+        </w:rPr>
+        <w:t>toate</w:t>
+      </w:r>
+      <w:proofErr w:type="spellEnd"/>
+      <w:r>
+        <w:rPr>
+          <w:rFonts w:ascii="Times New Roman" w:hAnsi="Times New Roman" w:cs="Times New Roman"/>
+          <w:color w:val="000000"/>
+          <w:spacing w:val="2"/>
+          <w:sz w:val="24"/>
+          <w:szCs w:val="24"/>
+          <w:shd w:val="clear" w:color="auto" w:fill="FFFFFF"/>
+        </w:rPr>
+        <w:t xml:space="preserve"> mesh-urile sunt generate, Generator Stack </w:t>
+      </w:r>
+      <w:proofErr w:type="spellStart"/>
+      <w:r>
+        <w:rPr>
+          <w:rFonts w:ascii="Times New Roman" w:hAnsi="Times New Roman" w:cs="Times New Roman"/>
+          <w:color w:val="000000"/>
+          <w:spacing w:val="2"/>
+          <w:sz w:val="24"/>
+          <w:szCs w:val="24"/>
+          <w:shd w:val="clear" w:color="auto" w:fill="FFFFFF"/>
+        </w:rPr>
+        <w:t>trimite</w:t>
+      </w:r>
+      <w:proofErr w:type="spellEnd"/>
+      <w:r>
+        <w:rPr>
+          <w:rFonts w:ascii="Times New Roman" w:hAnsi="Times New Roman" w:cs="Times New Roman"/>
+          <w:color w:val="000000"/>
+          <w:spacing w:val="2"/>
+          <w:sz w:val="24"/>
+          <w:szCs w:val="24"/>
+          <w:shd w:val="clear" w:color="auto" w:fill="FFFFFF"/>
+        </w:rPr>
+        <w:t xml:space="preserve"> </w:t>
+      </w:r>
+      <w:proofErr w:type="spellStart"/>
+      <w:r>
+        <w:rPr>
+          <w:rFonts w:ascii="Times New Roman" w:hAnsi="Times New Roman" w:cs="Times New Roman"/>
+          <w:color w:val="000000"/>
+          <w:spacing w:val="2"/>
+          <w:sz w:val="24"/>
+          <w:szCs w:val="24"/>
+          <w:shd w:val="clear" w:color="auto" w:fill="FFFFFF"/>
+        </w:rPr>
+        <w:t>rezultatele</w:t>
+      </w:r>
+      <w:proofErr w:type="spellEnd"/>
+      <w:r>
+        <w:rPr>
+          <w:rFonts w:ascii="Times New Roman" w:hAnsi="Times New Roman" w:cs="Times New Roman"/>
+          <w:color w:val="000000"/>
+          <w:spacing w:val="2"/>
+          <w:sz w:val="24"/>
+          <w:szCs w:val="24"/>
+          <w:shd w:val="clear" w:color="auto" w:fill="FFFFFF"/>
+        </w:rPr>
+        <w:t xml:space="preserve"> </w:t>
+      </w:r>
+      <w:proofErr w:type="spellStart"/>
+      <w:r>
+        <w:rPr>
+          <w:rFonts w:ascii="Times New Roman" w:hAnsi="Times New Roman" w:cs="Times New Roman"/>
+          <w:color w:val="000000"/>
+          <w:spacing w:val="2"/>
+          <w:sz w:val="24"/>
+          <w:szCs w:val="24"/>
+          <w:shd w:val="clear" w:color="auto" w:fill="FFFFFF"/>
+        </w:rPr>
+        <w:t>către</w:t>
+      </w:r>
+      <w:proofErr w:type="spellEnd"/>
+      <w:r>
+        <w:rPr>
+          <w:rFonts w:ascii="Times New Roman" w:hAnsi="Times New Roman" w:cs="Times New Roman"/>
+          <w:color w:val="000000"/>
+          <w:spacing w:val="2"/>
+          <w:sz w:val="24"/>
+          <w:szCs w:val="24"/>
+          <w:shd w:val="clear" w:color="auto" w:fill="FFFFFF"/>
+        </w:rPr>
+        <w:t xml:space="preserve"> Scene Manager </w:t>
+      </w:r>
+      <w:proofErr w:type="spellStart"/>
+      <w:r>
+        <w:rPr>
+          <w:rFonts w:ascii="Times New Roman" w:hAnsi="Times New Roman" w:cs="Times New Roman"/>
+          <w:color w:val="000000"/>
+          <w:spacing w:val="2"/>
+          <w:sz w:val="24"/>
+          <w:szCs w:val="24"/>
+          <w:shd w:val="clear" w:color="auto" w:fill="FFFFFF"/>
+        </w:rPr>
+        <w:t>prin</w:t>
+      </w:r>
+      <w:proofErr w:type="spellEnd"/>
+      <w:r>
+        <w:rPr>
+          <w:rFonts w:ascii="Times New Roman" w:hAnsi="Times New Roman" w:cs="Times New Roman"/>
+          <w:color w:val="000000"/>
+          <w:spacing w:val="2"/>
+          <w:sz w:val="24"/>
+          <w:szCs w:val="24"/>
+          <w:shd w:val="clear" w:color="auto" w:fill="FFFFFF"/>
+        </w:rPr>
+        <w:t xml:space="preserve"> </w:t>
+      </w:r>
+      <w:proofErr w:type="spellStart"/>
+      <w:r>
+        <w:rPr>
+          <w:rFonts w:ascii="Times New Roman" w:hAnsi="Times New Roman" w:cs="Times New Roman"/>
+          <w:color w:val="000000"/>
+          <w:spacing w:val="2"/>
+          <w:sz w:val="24"/>
+          <w:szCs w:val="24"/>
+          <w:shd w:val="clear" w:color="auto" w:fill="FFFFFF"/>
+        </w:rPr>
+        <w:t>apelul</w:t>
+      </w:r>
+      <w:proofErr w:type="spellEnd"/>
+      <w:r>
+        <w:rPr>
+          <w:rFonts w:ascii="Times New Roman" w:hAnsi="Times New Roman" w:cs="Times New Roman"/>
+          <w:color w:val="000000"/>
+          <w:spacing w:val="2"/>
+          <w:sz w:val="24"/>
+          <w:szCs w:val="24"/>
+          <w:shd w:val="clear" w:color="auto" w:fill="FFFFFF"/>
+        </w:rPr>
+        <w:t xml:space="preserve"> </w:t>
+      </w:r>
+      <w:proofErr w:type="spellStart"/>
+      <w:r>
+        <w:rPr>
+          <w:rFonts w:ascii="Times New Roman" w:hAnsi="Times New Roman" w:cs="Times New Roman"/>
+          <w:color w:val="000000"/>
+          <w:spacing w:val="2"/>
+          <w:sz w:val="24"/>
+          <w:szCs w:val="24"/>
+          <w:shd w:val="clear" w:color="auto" w:fill="FFFFFF"/>
+        </w:rPr>
+        <w:t>UpdateScene</w:t>
+      </w:r>
+      <w:proofErr w:type="spellEnd"/>
+      <w:r>
+        <w:rPr>
+          <w:rFonts w:ascii="Times New Roman" w:hAnsi="Times New Roman" w:cs="Times New Roman"/>
+          <w:color w:val="000000"/>
+          <w:spacing w:val="2"/>
+          <w:sz w:val="24"/>
+          <w:szCs w:val="24"/>
+          <w:shd w:val="clear" w:color="auto" w:fill="FFFFFF"/>
+        </w:rPr>
+        <w:t xml:space="preserve">(meshes). Scene Manager </w:t>
+      </w:r>
+      <w:proofErr w:type="spellStart"/>
+      <w:r>
+        <w:rPr>
+          <w:rFonts w:ascii="Times New Roman" w:hAnsi="Times New Roman" w:cs="Times New Roman"/>
+          <w:color w:val="000000"/>
+          <w:spacing w:val="2"/>
+          <w:sz w:val="24"/>
+          <w:szCs w:val="24"/>
+          <w:shd w:val="clear" w:color="auto" w:fill="FFFFFF"/>
+        </w:rPr>
+        <w:t>actualizează</w:t>
+      </w:r>
+      <w:proofErr w:type="spellEnd"/>
+      <w:r>
+        <w:rPr>
+          <w:rFonts w:ascii="Times New Roman" w:hAnsi="Times New Roman" w:cs="Times New Roman"/>
+          <w:color w:val="000000"/>
+          <w:spacing w:val="2"/>
+          <w:sz w:val="24"/>
+          <w:szCs w:val="24"/>
+          <w:shd w:val="clear" w:color="auto" w:fill="FFFFFF"/>
+        </w:rPr>
+        <w:t xml:space="preserve"> </w:t>
+      </w:r>
+      <w:proofErr w:type="spellStart"/>
+      <w:r>
+        <w:rPr>
+          <w:rFonts w:ascii="Times New Roman" w:hAnsi="Times New Roman" w:cs="Times New Roman"/>
+          <w:color w:val="000000"/>
+          <w:spacing w:val="2"/>
+          <w:sz w:val="24"/>
+          <w:szCs w:val="24"/>
+          <w:shd w:val="clear" w:color="auto" w:fill="FFFFFF"/>
+        </w:rPr>
+        <w:t>starea</w:t>
+      </w:r>
+      <w:proofErr w:type="spellEnd"/>
+      <w:r>
+        <w:rPr>
+          <w:rFonts w:ascii="Times New Roman" w:hAnsi="Times New Roman" w:cs="Times New Roman"/>
+          <w:color w:val="000000"/>
+          <w:spacing w:val="2"/>
+          <w:sz w:val="24"/>
+          <w:szCs w:val="24"/>
+          <w:shd w:val="clear" w:color="auto" w:fill="FFFFFF"/>
+        </w:rPr>
+        <w:t xml:space="preserve"> </w:t>
+      </w:r>
+      <w:proofErr w:type="spellStart"/>
+      <w:r>
+        <w:rPr>
+          <w:rFonts w:ascii="Times New Roman" w:hAnsi="Times New Roman" w:cs="Times New Roman"/>
+          <w:color w:val="000000"/>
+          <w:spacing w:val="2"/>
+          <w:sz w:val="24"/>
+          <w:szCs w:val="24"/>
+          <w:shd w:val="clear" w:color="auto" w:fill="FFFFFF"/>
+        </w:rPr>
+        <w:t>internă</w:t>
+      </w:r>
+      <w:proofErr w:type="spellEnd"/>
+      <w:r>
+        <w:rPr>
+          <w:rFonts w:ascii="Times New Roman" w:hAnsi="Times New Roman" w:cs="Times New Roman"/>
+          <w:color w:val="000000"/>
+          <w:spacing w:val="2"/>
+          <w:sz w:val="24"/>
+          <w:szCs w:val="24"/>
+          <w:shd w:val="clear" w:color="auto" w:fill="FFFFFF"/>
+        </w:rPr>
+        <w:t xml:space="preserve"> a </w:t>
+      </w:r>
+      <w:proofErr w:type="spellStart"/>
+      <w:r>
+        <w:rPr>
+          <w:rFonts w:ascii="Times New Roman" w:hAnsi="Times New Roman" w:cs="Times New Roman"/>
+          <w:color w:val="000000"/>
+          <w:spacing w:val="2"/>
+          <w:sz w:val="24"/>
+          <w:szCs w:val="24"/>
+          <w:shd w:val="clear" w:color="auto" w:fill="FFFFFF"/>
+        </w:rPr>
+        <w:t>scenei</w:t>
+      </w:r>
+      <w:proofErr w:type="spellEnd"/>
+      <w:r>
+        <w:rPr>
+          <w:rFonts w:ascii="Times New Roman" w:hAnsi="Times New Roman" w:cs="Times New Roman"/>
+          <w:color w:val="000000"/>
+          <w:spacing w:val="2"/>
+          <w:sz w:val="24"/>
+          <w:szCs w:val="24"/>
+          <w:shd w:val="clear" w:color="auto" w:fill="FFFFFF"/>
+        </w:rPr>
+        <w:t xml:space="preserve"> </w:t>
+      </w:r>
+      <w:proofErr w:type="spellStart"/>
+      <w:r>
+        <w:rPr>
+          <w:rFonts w:ascii="Times New Roman" w:hAnsi="Times New Roman" w:cs="Times New Roman"/>
+          <w:color w:val="000000"/>
+          <w:spacing w:val="2"/>
+          <w:sz w:val="24"/>
+          <w:szCs w:val="24"/>
+          <w:shd w:val="clear" w:color="auto" w:fill="FFFFFF"/>
+        </w:rPr>
+        <w:t>și</w:t>
+      </w:r>
+      <w:proofErr w:type="spellEnd"/>
+      <w:r>
+        <w:rPr>
+          <w:rFonts w:ascii="Times New Roman" w:hAnsi="Times New Roman" w:cs="Times New Roman"/>
+          <w:color w:val="000000"/>
+          <w:spacing w:val="2"/>
+          <w:sz w:val="24"/>
+          <w:szCs w:val="24"/>
+          <w:shd w:val="clear" w:color="auto" w:fill="FFFFFF"/>
+        </w:rPr>
+        <w:t xml:space="preserve"> </w:t>
+      </w:r>
+      <w:proofErr w:type="spellStart"/>
+      <w:r>
+        <w:rPr>
+          <w:rFonts w:ascii="Times New Roman" w:hAnsi="Times New Roman" w:cs="Times New Roman"/>
+          <w:color w:val="000000"/>
+          <w:spacing w:val="2"/>
+          <w:sz w:val="24"/>
+          <w:szCs w:val="24"/>
+          <w:shd w:val="clear" w:color="auto" w:fill="FFFFFF"/>
+        </w:rPr>
+        <w:t>declanșează</w:t>
+      </w:r>
+      <w:proofErr w:type="spellEnd"/>
+      <w:r>
+        <w:rPr>
+          <w:rFonts w:ascii="Times New Roman" w:hAnsi="Times New Roman" w:cs="Times New Roman"/>
+          <w:color w:val="000000"/>
+          <w:spacing w:val="2"/>
+          <w:sz w:val="24"/>
+          <w:szCs w:val="24"/>
+          <w:shd w:val="clear" w:color="auto" w:fill="FFFFFF"/>
+        </w:rPr>
+        <w:t xml:space="preserve"> </w:t>
+      </w:r>
+      <w:proofErr w:type="spellStart"/>
+      <w:r>
+        <w:rPr>
+          <w:rFonts w:ascii="Times New Roman" w:hAnsi="Times New Roman" w:cs="Times New Roman"/>
+          <w:color w:val="000000"/>
+          <w:spacing w:val="2"/>
+          <w:sz w:val="24"/>
+          <w:szCs w:val="24"/>
+          <w:shd w:val="clear" w:color="auto" w:fill="FFFFFF"/>
+        </w:rPr>
+        <w:t>randarea</w:t>
+      </w:r>
+      <w:proofErr w:type="spellEnd"/>
+      <w:r>
+        <w:rPr>
+          <w:rFonts w:ascii="Times New Roman" w:hAnsi="Times New Roman" w:cs="Times New Roman"/>
+          <w:color w:val="000000"/>
+          <w:spacing w:val="2"/>
+          <w:sz w:val="24"/>
+          <w:szCs w:val="24"/>
+          <w:shd w:val="clear" w:color="auto" w:fill="FFFFFF"/>
+        </w:rPr>
+        <w:t xml:space="preserve"> </w:t>
+      </w:r>
+      <w:proofErr w:type="spellStart"/>
+      <w:r>
+        <w:rPr>
+          <w:rFonts w:ascii="Times New Roman" w:hAnsi="Times New Roman" w:cs="Times New Roman"/>
+          <w:color w:val="000000"/>
+          <w:spacing w:val="2"/>
+          <w:sz w:val="24"/>
+          <w:szCs w:val="24"/>
+          <w:shd w:val="clear" w:color="auto" w:fill="FFFFFF"/>
+        </w:rPr>
+        <w:t>prin</w:t>
+      </w:r>
+      <w:proofErr w:type="spellEnd"/>
+      <w:r>
+        <w:rPr>
+          <w:rFonts w:ascii="Times New Roman" w:hAnsi="Times New Roman" w:cs="Times New Roman"/>
+          <w:color w:val="000000"/>
+          <w:spacing w:val="2"/>
+          <w:sz w:val="24"/>
+          <w:szCs w:val="24"/>
+          <w:shd w:val="clear" w:color="auto" w:fill="FFFFFF"/>
+        </w:rPr>
+        <w:t xml:space="preserve"> </w:t>
+      </w:r>
+      <w:proofErr w:type="spellStart"/>
+      <w:r>
+        <w:rPr>
+          <w:rFonts w:ascii="Times New Roman" w:hAnsi="Times New Roman" w:cs="Times New Roman"/>
+          <w:color w:val="000000"/>
+          <w:spacing w:val="2"/>
+          <w:sz w:val="24"/>
+          <w:szCs w:val="24"/>
+          <w:shd w:val="clear" w:color="auto" w:fill="FFFFFF"/>
+        </w:rPr>
+        <w:t>apelul</w:t>
+      </w:r>
+      <w:proofErr w:type="spellEnd"/>
+      <w:r>
+        <w:rPr>
+          <w:rFonts w:ascii="Times New Roman" w:hAnsi="Times New Roman" w:cs="Times New Roman"/>
+          <w:color w:val="000000"/>
+          <w:spacing w:val="2"/>
+          <w:sz w:val="24"/>
+          <w:szCs w:val="24"/>
+          <w:shd w:val="clear" w:color="auto" w:fill="FFFFFF"/>
+        </w:rPr>
+        <w:t xml:space="preserve"> </w:t>
+      </w:r>
+      <w:proofErr w:type="gramStart"/>
+      <w:r>
+        <w:rPr>
+          <w:rFonts w:ascii="Times New Roman" w:hAnsi="Times New Roman" w:cs="Times New Roman"/>
+          <w:color w:val="000000"/>
+          <w:spacing w:val="2"/>
+          <w:sz w:val="24"/>
+          <w:szCs w:val="24"/>
+          <w:shd w:val="clear" w:color="auto" w:fill="FFFFFF"/>
+        </w:rPr>
+        <w:t>Render(</w:t>
+      </w:r>
+      <w:proofErr w:type="gramEnd"/>
+      <w:r>
+        <w:rPr>
+          <w:rFonts w:ascii="Times New Roman" w:hAnsi="Times New Roman" w:cs="Times New Roman"/>
+          <w:color w:val="000000"/>
+          <w:spacing w:val="2"/>
+          <w:sz w:val="24"/>
+          <w:szCs w:val="24"/>
+          <w:shd w:val="clear" w:color="auto" w:fill="FFFFFF"/>
+        </w:rPr>
+        <w:t xml:space="preserve">) </w:t>
+      </w:r>
+      <w:proofErr w:type="spellStart"/>
+      <w:r>
+        <w:rPr>
+          <w:rFonts w:ascii="Times New Roman" w:hAnsi="Times New Roman" w:cs="Times New Roman"/>
+          <w:color w:val="000000"/>
+          <w:spacing w:val="2"/>
+          <w:sz w:val="24"/>
+          <w:szCs w:val="24"/>
+          <w:shd w:val="clear" w:color="auto" w:fill="FFFFFF"/>
+        </w:rPr>
+        <w:t>către</w:t>
+      </w:r>
+      <w:proofErr w:type="spellEnd"/>
+      <w:r>
+        <w:rPr>
+          <w:rFonts w:ascii="Times New Roman" w:hAnsi="Times New Roman" w:cs="Times New Roman"/>
+          <w:color w:val="000000"/>
+          <w:spacing w:val="2"/>
+          <w:sz w:val="24"/>
+          <w:szCs w:val="24"/>
+          <w:shd w:val="clear" w:color="auto" w:fill="FFFFFF"/>
+        </w:rPr>
+        <w:t xml:space="preserve"> Viewport-ul OpenGL. </w:t>
+      </w:r>
+      <w:proofErr w:type="spellStart"/>
+      <w:r>
+        <w:rPr>
+          <w:rFonts w:ascii="Times New Roman" w:hAnsi="Times New Roman" w:cs="Times New Roman"/>
+          <w:color w:val="000000"/>
+          <w:spacing w:val="2"/>
+          <w:sz w:val="24"/>
+          <w:szCs w:val="24"/>
+          <w:shd w:val="clear" w:color="auto" w:fill="FFFFFF"/>
+        </w:rPr>
+        <w:t>În</w:t>
+      </w:r>
+      <w:proofErr w:type="spellEnd"/>
+      <w:r>
+        <w:rPr>
+          <w:rFonts w:ascii="Times New Roman" w:hAnsi="Times New Roman" w:cs="Times New Roman"/>
+          <w:color w:val="000000"/>
+          <w:spacing w:val="2"/>
+          <w:sz w:val="24"/>
+          <w:szCs w:val="24"/>
+          <w:shd w:val="clear" w:color="auto" w:fill="FFFFFF"/>
+        </w:rPr>
+        <w:t xml:space="preserve"> final, </w:t>
+      </w:r>
+      <w:proofErr w:type="spellStart"/>
+      <w:r>
+        <w:rPr>
+          <w:rFonts w:ascii="Times New Roman" w:hAnsi="Times New Roman" w:cs="Times New Roman"/>
+          <w:color w:val="000000"/>
+          <w:spacing w:val="2"/>
+          <w:sz w:val="24"/>
+          <w:szCs w:val="24"/>
+          <w:shd w:val="clear" w:color="auto" w:fill="FFFFFF"/>
+        </w:rPr>
+        <w:t>utilizatorul</w:t>
+      </w:r>
+      <w:proofErr w:type="spellEnd"/>
+      <w:r>
+        <w:rPr>
+          <w:rFonts w:ascii="Times New Roman" w:hAnsi="Times New Roman" w:cs="Times New Roman"/>
+          <w:color w:val="000000"/>
+          <w:spacing w:val="2"/>
+          <w:sz w:val="24"/>
+          <w:szCs w:val="24"/>
+          <w:shd w:val="clear" w:color="auto" w:fill="FFFFFF"/>
+        </w:rPr>
+        <w:t xml:space="preserve"> </w:t>
+      </w:r>
+      <w:proofErr w:type="spellStart"/>
+      <w:r>
+        <w:rPr>
+          <w:rFonts w:ascii="Times New Roman" w:hAnsi="Times New Roman" w:cs="Times New Roman"/>
+          <w:color w:val="000000"/>
+          <w:spacing w:val="2"/>
+          <w:sz w:val="24"/>
+          <w:szCs w:val="24"/>
+          <w:shd w:val="clear" w:color="auto" w:fill="FFFFFF"/>
+        </w:rPr>
+        <w:t>primește</w:t>
+      </w:r>
+      <w:proofErr w:type="spellEnd"/>
+      <w:r>
+        <w:rPr>
+          <w:rFonts w:ascii="Times New Roman" w:hAnsi="Times New Roman" w:cs="Times New Roman"/>
+          <w:color w:val="000000"/>
+          <w:spacing w:val="2"/>
+          <w:sz w:val="24"/>
+          <w:szCs w:val="24"/>
+          <w:shd w:val="clear" w:color="auto" w:fill="FFFFFF"/>
+        </w:rPr>
+        <w:t xml:space="preserve"> </w:t>
+      </w:r>
+      <w:proofErr w:type="spellStart"/>
+      <w:r>
+        <w:rPr>
+          <w:rFonts w:ascii="Times New Roman" w:hAnsi="Times New Roman" w:cs="Times New Roman"/>
+          <w:color w:val="000000"/>
+          <w:spacing w:val="2"/>
+          <w:sz w:val="24"/>
+          <w:szCs w:val="24"/>
+          <w:shd w:val="clear" w:color="auto" w:fill="FFFFFF"/>
+        </w:rPr>
+        <w:t>rezultatul</w:t>
+      </w:r>
+      <w:proofErr w:type="spellEnd"/>
+      <w:r>
+        <w:rPr>
+          <w:rFonts w:ascii="Times New Roman" w:hAnsi="Times New Roman" w:cs="Times New Roman"/>
+          <w:color w:val="000000"/>
+          <w:spacing w:val="2"/>
+          <w:sz w:val="24"/>
+          <w:szCs w:val="24"/>
+          <w:shd w:val="clear" w:color="auto" w:fill="FFFFFF"/>
+        </w:rPr>
+        <w:t xml:space="preserve"> </w:t>
+      </w:r>
+      <w:proofErr w:type="spellStart"/>
+      <w:r>
+        <w:rPr>
+          <w:rFonts w:ascii="Times New Roman" w:hAnsi="Times New Roman" w:cs="Times New Roman"/>
+          <w:color w:val="000000"/>
+          <w:spacing w:val="2"/>
+          <w:sz w:val="24"/>
+          <w:szCs w:val="24"/>
+          <w:shd w:val="clear" w:color="auto" w:fill="FFFFFF"/>
+        </w:rPr>
+        <w:t>vizual</w:t>
+      </w:r>
+      <w:proofErr w:type="spellEnd"/>
+      <w:r>
+        <w:rPr>
+          <w:rFonts w:ascii="Times New Roman" w:hAnsi="Times New Roman" w:cs="Times New Roman"/>
+          <w:color w:val="000000"/>
+          <w:spacing w:val="2"/>
+          <w:sz w:val="24"/>
+          <w:szCs w:val="24"/>
+          <w:shd w:val="clear" w:color="auto" w:fill="FFFFFF"/>
+        </w:rPr>
+        <w:t xml:space="preserve"> sub forma </w:t>
+      </w:r>
+      <w:proofErr w:type="spellStart"/>
+      <w:r>
+        <w:rPr>
+          <w:rFonts w:ascii="Times New Roman" w:hAnsi="Times New Roman" w:cs="Times New Roman"/>
+          <w:color w:val="000000"/>
+          <w:spacing w:val="2"/>
+          <w:sz w:val="24"/>
+          <w:szCs w:val="24"/>
+          <w:shd w:val="clear" w:color="auto" w:fill="FFFFFF"/>
+        </w:rPr>
+        <w:t>scenei</w:t>
+      </w:r>
+      <w:proofErr w:type="spellEnd"/>
+      <w:r>
+        <w:rPr>
+          <w:rFonts w:ascii="Times New Roman" w:hAnsi="Times New Roman" w:cs="Times New Roman"/>
+          <w:color w:val="000000"/>
+          <w:spacing w:val="2"/>
+          <w:sz w:val="24"/>
+          <w:szCs w:val="24"/>
+          <w:shd w:val="clear" w:color="auto" w:fill="FFFFFF"/>
+        </w:rPr>
+        <w:t xml:space="preserve"> 3D </w:t>
+      </w:r>
+      <w:proofErr w:type="spellStart"/>
+      <w:r>
+        <w:rPr>
+          <w:rFonts w:ascii="Times New Roman" w:hAnsi="Times New Roman" w:cs="Times New Roman"/>
+          <w:color w:val="000000"/>
+          <w:spacing w:val="2"/>
+          <w:sz w:val="24"/>
+          <w:szCs w:val="24"/>
+          <w:shd w:val="clear" w:color="auto" w:fill="FFFFFF"/>
+        </w:rPr>
+        <w:t>afișate</w:t>
+      </w:r>
+      <w:proofErr w:type="spellEnd"/>
+      <w:r>
+        <w:rPr>
+          <w:rFonts w:ascii="Times New Roman" w:hAnsi="Times New Roman" w:cs="Times New Roman"/>
+          <w:color w:val="000000"/>
+          <w:spacing w:val="2"/>
+          <w:sz w:val="24"/>
+          <w:szCs w:val="24"/>
+          <w:shd w:val="clear" w:color="auto" w:fill="FFFFFF"/>
+        </w:rPr>
+        <w:t xml:space="preserve"> </w:t>
+      </w:r>
+      <w:proofErr w:type="spellStart"/>
+      <w:r>
+        <w:rPr>
+          <w:rFonts w:ascii="Times New Roman" w:hAnsi="Times New Roman" w:cs="Times New Roman"/>
+          <w:color w:val="000000"/>
+          <w:spacing w:val="2"/>
+          <w:sz w:val="24"/>
+          <w:szCs w:val="24"/>
+          <w:shd w:val="clear" w:color="auto" w:fill="FFFFFF"/>
+        </w:rPr>
+        <w:t>în</w:t>
+      </w:r>
+      <w:proofErr w:type="spellEnd"/>
+      <w:r>
+        <w:rPr>
+          <w:rFonts w:ascii="Times New Roman" w:hAnsi="Times New Roman" w:cs="Times New Roman"/>
+          <w:color w:val="000000"/>
+          <w:spacing w:val="2"/>
+          <w:sz w:val="24"/>
+          <w:szCs w:val="24"/>
+          <w:shd w:val="clear" w:color="auto" w:fill="FFFFFF"/>
+        </w:rPr>
+        <w:t xml:space="preserve"> </w:t>
+      </w:r>
+      <w:proofErr w:type="spellStart"/>
+      <w:r>
+        <w:rPr>
+          <w:rFonts w:ascii="Times New Roman" w:hAnsi="Times New Roman" w:cs="Times New Roman"/>
+          <w:color w:val="000000"/>
+          <w:spacing w:val="2"/>
+          <w:sz w:val="24"/>
+          <w:szCs w:val="24"/>
+          <w:shd w:val="clear" w:color="auto" w:fill="FFFFFF"/>
+        </w:rPr>
+        <w:t>fereastra</w:t>
+      </w:r>
+      <w:proofErr w:type="spellEnd"/>
+      <w:r>
+        <w:rPr>
+          <w:rFonts w:ascii="Times New Roman" w:hAnsi="Times New Roman" w:cs="Times New Roman"/>
+          <w:color w:val="000000"/>
+          <w:spacing w:val="2"/>
+          <w:sz w:val="24"/>
+          <w:szCs w:val="24"/>
+          <w:shd w:val="clear" w:color="auto" w:fill="FFFFFF"/>
+        </w:rPr>
+        <w:t xml:space="preserve"> de </w:t>
+      </w:r>
+      <w:proofErr w:type="spellStart"/>
+      <w:r>
+        <w:rPr>
+          <w:rFonts w:ascii="Times New Roman" w:hAnsi="Times New Roman" w:cs="Times New Roman"/>
+          <w:color w:val="000000"/>
+          <w:spacing w:val="2"/>
+          <w:sz w:val="24"/>
+          <w:szCs w:val="24"/>
+          <w:shd w:val="clear" w:color="auto" w:fill="FFFFFF"/>
+        </w:rPr>
+        <w:t>vizualizare</w:t>
+      </w:r>
+      <w:proofErr w:type="spellEnd"/>
+      <w:r>
+        <w:rPr>
+          <w:rFonts w:ascii="Times New Roman" w:hAnsi="Times New Roman" w:cs="Times New Roman"/>
+          <w:color w:val="000000"/>
+          <w:spacing w:val="2"/>
+          <w:sz w:val="24"/>
+          <w:szCs w:val="24"/>
+          <w:shd w:val="clear" w:color="auto" w:fill="FFFFFF"/>
+        </w:rPr>
+        <w:t xml:space="preserve">, </w:t>
+      </w:r>
+      <w:proofErr w:type="spellStart"/>
+      <w:r>
+        <w:rPr>
+          <w:rFonts w:ascii="Times New Roman" w:hAnsi="Times New Roman" w:cs="Times New Roman"/>
+          <w:color w:val="000000"/>
+          <w:spacing w:val="2"/>
+          <w:sz w:val="24"/>
+          <w:szCs w:val="24"/>
+          <w:shd w:val="clear" w:color="auto" w:fill="FFFFFF"/>
+        </w:rPr>
+        <w:t>completând</w:t>
+      </w:r>
+      <w:proofErr w:type="spellEnd"/>
+      <w:r>
+        <w:rPr>
+          <w:rFonts w:ascii="Times New Roman" w:hAnsi="Times New Roman" w:cs="Times New Roman"/>
+          <w:color w:val="000000"/>
+          <w:spacing w:val="2"/>
+          <w:sz w:val="24"/>
+          <w:szCs w:val="24"/>
+          <w:shd w:val="clear" w:color="auto" w:fill="FFFFFF"/>
+        </w:rPr>
+        <w:t xml:space="preserve"> </w:t>
+      </w:r>
+      <w:proofErr w:type="spellStart"/>
+      <w:r>
+        <w:rPr>
+          <w:rFonts w:ascii="Times New Roman" w:hAnsi="Times New Roman" w:cs="Times New Roman"/>
+          <w:color w:val="000000"/>
+          <w:spacing w:val="2"/>
+          <w:sz w:val="24"/>
+          <w:szCs w:val="24"/>
+          <w:shd w:val="clear" w:color="auto" w:fill="FFFFFF"/>
+        </w:rPr>
+        <w:t>astfel</w:t>
+      </w:r>
+      <w:proofErr w:type="spellEnd"/>
+      <w:r>
+        <w:rPr>
+          <w:rFonts w:ascii="Times New Roman" w:hAnsi="Times New Roman" w:cs="Times New Roman"/>
+          <w:color w:val="000000"/>
+          <w:spacing w:val="2"/>
+          <w:sz w:val="24"/>
+          <w:szCs w:val="24"/>
+          <w:shd w:val="clear" w:color="auto" w:fill="FFFFFF"/>
+        </w:rPr>
+        <w:t xml:space="preserve"> </w:t>
+      </w:r>
+      <w:proofErr w:type="spellStart"/>
+      <w:r>
+        <w:rPr>
+          <w:rFonts w:ascii="Times New Roman" w:hAnsi="Times New Roman" w:cs="Times New Roman"/>
+          <w:color w:val="000000"/>
+          <w:spacing w:val="2"/>
+          <w:sz w:val="24"/>
+          <w:szCs w:val="24"/>
+          <w:shd w:val="clear" w:color="auto" w:fill="FFFFFF"/>
+        </w:rPr>
+        <w:t>ciclul</w:t>
+      </w:r>
+      <w:proofErr w:type="spellEnd"/>
+      <w:r>
+        <w:rPr>
+          <w:rFonts w:ascii="Times New Roman" w:hAnsi="Times New Roman" w:cs="Times New Roman"/>
+          <w:color w:val="000000"/>
+          <w:spacing w:val="2"/>
+          <w:sz w:val="24"/>
+          <w:szCs w:val="24"/>
+          <w:shd w:val="clear" w:color="auto" w:fill="FFFFFF"/>
+        </w:rPr>
+        <w:t xml:space="preserve"> de </w:t>
+      </w:r>
+      <w:proofErr w:type="spellStart"/>
+      <w:r>
+        <w:rPr>
+          <w:rFonts w:ascii="Times New Roman" w:hAnsi="Times New Roman" w:cs="Times New Roman"/>
+          <w:color w:val="000000"/>
+          <w:spacing w:val="2"/>
+          <w:sz w:val="24"/>
+          <w:szCs w:val="24"/>
+          <w:shd w:val="clear" w:color="auto" w:fill="FFFFFF"/>
+        </w:rPr>
+        <w:t>generare</w:t>
+      </w:r>
+      <w:proofErr w:type="spellEnd"/>
+      <w:r>
+        <w:rPr>
+          <w:rFonts w:ascii="Times New Roman" w:hAnsi="Times New Roman" w:cs="Times New Roman"/>
+          <w:color w:val="000000"/>
+          <w:spacing w:val="2"/>
+          <w:sz w:val="24"/>
+          <w:szCs w:val="24"/>
+          <w:shd w:val="clear" w:color="auto" w:fill="FFFFFF"/>
+        </w:rPr>
+        <w:t xml:space="preserve"> </w:t>
+      </w:r>
+      <w:proofErr w:type="spellStart"/>
+      <w:r>
+        <w:rPr>
+          <w:rFonts w:ascii="Times New Roman" w:hAnsi="Times New Roman" w:cs="Times New Roman"/>
+          <w:color w:val="000000"/>
+          <w:spacing w:val="2"/>
+          <w:sz w:val="24"/>
+          <w:szCs w:val="24"/>
+          <w:shd w:val="clear" w:color="auto" w:fill="FFFFFF"/>
+        </w:rPr>
+        <w:t>procedurală</w:t>
+      </w:r>
+      <w:proofErr w:type="spellEnd"/>
+      <w:r>
+        <w:rPr>
+          <w:rFonts w:ascii="Times New Roman" w:hAnsi="Times New Roman" w:cs="Times New Roman"/>
+          <w:color w:val="000000"/>
+          <w:spacing w:val="2"/>
+          <w:sz w:val="24"/>
+          <w:szCs w:val="24"/>
+          <w:shd w:val="clear" w:color="auto" w:fill="FFFFFF"/>
+        </w:rPr>
+        <w:t>.</w:t>
       </w:r>
     </w:p>
     <w:p>
@@ -1935,7 +6712,8 @@
       </w:pPr>
       <w:bookmarkStart w:id="3" w:name="_Toc215932334"/>
       <w:bookmarkStart w:id="4" w:name="_Toc215935319"/>
-      <w:bookmarkStart w:id="5" w:name="_Toc219912096"/>
+      <w:bookmarkStart w:id="5" w:name="_Toc223456276"/>
+      <w:proofErr w:type="spellStart"/>
       <w:r>
         <w:rPr>
           <w:rFonts w:ascii="Times New Roman" w:hAnsi="Times New Roman" w:cs="Times New Roman"/>
@@ -1946,6 +6724,7 @@
       <w:bookmarkEnd w:id="3"/>
       <w:bookmarkEnd w:id="4"/>
       <w:bookmarkEnd w:id="5"/>
+      <w:proofErr w:type="spellEnd"/>
     </w:p>
     <w:p>
       <w:pPr>
@@ -1956,10 +6735,10 @@
         </w:numPr>
         <w:spacing w:before="0" w:beforeAutospacing="0" w:after="160" w:afterAutospacing="0"/>
         <w:rPr>
-          <w:rStyle w:val="Hyperlink"/>
           <w:b/>
           <w:bCs/>
           <w:color w:val="1155CC"/>
+          <w:u w:val="single"/>
         </w:rPr>
       </w:pPr>
       <w:hyperlink r:id="rId9" w:history="1">
@@ -1976,9 +6755,35 @@
     </w:p>
     <w:p>
       <w:pPr>
-        <w:pStyle w:val="NormalWeb"/>
-        <w:spacing w:before="0" w:beforeAutospacing="0" w:after="160" w:afterAutospacing="0"/>
-      </w:pPr>
+        <w:pStyle w:val="ListParagraph"/>
+        <w:numPr>
+          <w:ilvl w:val="0"/>
+          <w:numId w:val="15"/>
+        </w:numPr>
+        <w:rPr>
+          <w:rFonts w:ascii="Times New Roman" w:hAnsi="Times New Roman" w:cs="Times New Roman"/>
+          <w:b/>
+          <w:bCs/>
+          <w:color w:val="000000"/>
+          <w:spacing w:val="2"/>
+          <w:sz w:val="24"/>
+          <w:szCs w:val="24"/>
+          <w:shd w:val="clear" w:color="auto" w:fill="FFFFFF"/>
+        </w:rPr>
+      </w:pPr>
+      <w:r>
+        <w:rPr>
+          <w:rFonts w:ascii="Times New Roman" w:hAnsi="Times New Roman" w:cs="Times New Roman"/>
+          <w:b/>
+          <w:bCs/>
+          <w:color w:val="000000"/>
+          <w:spacing w:val="2"/>
+          <w:sz w:val="24"/>
+          <w:szCs w:val="24"/>
+          <w:shd w:val="clear" w:color="auto" w:fill="FFFFFF"/>
+        </w:rPr>
+        <w:t>Vulkan Programming Guide: The Official Guide to Learning Vulkan (OpenGL)</w:t>
+      </w:r>
     </w:p>
     <w:p>
       <w:pPr>
@@ -2014,12 +6819,6 @@
     <w:p>
       <w:pPr>
         <w:pStyle w:val="NormalWeb"/>
-        <w:spacing w:before="0" w:beforeAutospacing="0" w:after="160" w:afterAutospacing="0"/>
-      </w:pPr>
-    </w:p>
-    <w:p>
-      <w:pPr>
-        <w:pStyle w:val="NormalWeb"/>
         <w:numPr>
           <w:ilvl w:val="0"/>
           <w:numId w:val="15"/>
@@ -2053,20 +6852,7 @@
           <w:numId w:val="15"/>
         </w:numPr>
         <w:spacing w:before="0" w:beforeAutospacing="0" w:after="160" w:afterAutospacing="0"/>
-        <w:rPr>
-          <w:b/>
-          <w:bCs/>
-          <w:color w:val="000000"/>
-        </w:rPr>
-      </w:pPr>
-      <w:r>
-        <w:rPr>
-          <w:b/>
-          <w:bCs/>
-          <w:color w:val="000000"/>
-        </w:rPr>
-        <w:br/>
-      </w:r>
+      </w:pPr>
       <w:hyperlink r:id="rId12" w:history="1">
         <w:r>
           <w:rPr>
@@ -2084,7 +6870,33 @@
           <w:bCs/>
           <w:color w:val="000000"/>
         </w:rPr>
-        <w:t xml:space="preserve"> Procedural Generation In Unity</w:t>
+        <w:t xml:space="preserve"> Procedural Generation </w:t>
+      </w:r>
+      <w:proofErr w:type="gramStart"/>
+      <w:r>
+        <w:rPr>
+          <w:b/>
+          <w:bCs/>
+          <w:color w:val="000000"/>
+        </w:rPr>
+        <w:t>In</w:t>
+      </w:r>
+      <w:proofErr w:type="gramEnd"/>
+      <w:r>
+        <w:rPr>
+          <w:b/>
+          <w:bCs/>
+          <w:color w:val="000000"/>
+        </w:rPr>
+        <w:t xml:space="preserve"> Unity</w:t>
+      </w:r>
+      <w:r>
+        <w:rPr>
+          <w:b/>
+          <w:bCs/>
+          <w:color w:val="000000"/>
+        </w:rPr>
+        <w:br/>
       </w:r>
     </w:p>
     <w:p>
@@ -2101,14 +6913,6 @@
           <w:color w:val="000000"/>
         </w:rPr>
       </w:pPr>
-      <w:r>
-        <w:rPr>
-          <w:b/>
-          <w:bCs/>
-          <w:color w:val="000000"/>
-        </w:rPr>
-        <w:br/>
-      </w:r>
       <w:hyperlink r:id="rId13" w:history="1">
         <w:r>
           <w:rPr>
@@ -2126,7 +6930,25 @@
           <w:bCs/>
           <w:color w:val="000000"/>
         </w:rPr>
-        <w:t xml:space="preserve"> [Unity] Procedural Object Placement (E01: poisson disc sampling)</w:t>
+        <w:t xml:space="preserve"> [Unity] Procedural Object Placement (E01: </w:t>
+      </w:r>
+      <w:proofErr w:type="spellStart"/>
+      <w:r>
+        <w:rPr>
+          <w:b/>
+          <w:bCs/>
+          <w:color w:val="000000"/>
+        </w:rPr>
+        <w:t>poisson</w:t>
+      </w:r>
+      <w:proofErr w:type="spellEnd"/>
+      <w:r>
+        <w:rPr>
+          <w:b/>
+          <w:bCs/>
+          <w:color w:val="000000"/>
+        </w:rPr>
+        <w:t xml:space="preserve"> disc sampling)</w:t>
       </w:r>
     </w:p>
     <w:p>
@@ -2138,14 +6960,6 @@
         </w:numPr>
         <w:spacing w:before="0" w:beforeAutospacing="0" w:after="160" w:afterAutospacing="0"/>
       </w:pPr>
-      <w:r>
-        <w:rPr>
-          <w:b/>
-          <w:bCs/>
-          <w:color w:val="000000"/>
-        </w:rPr>
-        <w:br/>
-      </w:r>
       <w:hyperlink r:id="rId14" w:history="1">
         <w:r>
           <w:rPr>
@@ -2203,12 +7017,6 @@
     <w:p>
       <w:pPr>
         <w:pStyle w:val="NormalWeb"/>
-        <w:spacing w:before="0" w:beforeAutospacing="0" w:after="160" w:afterAutospacing="0"/>
-      </w:pPr>
-    </w:p>
-    <w:p>
-      <w:pPr>
-        <w:pStyle w:val="NormalWeb"/>
         <w:numPr>
           <w:ilvl w:val="0"/>
           <w:numId w:val="15"/>
@@ -2239,20 +7047,24 @@
         </w:rPr>
         <w:t> </w:t>
       </w:r>
+      <w:proofErr w:type="spellStart"/>
       <w:r>
         <w:rPr>
           <w:b/>
           <w:bCs/>
           <w:color w:val="000000"/>
         </w:rPr>
-        <w:t>Modelul Phong</w:t>
-      </w:r>
-    </w:p>
-    <w:p>
-      <w:pPr>
-        <w:pStyle w:val="NormalWeb"/>
-        <w:spacing w:before="0" w:beforeAutospacing="0" w:after="160" w:afterAutospacing="0"/>
-      </w:pPr>
+        <w:t>Modelul</w:t>
+      </w:r>
+      <w:proofErr w:type="spellEnd"/>
+      <w:r>
+        <w:rPr>
+          <w:b/>
+          <w:bCs/>
+          <w:color w:val="000000"/>
+        </w:rPr>
+        <w:t xml:space="preserve"> Phong</w:t>
+      </w:r>
     </w:p>
     <w:p>
       <w:pPr>
@@ -2276,12 +7088,6 @@
         </w:rPr>
         <w:t>OpenGL Programming Guide: The Official Guide to Learning OpenGL</w:t>
       </w:r>
-    </w:p>
-    <w:p>
-      <w:pPr>
-        <w:pStyle w:val="NormalWeb"/>
-        <w:spacing w:before="0" w:beforeAutospacing="0" w:after="160" w:afterAutospacing="0"/>
-      </w:pPr>
     </w:p>
     <w:p>
       <w:pPr>
@@ -2320,12 +7126,6 @@
     <w:p>
       <w:pPr>
         <w:pStyle w:val="NormalWeb"/>
-        <w:spacing w:before="0" w:beforeAutospacing="0" w:after="160" w:afterAutospacing="0"/>
-      </w:pPr>
-    </w:p>
-    <w:p>
-      <w:pPr>
-        <w:pStyle w:val="NormalWeb"/>
         <w:numPr>
           <w:ilvl w:val="0"/>
           <w:numId w:val="15"/>
@@ -2356,12 +7156,6 @@
         </w:rPr>
         <w:t xml:space="preserve"> PERLIN NOISE in Unity - Procedural Generation Tutorial</w:t>
       </w:r>
-    </w:p>
-    <w:p>
-      <w:pPr>
-        <w:pStyle w:val="NormalWeb"/>
-        <w:spacing w:before="0" w:beforeAutospacing="0" w:after="160" w:afterAutospacing="0"/>
-      </w:pPr>
     </w:p>
     <w:p>
       <w:pPr>
@@ -2410,53 +7204,6 @@
         <w:t xml:space="preserve"> This is coolest algorithm I've ever used: Wave Function Collapse</w:t>
       </w:r>
     </w:p>
-    <w:p>
-      <w:pPr>
-        <w:pStyle w:val="ListParagraph"/>
-        <w:rPr>
-          <w:rFonts w:ascii="Times New Roman" w:hAnsi="Times New Roman" w:cs="Times New Roman"/>
-          <w:b/>
-          <w:bCs/>
-          <w:color w:val="000000"/>
-          <w:spacing w:val="2"/>
-          <w:sz w:val="24"/>
-          <w:szCs w:val="24"/>
-          <w:shd w:val="clear" w:color="auto" w:fill="FFFFFF"/>
-        </w:rPr>
-      </w:pPr>
-    </w:p>
-    <w:p>
-      <w:pPr>
-        <w:pStyle w:val="ListParagraph"/>
-        <w:numPr>
-          <w:ilvl w:val="0"/>
-          <w:numId w:val="15"/>
-        </w:numPr>
-        <w:rPr>
-          <w:rFonts w:ascii="Times New Roman" w:hAnsi="Times New Roman" w:cs="Times New Roman"/>
-          <w:b/>
-          <w:bCs/>
-          <w:color w:val="000000"/>
-          <w:spacing w:val="2"/>
-          <w:sz w:val="24"/>
-          <w:szCs w:val="24"/>
-          <w:shd w:val="clear" w:color="auto" w:fill="FFFFFF"/>
-        </w:rPr>
-      </w:pPr>
-      <w:r>
-        <w:rPr>
-          <w:rFonts w:ascii="Times New Roman" w:hAnsi="Times New Roman" w:cs="Times New Roman"/>
-          <w:b/>
-          <w:bCs/>
-          <w:color w:val="000000"/>
-          <w:spacing w:val="2"/>
-          <w:sz w:val="24"/>
-          <w:szCs w:val="24"/>
-          <w:shd w:val="clear" w:color="auto" w:fill="FFFFFF"/>
-        </w:rPr>
-        <w:t>Vulkan Programming Guide: The Official Guide to Learning Vulkan (OpenGL)</w:t>
-      </w:r>
-    </w:p>
     <w:sectPr>
       <w:pgSz w:w="12240" w:h="15840"/>
       <w:pgMar w:top="1440" w:right="1440" w:bottom="1440" w:left="1440" w:header="720" w:footer="720" w:gutter="0"/>
@@ -2468,7 +7215,7 @@
 </file>
 
 <file path=word/numbering.xml><?xml version="1.0" encoding="utf-8"?>
-<w:numbering xmlns:wpc="http://schemas.microsoft.com/office/word/2010/wordprocessingCanvas" xmlns:cx="http://schemas.microsoft.com/office/drawing/2014/chartex" xmlns:cx1="http://schemas.microsoft.com/office/drawing/2015/9/8/chartex" xmlns:cx2="http://schemas.microsoft.com/office/drawing/2015/10/21/chartex" xmlns:cx3="http://schemas.microsoft.com/office/drawing/2016/5/9/chartex" xmlns:cx4="http://schemas.microsoft.com/office/drawing/2016/5/10/chartex" xmlns:cx5="http://schemas.microsoft.com/office/drawing/2016/5/11/chartex" xmlns:cx6="http://schemas.microsoft.com/office/drawing/2016/5/12/chartex" xmlns:cx7="http://schemas.microsoft.com/office/drawing/2016/5/13/chartex" xmlns:cx8="http://schemas.microsoft.com/office/drawing/2016/5/14/chartex" xmlns:mc="http://schemas.openxmlformats.org/markup-compatibility/2006" xmlns:aink="http://schemas.microsoft.com/office/drawing/2016/ink" xmlns:am3d="http://schemas.microsoft.com/office/drawing/2017/model3d" xmlns:o="urn:schemas-microsoft-com:office:office" xmlns:r="http://schemas.openxmlformats.org/officeDocument/2006/relationships" xmlns:m="http://schemas.openxmlformats.org/officeDocument/2006/math" xmlns:v="urn:schemas-microsoft-com:vml" xmlns:wp14="http://schemas.microsoft.com/office/word/2010/wordprocessingDrawing" xmlns:wp="http://schemas.openxmlformats.org/drawingml/2006/wordprocessingDrawing" xmlns:w10="urn:schemas-microsoft-com:office:word" xmlns:w="http://schemas.openxmlformats.org/wordprocessingml/2006/main" xmlns:w14="http://schemas.microsoft.com/office/word/2010/wordml" xmlns:w15="http://schemas.microsoft.com/office/word/2012/wordml" xmlns:w16cex="http://schemas.microsoft.com/office/word/2018/wordml/cex" xmlns:w16cid="http://schemas.microsoft.com/office/word/2016/wordml/cid" xmlns:w16="http://schemas.microsoft.com/office/word/2018/wordml" xmlns:w16sdtdh="http://schemas.microsoft.com/office/word/2020/wordml/sdtdatahash" xmlns:w16se="http://schemas.microsoft.com/office/word/2015/wordml/symex" xmlns:wpg="http://schemas.microsoft.com/office/word/2010/wordprocessingGroup" xmlns:wpi="http://schemas.microsoft.com/office/word/2010/wordprocessingInk" xmlns:wne="http://schemas.microsoft.com/office/word/2006/wordml" xmlns:wps="http://schemas.microsoft.com/office/word/2010/wordprocessingShape" mc:Ignorable="w14 w15 w16se w16cid w16 w16cex w16sdtdh wp14">
+<w:numbering xmlns:wpc="http://schemas.microsoft.com/office/word/2010/wordprocessingCanvas" xmlns:cx="http://schemas.microsoft.com/office/drawing/2014/chartex" xmlns:cx1="http://schemas.microsoft.com/office/drawing/2015/9/8/chartex" xmlns:cx2="http://schemas.microsoft.com/office/drawing/2015/10/21/chartex" xmlns:cx3="http://schemas.microsoft.com/office/drawing/2016/5/9/chartex" xmlns:cx4="http://schemas.microsoft.com/office/drawing/2016/5/10/chartex" xmlns:cx5="http://schemas.microsoft.com/office/drawing/2016/5/11/chartex" xmlns:cx6="http://schemas.microsoft.com/office/drawing/2016/5/12/chartex" xmlns:cx7="http://schemas.microsoft.com/office/drawing/2016/5/13/chartex" xmlns:cx8="http://schemas.microsoft.com/office/drawing/2016/5/14/chartex" xmlns:mc="http://schemas.openxmlformats.org/markup-compatibility/2006" xmlns:aink="http://schemas.microsoft.com/office/drawing/2016/ink" xmlns:am3d="http://schemas.microsoft.com/office/drawing/2017/model3d" xmlns:o="urn:schemas-microsoft-com:office:office" xmlns:oel="http://schemas.microsoft.com/office/2019/extlst" xmlns:r="http://schemas.openxmlformats.org/officeDocument/2006/relationships" xmlns:m="http://schemas.openxmlformats.org/officeDocument/2006/math" xmlns:v="urn:schemas-microsoft-com:vml" xmlns:wp14="http://schemas.microsoft.com/office/word/2010/wordprocessingDrawing" xmlns:wp="http://schemas.openxmlformats.org/drawingml/2006/wordprocessingDrawing" xmlns:w10="urn:schemas-microsoft-com:office:word" xmlns:w="http://schemas.openxmlformats.org/wordprocessingml/2006/main" xmlns:w14="http://schemas.microsoft.com/office/word/2010/wordml" xmlns:w15="http://schemas.microsoft.com/office/word/2012/wordml" xmlns:w16cex="http://schemas.microsoft.com/office/word/2018/wordml/cex" xmlns:w16cid="http://schemas.microsoft.com/office/word/2016/wordml/cid" xmlns:w16="http://schemas.microsoft.com/office/word/2018/wordml" xmlns:w16du="http://schemas.microsoft.com/office/word/2023/wordml/word16du" xmlns:w16sdtdh="http://schemas.microsoft.com/office/word/2020/wordml/sdtdatahash" xmlns:w16sdtfl="http://schemas.microsoft.com/office/word/2024/wordml/sdtformatlock" xmlns:w16se="http://schemas.microsoft.com/office/word/2015/wordml/symex" xmlns:wpg="http://schemas.microsoft.com/office/word/2010/wordprocessingGroup" xmlns:wpi="http://schemas.microsoft.com/office/word/2010/wordprocessingInk" xmlns:wne="http://schemas.microsoft.com/office/word/2006/wordml" xmlns:wps="http://schemas.microsoft.com/office/word/2010/wordprocessingShape" mc:Ignorable="w14 w15 w16se w16cid w16 w16cex w16sdtdh w16sdtfl w16du wp14">
   <w:abstractNum w:abstractNumId="0" w15:restartNumberingAfterBreak="0">
     <w:nsid w:val="0DE40A32"/>
     <w:multiLevelType w:val="multilevel"/>
@@ -4452,56 +9199,56 @@
       </w:rPr>
     </w:lvl>
   </w:abstractNum>
-  <w:num w:numId="1">
+  <w:num w:numId="1" w16cid:durableId="1536694705">
     <w:abstractNumId w:val="7"/>
   </w:num>
-  <w:num w:numId="2">
+  <w:num w:numId="2" w16cid:durableId="659697085">
     <w:abstractNumId w:val="11"/>
   </w:num>
-  <w:num w:numId="3">
+  <w:num w:numId="3" w16cid:durableId="301620666">
     <w:abstractNumId w:val="0"/>
   </w:num>
-  <w:num w:numId="4">
+  <w:num w:numId="4" w16cid:durableId="437918471">
     <w:abstractNumId w:val="4"/>
   </w:num>
-  <w:num w:numId="5">
+  <w:num w:numId="5" w16cid:durableId="593244693">
     <w:abstractNumId w:val="1"/>
   </w:num>
-  <w:num w:numId="6">
+  <w:num w:numId="6" w16cid:durableId="191265372">
     <w:abstractNumId w:val="5"/>
   </w:num>
-  <w:num w:numId="7">
+  <w:num w:numId="7" w16cid:durableId="1971788755">
     <w:abstractNumId w:val="3"/>
   </w:num>
-  <w:num w:numId="8">
+  <w:num w:numId="8" w16cid:durableId="271014498">
     <w:abstractNumId w:val="10"/>
   </w:num>
-  <w:num w:numId="9">
+  <w:num w:numId="9" w16cid:durableId="1581058508">
     <w:abstractNumId w:val="6"/>
   </w:num>
-  <w:num w:numId="10">
+  <w:num w:numId="10" w16cid:durableId="948660934">
     <w:abstractNumId w:val="13"/>
   </w:num>
-  <w:num w:numId="11">
+  <w:num w:numId="11" w16cid:durableId="1937244508">
     <w:abstractNumId w:val="9"/>
   </w:num>
-  <w:num w:numId="12">
+  <w:num w:numId="12" w16cid:durableId="421611885">
     <w:abstractNumId w:val="12"/>
   </w:num>
-  <w:num w:numId="13">
+  <w:num w:numId="13" w16cid:durableId="1722246575">
     <w:abstractNumId w:val="14"/>
   </w:num>
-  <w:num w:numId="14">
+  <w:num w:numId="14" w16cid:durableId="1246500265">
     <w:abstractNumId w:val="2"/>
   </w:num>
-  <w:num w:numId="15">
+  <w:num w:numId="15" w16cid:durableId="1483699175">
     <w:abstractNumId w:val="8"/>
   </w:num>
 </w:numbering>
 </file>
 
 <file path=word/styles.xml><?xml version="1.0" encoding="utf-8"?>
-<w:styles xmlns:mc="http://schemas.openxmlformats.org/markup-compatibility/2006" xmlns:r="http://schemas.openxmlformats.org/officeDocument/2006/relationships" xmlns:w="http://schemas.openxmlformats.org/wordprocessingml/2006/main" xmlns:w14="http://schemas.microsoft.com/office/word/2010/wordml" xmlns:w15="http://schemas.microsoft.com/office/word/2012/wordml" xmlns:w16cex="http://schemas.microsoft.com/office/word/2018/wordml/cex" xmlns:w16cid="http://schemas.microsoft.com/office/word/2016/wordml/cid" xmlns:w16="http://schemas.microsoft.com/office/word/2018/wordml" xmlns:w16sdtdh="http://schemas.microsoft.com/office/word/2020/wordml/sdtdatahash" xmlns:w16se="http://schemas.microsoft.com/office/word/2015/wordml/symex" mc:Ignorable="w14 w15 w16se w16cid w16 w16cex w16sdtdh">
+<w:styles xmlns:mc="http://schemas.openxmlformats.org/markup-compatibility/2006" xmlns:r="http://schemas.openxmlformats.org/officeDocument/2006/relationships" xmlns:w="http://schemas.openxmlformats.org/wordprocessingml/2006/main" xmlns:w14="http://schemas.microsoft.com/office/word/2010/wordml" xmlns:w15="http://schemas.microsoft.com/office/word/2012/wordml" xmlns:w16cex="http://schemas.microsoft.com/office/word/2018/wordml/cex" xmlns:w16cid="http://schemas.microsoft.com/office/word/2016/wordml/cid" xmlns:w16="http://schemas.microsoft.com/office/word/2018/wordml" xmlns:w16du="http://schemas.microsoft.com/office/word/2023/wordml/word16du" xmlns:w16sdtdh="http://schemas.microsoft.com/office/word/2020/wordml/sdtdatahash" xmlns:w16sdtfl="http://schemas.microsoft.com/office/word/2024/wordml/sdtformatlock" xmlns:w16se="http://schemas.microsoft.com/office/word/2015/wordml/symex" mc:Ignorable="w14 w15 w16se w16cid w16 w16cex w16sdtdh w16sdtfl w16du">
   <w:docDefaults>
     <w:rPrDefault>
       <w:rPr>
@@ -5143,7 +9890,6 @@
     <w:name w:val="Normal (Web)"/>
     <w:basedOn w:val="Normal"/>
     <w:uiPriority w:val="99"/>
-    <w:semiHidden/>
     <w:unhideWhenUsed/>
     <w:rsid w:val="00C71013"/>
     <w:pPr>
